--- a/docs/downloads/john-gifford-bellett/تم/doc_0277.docx
+++ b/docs/downloads/john-gifford-bellett/تم/doc_0277.docx
@@ -1,179 +1,3537 @@
 
 <file path=word/document.xml><?xml version="1.0" encoding="utf-8"?>
-<w:document xmlns:wpc="http://schemas.microsoft.com/office/word/2010/wordprocessingCanvas" xmlns:cx="http://schemas.microsoft.com/office/drawing/2014/chartex" xmlns:cx1="http://schemas.microsoft.com/office/drawing/2015/9/8/chartex" xmlns:cx2="http://schemas.microsoft.com/office/drawing/2015/10/21/chartex" xmlns:cx3="http://schemas.microsoft.com/office/drawing/2016/5/9/chartex" xmlns:cx4="http://schemas.microsoft.com/office/drawing/2016/5/10/chartex" xmlns:cx5="http://schemas.microsoft.com/office/drawing/2016/5/11/chartex" xmlns:cx6="http://schemas.microsoft.com/office/drawing/2016/5/12/chartex" xmlns:cx7="http://schemas.microsoft.com/office/drawing/2016/5/13/chartex" xmlns:cx8="http://schemas.microsoft.com/office/drawing/2016/5/14/chartex" xmlns:mc="http://schemas.openxmlformats.org/markup-compatibility/2006" xmlns:aink="http://schemas.microsoft.com/office/drawing/2016/ink" xmlns:am3d="http://schemas.microsoft.com/office/drawing/2017/model3d" xmlns:o="urn:schemas-microsoft-com:office:office" xmlns:r="http://schemas.openxmlformats.org/officeDocument/2006/relationships" xmlns:m="http://schemas.openxmlformats.org/officeDocument/2006/math" xmlns:v="urn:schemas-microsoft-com:vml" xmlns:wp14="http://schemas.microsoft.com/office/word/2010/wordprocessingDrawing" xmlns:wp="http://schemas.openxmlformats.org/drawingml/2006/wordprocessingDrawing" xmlns:w10="urn:schemas-microsoft-com:office:word" xmlns:w="http://schemas.openxmlformats.org/wordprocessingml/2006/main" xmlns:w14="http://schemas.microsoft.com/office/word/2010/wordml" xmlns:w15="http://schemas.microsoft.com/office/word/2012/wordml" xmlns:w16cid="http://schemas.microsoft.com/office/word/2016/wordml/cid" xmlns:w16se="http://schemas.microsoft.com/office/word/2015/wordml/symex" xmlns:wpg="http://schemas.microsoft.com/office/word/2010/wordprocessingGroup" xmlns:wpi="http://schemas.microsoft.com/office/word/2010/wordprocessingInk" xmlns:wne="http://schemas.microsoft.com/office/word/2006/wordml" xmlns:wps="http://schemas.microsoft.com/office/word/2010/wordprocessingShape" mc:Ignorable="w14 w15 w16se w16cid wp14">
+<w:document xmlns:wpc="http://schemas.microsoft.com/office/word/2010/wordprocessingCanvas" xmlns:cx="http://schemas.microsoft.com/office/drawing/2014/chartex" xmlns:cx1="http://schemas.microsoft.com/office/drawing/2015/9/8/chartex" xmlns:cx2="http://schemas.microsoft.com/office/drawing/2015/10/21/chartex" xmlns:cx3="http://schemas.microsoft.com/office/drawing/2016/5/9/chartex" xmlns:cx4="http://schemas.microsoft.com/office/drawing/2016/5/10/chartex" xmlns:cx5="http://schemas.microsoft.com/office/drawing/2016/5/11/chartex" xmlns:cx6="http://schemas.microsoft.com/office/drawing/2016/5/12/chartex" xmlns:cx7="http://schemas.microsoft.com/office/drawing/2016/5/13/chartex" xmlns:cx8="http://schemas.microsoft.com/office/drawing/2016/5/14/chartex" xmlns:mc="http://schemas.openxmlformats.org/markup-compatibility/2006" xmlns:aink="http://schemas.microsoft.com/office/drawing/2016/ink" xmlns:am3d="http://schemas.microsoft.com/office/drawing/2017/model3d" xmlns:o="urn:schemas-microsoft-com:office:office" xmlns:oel="http://schemas.microsoft.com/office/2019/extlst" xmlns:r="http://schemas.openxmlformats.org/officeDocument/2006/relationships" xmlns:m="http://schemas.openxmlformats.org/officeDocument/2006/math" xmlns:v="urn:schemas-microsoft-com:vml" xmlns:wp14="http://schemas.microsoft.com/office/word/2010/wordprocessingDrawing" xmlns:wp="http://schemas.openxmlformats.org/drawingml/2006/wordprocessingDrawing" xmlns:w10="urn:schemas-microsoft-com:office:word" xmlns:w="http://schemas.openxmlformats.org/wordprocessingml/2006/main" xmlns:w14="http://schemas.microsoft.com/office/word/2010/wordml" xmlns:w15="http://schemas.microsoft.com/office/word/2012/wordml" xmlns:w16cex="http://schemas.microsoft.com/office/word/2018/wordml/cex" xmlns:w16cid="http://schemas.microsoft.com/office/word/2016/wordml/cid" xmlns:w16="http://schemas.microsoft.com/office/word/2018/wordml" xmlns:w16sdtdh="http://schemas.microsoft.com/office/word/2020/wordml/sdtdatahash" xmlns:w16se="http://schemas.microsoft.com/office/word/2015/wordml/symex" xmlns:wpg="http://schemas.microsoft.com/office/word/2010/wordprocessingGroup" xmlns:wpi="http://schemas.microsoft.com/office/word/2010/wordprocessingInk" xmlns:wne="http://schemas.microsoft.com/office/word/2006/wordml" xmlns:wps="http://schemas.microsoft.com/office/word/2010/wordprocessingShape" mc:Ignorable="w14 w15 w16se w16cid w16 w16cex w16sdtdh wp14">
+  <w:background w:color="FFFFFF" w:themeColor="background1"/>
   <w:body>
     <w:p>
       <w:pPr>
-        <w:jc w:val="both"/>
-        <w:rPr>
-          <w:rtl/>
-          <w:lang w:bidi="ar-AE"/>
+        <w:rPr>
+          <w:rtl/>
         </w:rPr>
       </w:pPr>
-      <w:hyperlink r:id="rId4" w:history="1">
+      <w:r>
+        <w:fldChar w:fldCharType="begin"/>
+      </w:r>
+      <w:r>
+        <w:instrText>HYPERLINK "https://www.bibelkommentare.de/kommentare/617/botschafter-des-heils-in-christo-1880"</w:instrText>
+      </w:r>
+      <w:r>
+        <w:fldChar w:fldCharType="separate"/>
+      </w:r>
+      <w:r>
+        <w:rPr>
+          <w:rStyle w:val="Hyperlink"/>
+          <w:rtl/>
+          <w:lang w:bidi="ar-SA"/>
+        </w:rPr>
+        <w:t>سما وأرض</w:t>
+      </w:r>
+      <w:r>
+        <w:rPr>
+          <w:rStyle w:val="Hyperlink"/>
+          <w:lang w:bidi="ar-SA"/>
+        </w:rPr>
+        <w:fldChar w:fldCharType="end"/>
+      </w:r>
+    </w:p>
+    <w:p>
+      <w:pPr>
+        <w:bidi w:val="0"/>
+        <w:rPr>
+          <w:rtl/>
+          <w:lang w:bidi="ar-LB"/>
+        </w:rPr>
+      </w:pPr>
+      <w:r>
+        <w:t xml:space="preserve">John Gifford </w:t>
+      </w:r>
+      <w:proofErr w:type="spellStart"/>
+      <w:r>
+        <w:t>Bellett</w:t>
+      </w:r>
+      <w:proofErr w:type="spellEnd"/>
+      <w:r>
+        <w:t xml:space="preserve"> – </w:t>
+      </w:r>
+      <w:r>
+        <w:rPr>
+          <w:rFonts w:hint="cs"/>
+          <w:rtl/>
+          <w:lang w:bidi="ar-LB"/>
+        </w:rPr>
+        <w:t>البشير بالخلاص في المسيح 1880</w:t>
+      </w:r>
+    </w:p>
+    <w:p>
+      <w:pPr>
+        <w:rPr>
+          <w:rtl/>
+          <w:lang w:bidi="ar-LB"/>
+        </w:rPr>
+      </w:pPr>
+      <w:r>
+        <w:rPr>
+          <w:rtl/>
+          <w:lang w:bidi="ar-LB"/>
+        </w:rPr>
+        <w:t>جزء 1</w:t>
+      </w:r>
+      <w:r>
+        <w:rPr>
+          <w:rFonts w:hint="cs"/>
+          <w:rtl/>
+          <w:lang w:bidi="ar-LB"/>
+        </w:rPr>
+        <w:t xml:space="preserve"> / 3</w:t>
+      </w:r>
+    </w:p>
+    <w:p>
+      <w:pPr>
+        <w:rPr>
+          <w:rtl/>
+          <w:lang w:bidi="ar-LB"/>
+        </w:rPr>
+      </w:pPr>
+      <w:r>
+        <w:rPr>
+          <w:rFonts w:hint="cs"/>
+          <w:rtl/>
+          <w:lang w:bidi="ar-LB"/>
+        </w:rPr>
+        <w:t>"</w:t>
+      </w:r>
+      <w:r>
+        <w:rPr>
+          <w:rtl/>
+          <w:lang w:bidi="ar-LB"/>
+        </w:rPr>
+        <w:t>فِي الْبَدْءِ خَلَقَ اللهُ السَّمَاوَاتِ وَالأَرْضَ.</w:t>
+      </w:r>
+      <w:r>
+        <w:rPr>
+          <w:rFonts w:hint="cs"/>
+          <w:rtl/>
+          <w:lang w:bidi="ar-LB"/>
+        </w:rPr>
+        <w:t xml:space="preserve">" </w:t>
+      </w:r>
+      <w:r>
+        <w:rPr>
+          <w:rFonts w:hint="cs"/>
+          <w:rtl/>
+          <w:lang w:bidi="ar-LB"/>
+        </w:rPr>
+        <w:t xml:space="preserve">إن مشهد التعامل الإلهي كان على مرحلتين </w:t>
+      </w:r>
+      <w:r>
+        <w:rPr>
+          <w:rtl/>
+          <w:lang w:bidi="ar-LB"/>
+        </w:rPr>
+        <w:t>–</w:t>
+      </w:r>
+      <w:r>
+        <w:rPr>
+          <w:rFonts w:hint="cs"/>
+          <w:rtl/>
+          <w:lang w:bidi="ar-LB"/>
+        </w:rPr>
+        <w:t xml:space="preserve"> وهذا ما سيكون عليه الحال في "</w:t>
+      </w:r>
+      <w:r>
+        <w:rPr>
+          <w:rtl/>
+          <w:lang w:bidi="ar-LB"/>
+        </w:rPr>
+        <w:t>تَدْبِيرِ مِلْءِ الأَزْمِنَةِ</w:t>
+      </w:r>
+      <w:r>
+        <w:rPr>
+          <w:rFonts w:hint="cs"/>
+          <w:rtl/>
+          <w:lang w:bidi="ar-LB"/>
+        </w:rPr>
+        <w:t xml:space="preserve">": فالله سيظهر من جديد في السماء، كما وعلى الأرض أيضًا. وسأستهل تأملي بهذا الموضوع الإلهي بتكوين 1 </w:t>
+      </w:r>
+      <w:r>
+        <w:rPr>
+          <w:rtl/>
+          <w:lang w:bidi="ar-LB"/>
+        </w:rPr>
+        <w:t>–</w:t>
+      </w:r>
+      <w:r>
+        <w:rPr>
+          <w:rFonts w:hint="cs"/>
+          <w:rtl/>
+          <w:lang w:bidi="ar-LB"/>
+        </w:rPr>
+        <w:t xml:space="preserve"> 47. هذه الإصحاحات تقدّم لنا، وكما أعتقد، الربَ بصورة هادفة جدًا وهو يعمل تارة في السماء وتارة على الأرض؛ وفي ختامها نجدهما مجتمعين معًا وذلك في صورة ترينا تصويريًا كيف سيكونان في رباط واحد ومن ثم منفصلان ثانية في التدبير الآتي من ملء الأزمنة. </w:t>
+      </w:r>
+      <w:r>
+        <w:rPr>
+          <w:rtl/>
+          <w:lang w:bidi="ar-LB"/>
+        </w:rPr>
+        <w:t>–</w:t>
+      </w:r>
+      <w:r>
+        <w:rPr>
+          <w:rFonts w:hint="cs"/>
+          <w:rtl/>
+          <w:lang w:bidi="ar-LB"/>
+        </w:rPr>
+        <w:t xml:space="preserve"> يا ليت تكون تأملاتنا دائمًا وفق حقه وروحه! ودعونا الآن أيضًا نبدأ بها في روح الساجدين!</w:t>
+      </w:r>
+    </w:p>
+    <w:p>
+      <w:pPr>
+        <w:rPr>
+          <w:rtl/>
+          <w:lang w:bidi="ar-LB"/>
+        </w:rPr>
+      </w:pPr>
+      <w:r>
+        <w:rPr>
+          <w:rFonts w:hint="cs"/>
+          <w:rtl/>
+          <w:lang w:bidi="ar-LB"/>
+        </w:rPr>
+        <w:t xml:space="preserve">تكوين 1 </w:t>
+      </w:r>
+      <w:r>
+        <w:rPr>
+          <w:rtl/>
+          <w:lang w:bidi="ar-LB"/>
+        </w:rPr>
+        <w:t>–</w:t>
+      </w:r>
+      <w:r>
+        <w:rPr>
+          <w:rFonts w:hint="cs"/>
+          <w:rtl/>
+          <w:lang w:bidi="ar-LB"/>
+        </w:rPr>
+        <w:t xml:space="preserve"> 2 </w:t>
+      </w:r>
+      <w:r>
+        <w:rPr>
+          <w:rtl/>
+          <w:lang w:bidi="ar-LB"/>
+        </w:rPr>
+        <w:t>–</w:t>
+      </w:r>
+      <w:r>
+        <w:rPr>
+          <w:rFonts w:hint="cs"/>
+          <w:rtl/>
+          <w:lang w:bidi="ar-LB"/>
+        </w:rPr>
+        <w:t xml:space="preserve"> لقد كانت الأرض وحدها التي تعيّن آدم </w:t>
+      </w:r>
+      <w:r>
+        <w:rPr>
+          <w:rtl/>
+          <w:lang w:bidi="ar-LB"/>
+        </w:rPr>
+        <w:t>سيدًا</w:t>
+      </w:r>
+      <w:r>
+        <w:rPr>
+          <w:rFonts w:hint="cs"/>
+          <w:rtl/>
+          <w:lang w:bidi="ar-LB"/>
+        </w:rPr>
+        <w:t xml:space="preserve"> </w:t>
+      </w:r>
+      <w:r>
+        <w:rPr>
+          <w:rFonts w:hint="cs"/>
+          <w:rtl/>
+          <w:lang w:bidi="ar-LB"/>
+        </w:rPr>
+        <w:t>عليها</w:t>
+      </w:r>
+      <w:r>
+        <w:rPr>
+          <w:rFonts w:hint="cs"/>
+          <w:rtl/>
+          <w:lang w:bidi="ar-LB"/>
+        </w:rPr>
+        <w:t>. فالجنة كانت مقرّه الأساسي، وكان عليه أن يملأ الأرض وأن يُخضعها لنفسه. هذه كانت حدود ميراثه ومُلكه. فهو عرف السماء فقط بقدر ما رآه من فوقه وحينما فرّقت أنوارها ما بين نهاره وليله. ولكن لم تكن لديه أية فكرة جعلته يرتبط شخصيًا بها.</w:t>
+      </w:r>
+    </w:p>
+    <w:p>
+      <w:pPr>
+        <w:rPr>
+          <w:rtl/>
+          <w:lang w:bidi="ar-LB"/>
+        </w:rPr>
+      </w:pPr>
+      <w:r>
+        <w:rPr>
+          <w:rFonts w:hint="cs"/>
+          <w:rtl/>
+          <w:lang w:bidi="ar-LB"/>
+        </w:rPr>
+        <w:t xml:space="preserve">إصحاح 3 </w:t>
+      </w:r>
+      <w:r>
+        <w:rPr>
+          <w:rtl/>
+          <w:lang w:bidi="ar-LB"/>
+        </w:rPr>
+        <w:t>–</w:t>
+      </w:r>
+      <w:r>
+        <w:rPr>
+          <w:rFonts w:hint="cs"/>
+          <w:rtl/>
+          <w:lang w:bidi="ar-LB"/>
+        </w:rPr>
+        <w:t xml:space="preserve"> إلا أن آدم تعدى وصية الله وكان مجبرًا على ترك جنة عدن. فقد صار مستعبدًا وعبدًا على الأرض بدلاً من أن يكون سيدها السعيد. وكان مضطرًا الآن بأن يقتات من ثمارها بمقدار ضئيل إلى أن اضطجع فوقها ميتًا.</w:t>
+      </w:r>
+    </w:p>
+    <w:p>
+      <w:pPr>
+        <w:rPr>
+          <w:rtl/>
+          <w:lang w:bidi="ar-LB"/>
+        </w:rPr>
+      </w:pPr>
+      <w:r>
+        <w:rPr>
+          <w:rFonts w:hint="cs"/>
+          <w:rtl/>
+          <w:lang w:bidi="ar-LB"/>
+        </w:rPr>
+        <w:t xml:space="preserve">إصحاح 4 </w:t>
+      </w:r>
+      <w:r>
+        <w:rPr>
+          <w:rtl/>
+          <w:lang w:bidi="ar-LB"/>
+        </w:rPr>
+        <w:t>–</w:t>
+      </w:r>
+      <w:r>
+        <w:rPr>
+          <w:rFonts w:hint="cs"/>
+          <w:rtl/>
+          <w:lang w:bidi="ar-LB"/>
+        </w:rPr>
+        <w:t xml:space="preserve"> 5 </w:t>
+      </w:r>
+      <w:r>
+        <w:rPr>
+          <w:rtl/>
+          <w:lang w:bidi="ar-LB"/>
+        </w:rPr>
+        <w:t>–</w:t>
+      </w:r>
+      <w:r>
+        <w:rPr>
+          <w:rFonts w:hint="cs"/>
+          <w:rtl/>
+          <w:lang w:bidi="ar-LB"/>
+        </w:rPr>
+        <w:t xml:space="preserve"> فبهذا الحال كانت حالة آدم قد تبدلت كليًا. فالآن بأن يكون متعلقًا بالأرض بكونها مسرته ونصيبه</w:t>
+      </w:r>
+      <w:r>
+        <w:rPr>
+          <w:rFonts w:hint="cs"/>
+          <w:rtl/>
+          <w:lang w:bidi="ar-LB"/>
+        </w:rPr>
+        <w:t xml:space="preserve"> كان يحمل في معناه بأن تصرفه كان يدلّ على رفض عدالة الرب. ومثل هذا الروح كان داخل </w:t>
+      </w:r>
+      <w:proofErr w:type="spellStart"/>
+      <w:r>
+        <w:rPr>
+          <w:rFonts w:hint="cs"/>
+          <w:rtl/>
+          <w:lang w:bidi="ar-LB"/>
+        </w:rPr>
+        <w:t>قايين</w:t>
+      </w:r>
+      <w:proofErr w:type="spellEnd"/>
+      <w:r>
+        <w:rPr>
+          <w:rFonts w:hint="cs"/>
+          <w:rtl/>
+          <w:lang w:bidi="ar-LB"/>
+        </w:rPr>
+        <w:t xml:space="preserve"> وعائلته. فهو رأى الأرض بأنها جيدة بما يكفي لله، ولم يتمن</w:t>
+      </w:r>
+      <w:r>
+        <w:rPr>
+          <w:rFonts w:hint="cs"/>
+          <w:rtl/>
+          <w:lang w:bidi="ar-LB"/>
+        </w:rPr>
+        <w:t>َ</w:t>
+      </w:r>
+      <w:r>
+        <w:rPr>
+          <w:rFonts w:hint="cs"/>
+          <w:rtl/>
+          <w:lang w:bidi="ar-LB"/>
+        </w:rPr>
+        <w:t xml:space="preserve"> لنفسه أفضل منها. هو قدّم لله من ثمرها؛ وبنى لنفسه مدينة على مسطحها وملأها بشتى المشتهيات، دون أن يكون مضطربًا من فكرة الدم الذي تلطخت يده به، وبمحضر الرب الذي أدار له ظهره. فلم يشبهه أي من آدم، أو </w:t>
+      </w:r>
+      <w:proofErr w:type="spellStart"/>
+      <w:r>
+        <w:rPr>
+          <w:rFonts w:hint="cs"/>
+          <w:rtl/>
+          <w:lang w:bidi="ar-LB"/>
+        </w:rPr>
+        <w:t>شيث</w:t>
+      </w:r>
+      <w:proofErr w:type="spellEnd"/>
+      <w:r>
+        <w:rPr>
+          <w:rFonts w:hint="cs"/>
+          <w:rtl/>
+          <w:lang w:bidi="ar-LB"/>
+        </w:rPr>
+        <w:t xml:space="preserve">، أو نوح، ولا أخيرًا كل تلك السلسلة من العابدين ممن "دعوا باسم الرب" فبالنسبة لهم الأرض هي مقبرة فقط لا غير. غير إذ أن النعمة كانت بالنسبة لهم </w:t>
+      </w:r>
+      <w:proofErr w:type="spellStart"/>
+      <w:r>
+        <w:rPr>
+          <w:rFonts w:hint="cs"/>
+          <w:rtl/>
+          <w:lang w:bidi="ar-LB"/>
+        </w:rPr>
+        <w:t>كخطاة</w:t>
+      </w:r>
+      <w:proofErr w:type="spellEnd"/>
+      <w:r>
+        <w:rPr>
+          <w:rFonts w:hint="cs"/>
+          <w:rtl/>
+          <w:lang w:bidi="ar-LB"/>
+        </w:rPr>
+        <w:t xml:space="preserve"> وسيلة شفاء، والعدل فصلهم عن أرض ملعونة، </w:t>
+      </w:r>
+      <w:r>
+        <w:rPr>
+          <w:rFonts w:hint="cs"/>
+          <w:rtl/>
+          <w:lang w:bidi="ar-LB"/>
+        </w:rPr>
+        <w:t xml:space="preserve">فقد آمنوا بوسيلة الشفاء هذه ولم يطلبوا مكانًا، ولا ذِكرى على الأرض؛ أما الرب فقد أعطاهم ميراثًا أسمى وأغنى، وذلك معه في السموات، كما </w:t>
+      </w:r>
+      <w:r>
+        <w:rPr>
+          <w:rFonts w:hint="cs"/>
+          <w:rtl/>
+          <w:lang w:bidi="ar-LB"/>
+        </w:rPr>
+        <w:t xml:space="preserve">جاءت </w:t>
+      </w:r>
+      <w:r>
+        <w:rPr>
+          <w:rFonts w:hint="cs"/>
+          <w:rtl/>
+          <w:lang w:bidi="ar-LB"/>
+        </w:rPr>
+        <w:t xml:space="preserve">الإشارة في اختطاف </w:t>
+      </w:r>
+      <w:proofErr w:type="spellStart"/>
+      <w:r>
+        <w:rPr>
+          <w:rFonts w:hint="cs"/>
+          <w:rtl/>
+          <w:lang w:bidi="ar-LB"/>
+        </w:rPr>
+        <w:t>أخنوخ</w:t>
+      </w:r>
+      <w:proofErr w:type="spellEnd"/>
+      <w:r>
+        <w:rPr>
+          <w:rFonts w:hint="cs"/>
+          <w:rtl/>
+          <w:lang w:bidi="ar-LB"/>
+        </w:rPr>
+        <w:t xml:space="preserve">. </w:t>
+      </w:r>
+    </w:p>
+    <w:p>
+      <w:pPr>
+        <w:rPr>
+          <w:rtl/>
+          <w:lang w:bidi="ar-LB"/>
+        </w:rPr>
+      </w:pPr>
+      <w:r>
+        <w:rPr>
+          <w:rFonts w:hint="cs"/>
+          <w:rtl/>
+          <w:lang w:bidi="ar-LB"/>
+        </w:rPr>
+        <w:t xml:space="preserve">إصحاح 6 </w:t>
+      </w:r>
+      <w:r>
+        <w:rPr>
+          <w:rtl/>
+          <w:lang w:bidi="ar-LB"/>
+        </w:rPr>
+        <w:t>–</w:t>
+      </w:r>
+      <w:r>
+        <w:rPr>
+          <w:rFonts w:hint="cs"/>
+          <w:rtl/>
+          <w:lang w:bidi="ar-LB"/>
+        </w:rPr>
+        <w:t xml:space="preserve"> 9 لكن بالرغم من أن الرب بهذا الشكل كان قد نقل مشهد مشوراته وآمال مختاريه من الأرض إلى السموات، إلا أن الأرض لم يُتَخل</w:t>
+      </w:r>
+      <w:r>
+        <w:rPr>
+          <w:rFonts w:hint="cs"/>
+          <w:rtl/>
+          <w:lang w:bidi="ar-LB"/>
+        </w:rPr>
+        <w:t>َّ</w:t>
+      </w:r>
+      <w:r>
+        <w:rPr>
+          <w:rFonts w:hint="cs"/>
+          <w:rtl/>
+          <w:lang w:bidi="ar-LB"/>
+        </w:rPr>
+        <w:t xml:space="preserve"> عنها. فهي، قد تعيّن لها بأن تفرح قريبًا </w:t>
+      </w:r>
+      <w:proofErr w:type="gramStart"/>
+      <w:r>
+        <w:rPr>
+          <w:rFonts w:hint="cs"/>
+          <w:rtl/>
+          <w:lang w:bidi="ar-LB"/>
+        </w:rPr>
+        <w:t>بـ"</w:t>
+      </w:r>
+      <w:proofErr w:type="gramEnd"/>
+      <w:r>
+        <w:rPr>
+          <w:rtl/>
+          <w:lang w:bidi="ar-SA"/>
+        </w:rPr>
+        <w:t xml:space="preserve"> </w:t>
+      </w:r>
+      <w:r>
+        <w:rPr>
+          <w:rtl/>
+          <w:lang w:bidi="ar-LB"/>
+        </w:rPr>
+        <w:t>حُرِّيَّةِ مَجْدِ أَوْلاَدِ اللهِ</w:t>
+      </w:r>
+      <w:r>
+        <w:rPr>
+          <w:rFonts w:hint="cs"/>
+          <w:rtl/>
+          <w:lang w:bidi="ar-LB"/>
+        </w:rPr>
+        <w:t xml:space="preserve"> </w:t>
+      </w:r>
+      <w:r>
+        <w:rPr>
+          <w:rFonts w:hint="cs"/>
+          <w:rtl/>
+          <w:lang w:bidi="ar-LB"/>
+        </w:rPr>
+        <w:t xml:space="preserve">"، أو وكما قد أشرت أعلاه </w:t>
+      </w:r>
+      <w:proofErr w:type="spellStart"/>
+      <w:r>
+        <w:rPr>
+          <w:rFonts w:hint="cs"/>
+          <w:rtl/>
+          <w:lang w:bidi="ar-LB"/>
+        </w:rPr>
+        <w:t>بـ"</w:t>
+      </w:r>
+      <w:r>
+        <w:rPr>
+          <w:rFonts w:hint="cs"/>
+          <w:rtl/>
+          <w:lang w:bidi="ar-LB"/>
+        </w:rPr>
+        <w:t>تَدْبِيرِ</w:t>
+      </w:r>
+      <w:proofErr w:type="spellEnd"/>
+      <w:r>
+        <w:rPr>
+          <w:rtl/>
+          <w:lang w:bidi="ar-LB"/>
+        </w:rPr>
+        <w:t xml:space="preserve"> </w:t>
+      </w:r>
+      <w:r>
+        <w:rPr>
+          <w:rFonts w:hint="cs"/>
+          <w:rtl/>
+          <w:lang w:bidi="ar-LB"/>
+        </w:rPr>
+        <w:t>مِلْءِ</w:t>
+      </w:r>
+      <w:r>
+        <w:rPr>
+          <w:rtl/>
+          <w:lang w:bidi="ar-LB"/>
+        </w:rPr>
+        <w:t xml:space="preserve"> </w:t>
+      </w:r>
+      <w:r>
+        <w:rPr>
+          <w:rFonts w:hint="cs"/>
+          <w:rtl/>
+          <w:lang w:bidi="ar-LB"/>
+        </w:rPr>
+        <w:t>الأَزْمِنَةِ</w:t>
+      </w:r>
+      <w:r>
+        <w:rPr>
+          <w:rFonts w:hint="cs"/>
+          <w:rtl/>
+          <w:lang w:bidi="ar-LB"/>
+        </w:rPr>
+        <w:t xml:space="preserve">" (أفسس 1: 9 </w:t>
+      </w:r>
+      <w:r>
+        <w:rPr>
+          <w:rtl/>
+          <w:lang w:bidi="ar-LB"/>
+        </w:rPr>
+        <w:t>–</w:t>
+      </w:r>
+      <w:r>
+        <w:rPr>
+          <w:rFonts w:hint="cs"/>
+          <w:rtl/>
+          <w:lang w:bidi="ar-LB"/>
+        </w:rPr>
+        <w:t xml:space="preserve"> 10). وهذا القصد كان الرب قد كشف عنه ووضحه في أوقات محددة، كما هو هنا مثلاً في قصة نوح.</w:t>
+      </w:r>
+    </w:p>
+    <w:p>
+      <w:pPr>
+        <w:rPr>
+          <w:rtl/>
+          <w:lang w:bidi="ar-LB"/>
+        </w:rPr>
+      </w:pPr>
+      <w:r>
+        <w:rPr>
+          <w:rFonts w:hint="cs"/>
+          <w:rtl/>
+          <w:lang w:bidi="ar-LB"/>
+        </w:rPr>
+        <w:t xml:space="preserve">العائلة السماوية ماتت عن الأرض وعلى الأرض. </w:t>
+      </w:r>
+      <w:r>
+        <w:rPr>
+          <w:rFonts w:hint="cs"/>
+          <w:rtl/>
+          <w:lang w:bidi="ar-LB"/>
+        </w:rPr>
+        <w:t>وبالفعل</w:t>
+      </w:r>
+      <w:r>
+        <w:rPr>
+          <w:rFonts w:hint="cs"/>
+          <w:rtl/>
+          <w:lang w:bidi="ar-LB"/>
+        </w:rPr>
+        <w:t xml:space="preserve"> ت</w:t>
+      </w:r>
+      <w:r>
+        <w:rPr>
+          <w:rFonts w:hint="cs"/>
+          <w:rtl/>
+          <w:lang w:bidi="ar-LB"/>
+        </w:rPr>
+        <w:t xml:space="preserve">حدثت عن الدينونة، كما وعن البركة التي ستحل عليها. </w:t>
+      </w:r>
+      <w:proofErr w:type="spellStart"/>
+      <w:r>
+        <w:rPr>
+          <w:rFonts w:hint="cs"/>
+          <w:rtl/>
+          <w:lang w:bidi="ar-LB"/>
+        </w:rPr>
+        <w:t>فأخنوخ</w:t>
+      </w:r>
+      <w:proofErr w:type="spellEnd"/>
+      <w:r>
+        <w:rPr>
+          <w:rFonts w:hint="cs"/>
+          <w:rtl/>
+          <w:lang w:bidi="ar-LB"/>
+        </w:rPr>
+        <w:t xml:space="preserve"> تنبأ عن الدينونة ولامك عن البركة (يهوذا 14؛ تكوين 5: 29)؛ غير أنه ولا واحد منهما كان موجودًا وسط المشاهد التي تحدثا عنها. إلا أن نوحًا عاد وأصبح رجل الأرض. في أيامه ظهرت الأرض من جديد كمشهد اهتمام الله ومسرته. فالله عاد وحصل على شركته عليها مع الإنسان من جديد. فقد اجتازت داخل مياه الدينونة، وقد صنع الله عهدًا مع الأرض وكان له عليها نبي، كاهن وملك، كان مهتمًا لترتيبها وعدالتها الإلهية. صلة نوح بالأرض كانت من نوع مختلف تمامًا </w:t>
+      </w:r>
+      <w:r>
+        <w:rPr>
+          <w:rFonts w:hint="cs"/>
+          <w:rtl/>
+          <w:lang w:bidi="ar-LB"/>
+        </w:rPr>
+        <w:t>ع</w:t>
+      </w:r>
+      <w:r>
+        <w:rPr>
+          <w:rFonts w:hint="cs"/>
+          <w:rtl/>
+          <w:lang w:bidi="ar-LB"/>
+        </w:rPr>
+        <w:t xml:space="preserve">ن صلة </w:t>
+      </w:r>
+      <w:proofErr w:type="spellStart"/>
+      <w:r>
+        <w:rPr>
+          <w:rFonts w:hint="cs"/>
+          <w:rtl/>
+          <w:lang w:bidi="ar-LB"/>
+        </w:rPr>
+        <w:t>قايين</w:t>
+      </w:r>
+      <w:proofErr w:type="spellEnd"/>
+      <w:r>
+        <w:rPr>
+          <w:rFonts w:hint="cs"/>
+          <w:rtl/>
+          <w:lang w:bidi="ar-LB"/>
+        </w:rPr>
+        <w:t xml:space="preserve"> أو </w:t>
+      </w:r>
+      <w:proofErr w:type="spellStart"/>
+      <w:r>
+        <w:rPr>
+          <w:rFonts w:hint="cs"/>
+          <w:rtl/>
+          <w:lang w:bidi="ar-LB"/>
+        </w:rPr>
+        <w:t>شيث</w:t>
+      </w:r>
+      <w:proofErr w:type="spellEnd"/>
+      <w:r>
+        <w:rPr>
+          <w:rFonts w:hint="cs"/>
+          <w:rtl/>
+          <w:lang w:bidi="ar-LB"/>
+        </w:rPr>
+        <w:t>. فهو لم يملأها ولم يتمتع بها كالأول، باحتقار</w:t>
+      </w:r>
+      <w:r>
+        <w:rPr>
+          <w:rFonts w:hint="cs"/>
+          <w:rtl/>
+          <w:lang w:bidi="ar-LB"/>
+        </w:rPr>
+        <w:t>ه</w:t>
+      </w:r>
+      <w:r>
+        <w:rPr>
+          <w:rFonts w:hint="cs"/>
+          <w:rtl/>
+          <w:lang w:bidi="ar-LB"/>
+        </w:rPr>
+        <w:t xml:space="preserve"> لله، كما ولم يأخذ مكان قبر عليها فقط</w:t>
+      </w:r>
+      <w:r>
+        <w:rPr>
+          <w:rFonts w:hint="cs"/>
+          <w:rtl/>
+          <w:lang w:bidi="ar-LB"/>
+        </w:rPr>
+        <w:t xml:space="preserve">، كالأخير، وإنما فرح بكل ملئها </w:t>
+      </w:r>
+      <w:r>
+        <w:rPr>
+          <w:rFonts w:hint="cs"/>
+          <w:rtl/>
+          <w:lang w:bidi="ar-LB"/>
+        </w:rPr>
+        <w:t>خاضعًا</w:t>
+      </w:r>
+      <w:r>
+        <w:rPr>
+          <w:rFonts w:hint="cs"/>
+          <w:rtl/>
+          <w:lang w:bidi="ar-LB"/>
+        </w:rPr>
+        <w:t xml:space="preserve"> للرب. الرب قدّس حُكمه عليها، </w:t>
+      </w:r>
+      <w:r>
+        <w:rPr>
+          <w:rFonts w:hint="cs"/>
+          <w:rtl/>
+          <w:lang w:bidi="ar-LB"/>
+        </w:rPr>
+        <w:t>و</w:t>
+      </w:r>
+      <w:r>
+        <w:rPr>
+          <w:rFonts w:hint="cs"/>
+          <w:rtl/>
+          <w:lang w:bidi="ar-LB"/>
+        </w:rPr>
+        <w:t>ميراث</w:t>
+      </w:r>
+      <w:r>
+        <w:rPr>
+          <w:rFonts w:hint="cs"/>
+          <w:rtl/>
+          <w:lang w:bidi="ar-LB"/>
+        </w:rPr>
+        <w:t>َ</w:t>
+      </w:r>
+      <w:r>
+        <w:rPr>
+          <w:rFonts w:hint="cs"/>
+          <w:rtl/>
+          <w:lang w:bidi="ar-LB"/>
+        </w:rPr>
+        <w:t>ه وفر</w:t>
+      </w:r>
+      <w:r>
+        <w:rPr>
+          <w:rFonts w:hint="cs"/>
+          <w:rtl/>
+          <w:lang w:bidi="ar-LB"/>
+        </w:rPr>
+        <w:t>ّ</w:t>
+      </w:r>
+      <w:r>
+        <w:rPr>
+          <w:rFonts w:hint="cs"/>
+          <w:rtl/>
+          <w:lang w:bidi="ar-LB"/>
+        </w:rPr>
+        <w:t>حه بها.</w:t>
+      </w:r>
+    </w:p>
+    <w:p>
+      <w:pPr>
+        <w:rPr>
+          <w:rtl/>
+          <w:lang w:bidi="ar-LB"/>
+        </w:rPr>
+      </w:pPr>
+      <w:r>
+        <w:rPr>
+          <w:rFonts w:hint="cs"/>
+          <w:rtl/>
+          <w:lang w:bidi="ar-LB"/>
+        </w:rPr>
+        <w:t xml:space="preserve">إصحاح 10 </w:t>
+      </w:r>
+      <w:r>
+        <w:rPr>
+          <w:rtl/>
+          <w:lang w:bidi="ar-LB"/>
+        </w:rPr>
+        <w:t>–</w:t>
+      </w:r>
+      <w:r>
+        <w:rPr>
+          <w:rFonts w:hint="cs"/>
+          <w:rtl/>
+          <w:lang w:bidi="ar-LB"/>
+        </w:rPr>
+        <w:t xml:space="preserve"> 11 عادت الأرض الآن لتكون موضوع اهتمام الرب. ولكنها عادت وفسدت أمامه من جديد. مثل آدم هكذا أيضًا نوح بدأ بهذه القصة المحزنة، </w:t>
+      </w:r>
+      <w:proofErr w:type="spellStart"/>
+      <w:r>
+        <w:rPr>
+          <w:rFonts w:hint="cs"/>
+          <w:rtl/>
+          <w:lang w:bidi="ar-LB"/>
+        </w:rPr>
+        <w:t>وبانو</w:t>
+      </w:r>
+      <w:proofErr w:type="spellEnd"/>
+      <w:r>
+        <w:rPr>
+          <w:rFonts w:hint="cs"/>
+          <w:rtl/>
+          <w:lang w:bidi="ar-LB"/>
+        </w:rPr>
+        <w:t xml:space="preserve"> بابل باعتبارهم عائلة </w:t>
+      </w:r>
+      <w:proofErr w:type="spellStart"/>
+      <w:r>
+        <w:rPr>
+          <w:rFonts w:hint="cs"/>
+          <w:rtl/>
+          <w:lang w:bidi="ar-LB"/>
+        </w:rPr>
+        <w:t>قايين</w:t>
+      </w:r>
+      <w:proofErr w:type="spellEnd"/>
+      <w:r>
+        <w:rPr>
+          <w:rFonts w:hint="cs"/>
+          <w:rtl/>
+          <w:lang w:bidi="ar-LB"/>
+        </w:rPr>
+        <w:t xml:space="preserve"> الثانية، أكملوا ارتدادهم محاولين أن </w:t>
+      </w:r>
+      <w:proofErr w:type="spellStart"/>
+      <w:r>
+        <w:rPr>
+          <w:rFonts w:hint="cs"/>
+          <w:rtl/>
+          <w:lang w:bidi="ar-LB"/>
+        </w:rPr>
+        <w:t>يملأوا</w:t>
+      </w:r>
+      <w:proofErr w:type="spellEnd"/>
+      <w:r>
+        <w:rPr>
+          <w:rFonts w:hint="cs"/>
+          <w:rtl/>
+          <w:lang w:bidi="ar-LB"/>
+        </w:rPr>
+        <w:t xml:space="preserve"> الأرض بأنفسهم بالاستقلال عن الله. هم كانوا "</w:t>
+      </w:r>
+      <w:r>
+        <w:rPr>
+          <w:rtl/>
+          <w:lang w:bidi="ar-SA"/>
+        </w:rPr>
+        <w:t xml:space="preserve"> </w:t>
+      </w:r>
+      <w:r>
+        <w:rPr>
+          <w:rtl/>
+          <w:lang w:bidi="ar-LB"/>
+        </w:rPr>
+        <w:t>جَبَّا</w:t>
+      </w:r>
+      <w:r>
+        <w:rPr>
+          <w:rFonts w:hint="cs"/>
+          <w:rtl/>
+          <w:lang w:bidi="ar-LB"/>
+        </w:rPr>
+        <w:t>ب</w:t>
+      </w:r>
+      <w:r>
+        <w:rPr>
+          <w:rtl/>
+          <w:lang w:bidi="ar-LB"/>
+        </w:rPr>
+        <w:t>رَ</w:t>
+      </w:r>
+      <w:r>
+        <w:rPr>
+          <w:rFonts w:hint="cs"/>
+          <w:rtl/>
+          <w:lang w:bidi="ar-LB"/>
+        </w:rPr>
+        <w:t>ة</w:t>
+      </w:r>
+      <w:r>
+        <w:rPr>
+          <w:rtl/>
+          <w:lang w:bidi="ar-LB"/>
+        </w:rPr>
+        <w:t xml:space="preserve"> صَيْدٍ أَمَامَ الرَّبِّ</w:t>
+      </w:r>
+      <w:r>
+        <w:rPr>
+          <w:rFonts w:hint="cs"/>
+          <w:rtl/>
+          <w:lang w:bidi="ar-LB"/>
+        </w:rPr>
+        <w:t xml:space="preserve"> </w:t>
+      </w:r>
+      <w:r>
+        <w:rPr>
+          <w:rFonts w:hint="cs"/>
+          <w:rtl/>
+          <w:lang w:bidi="ar-LB"/>
+        </w:rPr>
+        <w:t xml:space="preserve">" </w:t>
+      </w:r>
+      <w:r>
+        <w:rPr>
+          <w:rtl/>
+          <w:lang w:bidi="ar-LB"/>
+        </w:rPr>
+        <w:t>–</w:t>
+      </w:r>
+      <w:r>
+        <w:rPr>
+          <w:rFonts w:hint="cs"/>
+          <w:rtl/>
+          <w:lang w:bidi="ar-LB"/>
+        </w:rPr>
+        <w:t xml:space="preserve"> فقد حرثوا الأرض بتجوالهم فيها كما لو كانوا يسألون في عجرفتهم العديمة الإيمان: "أين هو إله </w:t>
+      </w:r>
+      <w:r>
+        <w:rPr>
+          <w:rFonts w:hint="cs"/>
+          <w:rtl/>
+          <w:lang w:bidi="ar-LB"/>
+        </w:rPr>
+        <w:t>العدل</w:t>
+      </w:r>
+      <w:r>
+        <w:rPr>
+          <w:rFonts w:hint="cs"/>
+          <w:rtl/>
+          <w:lang w:bidi="ar-LB"/>
+        </w:rPr>
+        <w:t>؟"</w:t>
+      </w:r>
+    </w:p>
+    <w:p>
+      <w:pPr>
+        <w:rPr>
+          <w:rtl/>
+          <w:lang w:bidi="ar-LB"/>
+        </w:rPr>
+      </w:pPr>
+      <w:proofErr w:type="spellStart"/>
+      <w:r>
+        <w:rPr>
+          <w:rFonts w:hint="cs"/>
+          <w:rtl/>
+          <w:lang w:bidi="ar-LB"/>
+        </w:rPr>
+        <w:t>إصحاحات</w:t>
+      </w:r>
+      <w:proofErr w:type="spellEnd"/>
+      <w:r>
+        <w:rPr>
+          <w:rFonts w:hint="cs"/>
+          <w:rtl/>
+          <w:lang w:bidi="ar-LB"/>
+        </w:rPr>
+        <w:t xml:space="preserve"> 12 </w:t>
+      </w:r>
+      <w:r>
+        <w:rPr>
+          <w:rtl/>
+          <w:lang w:bidi="ar-LB"/>
+        </w:rPr>
+        <w:t>–</w:t>
+      </w:r>
+      <w:r>
+        <w:rPr>
+          <w:rFonts w:hint="cs"/>
+          <w:rtl/>
+          <w:lang w:bidi="ar-LB"/>
+        </w:rPr>
+        <w:t xml:space="preserve"> 36 </w:t>
+      </w:r>
+      <w:r>
+        <w:rPr>
+          <w:rtl/>
+          <w:lang w:bidi="ar-LB"/>
+        </w:rPr>
+        <w:t>–</w:t>
+      </w:r>
+      <w:r>
+        <w:rPr>
+          <w:rFonts w:hint="cs"/>
+          <w:rtl/>
+          <w:lang w:bidi="ar-LB"/>
+        </w:rPr>
+        <w:t xml:space="preserve"> مثل هذا التعامل لم يحتمله الله ونجم ذلك إلى قضاء آخر عليهم. فلقد شُتتوا في كل مكان، ومُحي جيل بشري بأكمله بشكل فظيع. إنه إبراهيم وحده الذي دُعي بالانفصال عن العالم ليجد صلة بالله. عائلته عاشت </w:t>
+      </w:r>
+      <w:proofErr w:type="gramStart"/>
+      <w:r>
+        <w:rPr>
+          <w:rFonts w:hint="cs"/>
+          <w:rtl/>
+          <w:lang w:bidi="ar-LB"/>
+        </w:rPr>
+        <w:t>في ما</w:t>
+      </w:r>
+      <w:proofErr w:type="gramEnd"/>
+      <w:r>
+        <w:rPr>
+          <w:rFonts w:hint="cs"/>
+          <w:rtl/>
+          <w:lang w:bidi="ar-LB"/>
+        </w:rPr>
+        <w:t xml:space="preserve"> بين النهرين في الطرف الآخر من الفرات. هو جاء من نسل سام، غير أنه كان كجميع الشعب عابد وثن. إلا أن نعمة غير محدودة فرزته، وإله المجد دعاه ليخرج من أرضه، من بيت أبيه </w:t>
+      </w:r>
+      <w:r>
+        <w:rPr>
+          <w:rFonts w:hint="cs"/>
+          <w:rtl/>
+          <w:lang w:bidi="ar-LB"/>
+        </w:rPr>
+        <w:t>و</w:t>
+      </w:r>
+      <w:r>
+        <w:rPr>
+          <w:rFonts w:hint="cs"/>
+          <w:rtl/>
+          <w:lang w:bidi="ar-LB"/>
+        </w:rPr>
+        <w:t>من عشيرته.</w:t>
+      </w:r>
+    </w:p>
+    <w:p>
+      <w:pPr>
+        <w:rPr>
+          <w:rtl/>
+          <w:lang w:bidi="ar-LB"/>
+        </w:rPr>
+      </w:pPr>
+      <w:r>
+        <w:rPr>
+          <w:rFonts w:hint="cs"/>
+          <w:rtl/>
+          <w:lang w:bidi="ar-LB"/>
+        </w:rPr>
+        <w:t xml:space="preserve">غير أن هذه الدعوة لم تغيّر أي شيء في نظام الأرض، ولا في حكم الشعوب. فقد دُعي إبراهيم ليكون غريبًا على الأرض، وليس منافسًا "للجبابرة"، أو رئيسًا قد تثقف حديثًا لأي شعب كان. لقد سار مع الله، كإله المجد؛ فالله هنا يأخذ طابعًا أسمى </w:t>
+      </w:r>
+      <w:r>
+        <w:rPr>
+          <w:rFonts w:hint="cs"/>
+          <w:rtl/>
+          <w:lang w:bidi="ar-LB"/>
+        </w:rPr>
+        <w:t>بكثير</w:t>
+      </w:r>
+      <w:r>
+        <w:rPr>
+          <w:rFonts w:hint="cs"/>
+          <w:rtl/>
+          <w:lang w:bidi="ar-LB"/>
+        </w:rPr>
+        <w:t xml:space="preserve"> ممَن لو ظهر كمَن "عي</w:t>
+      </w:r>
+      <w:r>
+        <w:rPr>
+          <w:rFonts w:hint="cs"/>
+          <w:rtl/>
+          <w:lang w:bidi="ar-LB"/>
+        </w:rPr>
+        <w:t>ّ</w:t>
+      </w:r>
+      <w:r>
+        <w:rPr>
+          <w:rFonts w:hint="cs"/>
+          <w:rtl/>
+          <w:lang w:bidi="ar-LB"/>
+        </w:rPr>
+        <w:t>ن</w:t>
+      </w:r>
+      <w:r>
+        <w:rPr>
+          <w:rFonts w:hint="cs"/>
+          <w:rtl/>
+          <w:lang w:bidi="ar-LB"/>
+        </w:rPr>
+        <w:t>ت</w:t>
+      </w:r>
+      <w:r>
+        <w:rPr>
+          <w:rFonts w:hint="cs"/>
+          <w:rtl/>
+          <w:lang w:bidi="ar-LB"/>
+        </w:rPr>
+        <w:t>ه الجبابرة" إبراهيم كان نزيلاً وغريبًا على الأرض وسار عليها كإنسان سماوي. هو كان له الوعد بأن ذريته وميراثه سيتحدان يومًا معًا على الأرض، ومع ذلك فقد سكن هو وأيضًا اسحق ويعقوب كل حياته في خيام.</w:t>
+      </w:r>
+    </w:p>
+    <w:p>
+      <w:pPr>
+        <w:rPr>
+          <w:rtl/>
+          <w:lang w:bidi="ar-LB"/>
+        </w:rPr>
+      </w:pPr>
+      <w:r>
+        <w:rPr>
+          <w:rFonts w:hint="cs"/>
+          <w:rtl/>
+          <w:lang w:bidi="ar-LB"/>
+        </w:rPr>
+        <w:t xml:space="preserve">إننا هنا لدينا مجددًا شعبٌ سماوي </w:t>
+      </w:r>
+      <w:r>
+        <w:rPr>
+          <w:rtl/>
+          <w:lang w:bidi="ar-LB"/>
+        </w:rPr>
+        <w:t>–</w:t>
+      </w:r>
+      <w:r>
+        <w:rPr>
+          <w:rFonts w:hint="cs"/>
+          <w:rtl/>
+          <w:lang w:bidi="ar-LB"/>
+        </w:rPr>
+        <w:t xml:space="preserve"> سماوي في طا</w:t>
+      </w:r>
+      <w:r>
+        <w:rPr>
+          <w:rFonts w:hint="cs"/>
+          <w:rtl/>
+          <w:lang w:bidi="ar-LB"/>
+        </w:rPr>
+        <w:t>ب</w:t>
+      </w:r>
+      <w:r>
+        <w:rPr>
+          <w:rFonts w:hint="cs"/>
+          <w:rtl/>
+          <w:lang w:bidi="ar-LB"/>
+        </w:rPr>
+        <w:t xml:space="preserve">ع سلوكه، ومثل </w:t>
+      </w:r>
+      <w:proofErr w:type="spellStart"/>
+      <w:r>
+        <w:rPr>
+          <w:rFonts w:hint="cs"/>
+          <w:rtl/>
+          <w:lang w:bidi="ar-LB"/>
+        </w:rPr>
+        <w:t>أخنوخ</w:t>
+      </w:r>
+      <w:proofErr w:type="spellEnd"/>
+      <w:r>
+        <w:rPr>
+          <w:rFonts w:hint="cs"/>
+          <w:rtl/>
+          <w:lang w:bidi="ar-LB"/>
+        </w:rPr>
+        <w:t xml:space="preserve"> ولامك كان سماويًا في فهمه بسيرة الأرض في المستقبل وبالمواعيد المختصة بالميراث، التي ستكون من نصيب نسله في حين موعده. </w:t>
+      </w:r>
+      <w:r>
+        <w:rPr>
+          <w:rtl/>
+          <w:lang w:bidi="ar-LB"/>
+        </w:rPr>
+        <w:t>–</w:t>
+      </w:r>
+      <w:r>
+        <w:rPr>
+          <w:rFonts w:hint="cs"/>
+          <w:rtl/>
+          <w:lang w:bidi="ar-LB"/>
+        </w:rPr>
+        <w:t xml:space="preserve"> غير أننا نجد في سيرة الرجل الذي ظهر في المشهد من بعد إبراهيم، اسحق ويعقوب، أسرارًا أعمق منها</w:t>
+      </w:r>
+      <w:r>
+        <w:rPr>
+          <w:rFonts w:hint="cs"/>
+          <w:rtl/>
+          <w:lang w:bidi="ar-LB"/>
+        </w:rPr>
+        <w:t xml:space="preserve"> وغنية أكثر بالمعاني.</w:t>
+      </w:r>
+    </w:p>
+    <w:p>
+      <w:pPr>
+        <w:rPr>
+          <w:rtl/>
+          <w:lang w:bidi="ar-LB"/>
+        </w:rPr>
+      </w:pPr>
+      <w:r>
+        <w:rPr>
+          <w:rFonts w:hint="cs"/>
+          <w:rtl/>
+          <w:lang w:bidi="ar-LB"/>
+        </w:rPr>
+        <w:t xml:space="preserve">إصحاح 35 </w:t>
+      </w:r>
+      <w:r>
+        <w:rPr>
+          <w:rtl/>
+          <w:lang w:bidi="ar-LB"/>
+        </w:rPr>
+        <w:t>–</w:t>
+      </w:r>
+      <w:r>
+        <w:rPr>
+          <w:rFonts w:hint="cs"/>
+          <w:rtl/>
+          <w:lang w:bidi="ar-LB"/>
+        </w:rPr>
+        <w:t xml:space="preserve"> 47 </w:t>
+      </w:r>
+      <w:r>
+        <w:rPr>
+          <w:rtl/>
+          <w:lang w:bidi="ar-LB"/>
+        </w:rPr>
+        <w:t>–</w:t>
+      </w:r>
+      <w:r>
+        <w:rPr>
+          <w:rFonts w:hint="cs"/>
+          <w:rtl/>
+          <w:lang w:bidi="ar-LB"/>
+        </w:rPr>
+        <w:t xml:space="preserve"> استُبعد يوسف بسبب شر إخوته، كما نعلم جميعنا، من مشهد الميراث الموعود به والمؤَمَّن بعهد</w:t>
+      </w:r>
+      <w:r>
+        <w:rPr>
+          <w:rFonts w:hint="cs"/>
+          <w:rtl/>
+          <w:lang w:bidi="ar-LB"/>
+        </w:rPr>
+        <w:t>ٍ</w:t>
+      </w:r>
+      <w:r>
+        <w:rPr>
+          <w:rFonts w:hint="cs"/>
+          <w:rtl/>
+          <w:lang w:bidi="ar-LB"/>
+        </w:rPr>
+        <w:t xml:space="preserve">، </w:t>
+      </w:r>
+      <w:r>
+        <w:rPr>
+          <w:rFonts w:hint="cs"/>
+          <w:rtl/>
+          <w:lang w:bidi="ar-LB"/>
+        </w:rPr>
+        <w:t>و</w:t>
+      </w:r>
+      <w:r>
+        <w:rPr>
+          <w:rFonts w:hint="cs"/>
+          <w:rtl/>
+          <w:lang w:bidi="ar-LB"/>
+        </w:rPr>
+        <w:t>أصبح من بعد اجتيازه لآلام كثيرة زوجًا، أبًا ورئيسًا وسط شعب يسكن بعيدًا وقد أعال وحكم أخيرًا ليس إخوته فقط، الذين أبغضوه في الماضي، وإنما كل سكان الأرض أيضًا بالنعمة والحكمة.</w:t>
+      </w:r>
+    </w:p>
+    <w:p>
+      <w:pPr>
+        <w:rPr>
+          <w:rtl/>
+          <w:lang w:bidi="ar-LB"/>
+        </w:rPr>
+      </w:pPr>
+      <w:r>
+        <w:rPr>
+          <w:rFonts w:hint="cs"/>
+          <w:rtl/>
+          <w:lang w:bidi="ar-LB"/>
+        </w:rPr>
+        <w:t xml:space="preserve">ولا يمكن </w:t>
+      </w:r>
+      <w:r>
+        <w:rPr>
+          <w:rFonts w:hint="cs"/>
+          <w:rtl/>
+          <w:lang w:bidi="ar-LB"/>
+        </w:rPr>
+        <w:t>أن</w:t>
+      </w:r>
+      <w:r>
+        <w:rPr>
+          <w:rFonts w:hint="cs"/>
+          <w:rtl/>
+          <w:lang w:bidi="ar-LB"/>
+        </w:rPr>
+        <w:t xml:space="preserve"> يكون هنالك ما هو متميز أكثر من كل هذا.</w:t>
+      </w:r>
+      <w:r>
+        <w:rPr>
+          <w:rFonts w:hint="cs"/>
+          <w:rtl/>
+          <w:lang w:bidi="ar-LB"/>
+        </w:rPr>
+        <w:t xml:space="preserve"> إنه شرح هادف للقصد العظيم الذي وضعه الله أمامه.</w:t>
+      </w:r>
+      <w:r>
+        <w:rPr>
+          <w:rFonts w:hint="cs"/>
+          <w:rtl/>
+          <w:lang w:bidi="ar-LB"/>
+        </w:rPr>
+        <w:t xml:space="preserve"> "في تدبير ملء الأزمنة." فيوسف وُضع بين الأمم وهناك، من بعد ضيق وعبودية، رُفّع وأصبح رأسًا وأبًا لعائلة، وهذا مع فرحة </w:t>
+      </w:r>
+      <w:r>
+        <w:rPr>
+          <w:rFonts w:hint="cs"/>
+          <w:rtl/>
+          <w:lang w:bidi="ar-LB"/>
+        </w:rPr>
+        <w:t xml:space="preserve">قلب </w:t>
+      </w:r>
+      <w:r>
+        <w:rPr>
+          <w:rFonts w:hint="cs"/>
+          <w:rtl/>
+          <w:lang w:bidi="ar-LB"/>
+        </w:rPr>
+        <w:t xml:space="preserve">بحيث أن قلبه كان بوسعه </w:t>
+      </w:r>
+      <w:r>
+        <w:rPr>
+          <w:rFonts w:hint="cs"/>
+          <w:rtl/>
+          <w:lang w:bidi="ar-LB"/>
+        </w:rPr>
+        <w:t xml:space="preserve">أن ينسى أنسباءه بحسب الجسد </w:t>
+      </w:r>
+      <w:r>
+        <w:rPr>
+          <w:rFonts w:hint="cs"/>
+          <w:rtl/>
+          <w:lang w:bidi="ar-LB"/>
+        </w:rPr>
+        <w:t>لفترة طويلة</w:t>
+      </w:r>
+      <w:r>
+        <w:rPr>
+          <w:rFonts w:hint="cs"/>
+          <w:rtl/>
+          <w:lang w:bidi="ar-LB"/>
+        </w:rPr>
+        <w:t xml:space="preserve">. وبنفس الصورة رفّع المسيح من بعد آلامه إلى السماء، وجُعلت كنيسته المأخوذة من الأمم، رفيقة له وفرحًا في فترة تغربه عن </w:t>
+      </w:r>
+      <w:r>
+        <w:rPr>
+          <w:rFonts w:hint="cs"/>
+          <w:rtl/>
+          <w:lang w:bidi="ar-LB"/>
+        </w:rPr>
+        <w:t>إسرائيل</w:t>
+      </w:r>
+      <w:r>
+        <w:rPr>
+          <w:rFonts w:hint="cs"/>
+          <w:rtl/>
+          <w:lang w:bidi="ar-LB"/>
+        </w:rPr>
+        <w:t>.</w:t>
+      </w:r>
+      <w:r>
+        <w:rPr>
+          <w:rFonts w:hint="cs"/>
+          <w:rtl/>
+          <w:lang w:bidi="ar-LB"/>
+        </w:rPr>
+        <w:t xml:space="preserve"> ولكن على مر الزمن أصبح يوسف المحافظ والموزّع لموارد العالم؛ وكان على إخوته أن يخضعوا له ك</w:t>
+      </w:r>
+      <w:r>
+        <w:rPr>
+          <w:rFonts w:hint="cs"/>
+          <w:rtl/>
+          <w:lang w:bidi="ar-LB"/>
+        </w:rPr>
+        <w:t>الجميع؛ فهو أطعمهم وحفظهم لمسرته. وبنفس الطريقة تمامًا هكذا سيتصرف المسيح أيضًا متى ما ظهر ثانية على الأرض. من بعد تواب إسرائيل ونقلها إلى أجمل بقعة على الأرض، من بعد اتحاد كل الشعوب تحت قضيب مُلكه، سيحكمهم بالحكمة وسيطعمهم من مخزونه؛ وسيعيدهم إلى ميراثهم في سلام وبِر.</w:t>
+      </w:r>
+    </w:p>
+    <w:p>
+      <w:pPr>
+        <w:rPr>
+          <w:rtl/>
+          <w:lang w:bidi="ar-LB"/>
+        </w:rPr>
+      </w:pPr>
+      <w:r>
+        <w:rPr>
+          <w:rFonts w:hint="cs"/>
+          <w:rtl/>
+          <w:lang w:bidi="ar-LB"/>
+        </w:rPr>
+        <w:t>من دون أي شك نحن ننظر هنا في مثال السماوات والأرض كما ستُرى في يوم من الأيام واقعيًا في "تدبير ملء الأزمنة"، عندما ستتحد كل الأشياء، إن ما في السماء وما على الأرض، معًا في المسيح. بالطبع هنا لدينا عرض مثالي للنتيجة النهائية العظيمة؛ فالسماء والأرض</w:t>
+      </w:r>
+      <w:r>
+        <w:rPr>
+          <w:rFonts w:hint="cs"/>
+          <w:rtl/>
+          <w:lang w:bidi="ar-LB"/>
+        </w:rPr>
+        <w:t xml:space="preserve"> تحدثان</w:t>
+      </w:r>
+      <w:r>
+        <w:rPr>
+          <w:rFonts w:hint="cs"/>
+          <w:rtl/>
+          <w:lang w:bidi="ar-LB"/>
+        </w:rPr>
+        <w:t xml:space="preserve"> </w:t>
+      </w:r>
+      <w:r>
+        <w:rPr>
+          <w:rFonts w:hint="cs"/>
+          <w:rtl/>
+          <w:lang w:bidi="ar-LB"/>
+        </w:rPr>
+        <w:t>معًا عن سر الله.</w:t>
+      </w:r>
+    </w:p>
+    <w:p>
+      <w:pPr>
+        <w:rPr>
+          <w:rtl/>
+          <w:lang w:bidi="ar-LB"/>
+        </w:rPr>
+      </w:pPr>
+      <w:r>
+        <w:rPr>
+          <w:rFonts w:hint="cs"/>
+          <w:rtl/>
+          <w:lang w:bidi="ar-LB"/>
+        </w:rPr>
+        <w:t>ولا يسعني بأن أمكث للحظة عند خضوع المصريين الغير متذمرين ليوسف. فقد أرسلهم هنا وهناك، وقادهم ك</w:t>
+      </w:r>
+      <w:r>
+        <w:rPr>
+          <w:rFonts w:hint="cs"/>
+          <w:rtl/>
+          <w:lang w:bidi="ar-LB"/>
+        </w:rPr>
+        <w:t>يف</w:t>
+      </w:r>
+      <w:r>
+        <w:rPr>
+          <w:rFonts w:hint="cs"/>
+          <w:rtl/>
+          <w:lang w:bidi="ar-LB"/>
+        </w:rPr>
+        <w:t xml:space="preserve">ما شاء </w:t>
+      </w:r>
+      <w:r>
+        <w:rPr>
+          <w:rtl/>
+          <w:lang w:bidi="ar-LB"/>
+        </w:rPr>
+        <w:t>–</w:t>
+      </w:r>
+      <w:r>
+        <w:rPr>
+          <w:rFonts w:hint="cs"/>
+          <w:rtl/>
+          <w:lang w:bidi="ar-LB"/>
+        </w:rPr>
+        <w:t xml:space="preserve"> وهم راضون بكل شيء؛ وهكذا سينادي العالم كله بكل رضى في أيام الملكوت: "يسوع جعل كل شيء في مكانه." والكل سيخضع له برضى وسرور. وسيوافقون على صولجان حكمه مرحبين به كل مَن سيُطبق سلطانه عليهم.</w:t>
+      </w:r>
+    </w:p>
+    <w:p>
+      <w:pPr>
+        <w:rPr>
+          <w:rtl/>
+          <w:lang w:bidi="ar-LB"/>
+        </w:rPr>
+      </w:pPr>
+      <w:r>
+        <w:rPr>
+          <w:rFonts w:hint="cs"/>
+          <w:rtl/>
+          <w:lang w:bidi="ar-LB"/>
+        </w:rPr>
+        <w:t>ومع ذلك فكل سلطة يوسف متناغمة تناغم</w:t>
+      </w:r>
+      <w:r>
+        <w:rPr>
+          <w:rFonts w:hint="cs"/>
+          <w:rtl/>
+          <w:lang w:bidi="ar-LB"/>
+        </w:rPr>
+        <w:t>ًا</w:t>
+      </w:r>
+      <w:r>
+        <w:rPr>
+          <w:rFonts w:hint="cs"/>
+          <w:rtl/>
+          <w:lang w:bidi="ar-LB"/>
+        </w:rPr>
+        <w:t xml:space="preserve"> كامل</w:t>
+      </w:r>
+      <w:r>
+        <w:rPr>
+          <w:rFonts w:hint="cs"/>
+          <w:rtl/>
+          <w:lang w:bidi="ar-LB"/>
+        </w:rPr>
+        <w:t>ًا</w:t>
+      </w:r>
+      <w:r>
+        <w:rPr>
+          <w:rFonts w:hint="cs"/>
+          <w:rtl/>
+          <w:lang w:bidi="ar-LB"/>
+        </w:rPr>
+        <w:t xml:space="preserve"> مع السيادة العليا التي لفرعون. </w:t>
+      </w:r>
+      <w:r>
+        <w:rPr>
+          <w:rFonts w:hint="cs"/>
+          <w:rtl/>
+          <w:lang w:bidi="ar-LB"/>
+        </w:rPr>
+        <w:t>فالشعب، والحيوان والبلاد جميعها سيقتنيها يوسف لفرعون. إنها لا زالت مملكة فرعون، وإن كانت تحت سلطة يوسف. وهذا ما سيحدث أيضًا في ملكوت الرب "كل لسان سيعترف، أن يسوع المسيح ربٌ لمجد الله الآب"</w:t>
+      </w:r>
+    </w:p>
+    <w:p>
+      <w:pPr>
+        <w:rPr>
+          <w:rtl/>
+          <w:lang w:bidi="ar-LB"/>
+        </w:rPr>
+      </w:pPr>
+      <w:r>
+        <w:rPr>
+          <w:rFonts w:hint="cs"/>
+          <w:rtl/>
+          <w:lang w:bidi="ar-LB"/>
+        </w:rPr>
+        <w:t xml:space="preserve">هذه الميزات تثري اللوحة بتعبيرها وطابعها الواضح. ولكن فيها ميزة أخرى أيضًا (لمسة يد معلّم فنان، ما قد أقوله بوقار)، لا يضاهيها في معناها وجمالها أي واحد من الميزات الأخرى. وما أقصده هو أنه في كل هذا الإنشاء الواسع للأرض لا يوجد </w:t>
+      </w:r>
+      <w:proofErr w:type="spellStart"/>
+      <w:r>
+        <w:rPr>
+          <w:rFonts w:hint="cs"/>
+          <w:rtl/>
+          <w:lang w:bidi="ar-LB"/>
+        </w:rPr>
+        <w:t>لأسنات</w:t>
+      </w:r>
+      <w:proofErr w:type="spellEnd"/>
+      <w:r>
+        <w:rPr>
+          <w:rFonts w:hint="cs"/>
+          <w:rtl/>
+          <w:lang w:bidi="ar-LB"/>
+        </w:rPr>
+        <w:t xml:space="preserve">، زوجة يوسف وللأولاد أي نصيب. فالأمور جرت دون ذكر أي شيء من جهتهم. يعقوب حصل على </w:t>
+      </w:r>
+      <w:proofErr w:type="spellStart"/>
+      <w:proofErr w:type="gramStart"/>
+      <w:r>
+        <w:rPr>
+          <w:rtl/>
+          <w:lang w:bidi="ar-LB"/>
+        </w:rPr>
+        <w:t>جَاسَان</w:t>
+      </w:r>
+      <w:proofErr w:type="spellEnd"/>
+      <w:r>
+        <w:rPr>
+          <w:rFonts w:hint="cs"/>
+          <w:rtl/>
+          <w:lang w:bidi="ar-LB"/>
+        </w:rPr>
+        <w:t xml:space="preserve"> </w:t>
+      </w:r>
+      <w:r>
+        <w:rPr>
+          <w:rFonts w:hint="cs"/>
+          <w:rtl/>
+          <w:lang w:bidi="ar-LB"/>
+        </w:rPr>
+        <w:t>،</w:t>
+      </w:r>
+      <w:proofErr w:type="gramEnd"/>
+      <w:r>
+        <w:rPr>
+          <w:rFonts w:hint="cs"/>
+          <w:rtl/>
+          <w:lang w:bidi="ar-LB"/>
+        </w:rPr>
+        <w:t xml:space="preserve"> أما </w:t>
+      </w:r>
+      <w:proofErr w:type="spellStart"/>
+      <w:r>
+        <w:rPr>
+          <w:rFonts w:hint="cs"/>
+          <w:rtl/>
+          <w:lang w:bidi="ar-LB"/>
+        </w:rPr>
+        <w:t>أسنات</w:t>
+      </w:r>
+      <w:proofErr w:type="spellEnd"/>
+      <w:r>
+        <w:rPr>
+          <w:rFonts w:hint="cs"/>
+          <w:rtl/>
+          <w:lang w:bidi="ar-LB"/>
+        </w:rPr>
+        <w:t>، إفرايم ومنسى فلم يحصلوا على أي شيء. وما هو سبب</w:t>
+      </w:r>
+      <w:r>
+        <w:rPr>
+          <w:rFonts w:hint="cs"/>
+          <w:rtl/>
+          <w:lang w:bidi="ar-LB"/>
+        </w:rPr>
+        <w:t xml:space="preserve"> هذه الظاهرة الغريبة؟ هل المرأة والأولاد يُح</w:t>
+      </w:r>
+      <w:r>
+        <w:rPr>
+          <w:rFonts w:hint="cs"/>
+          <w:rtl/>
+          <w:lang w:bidi="ar-LB"/>
+        </w:rPr>
+        <w:t>َ</w:t>
+      </w:r>
+      <w:r>
+        <w:rPr>
+          <w:rFonts w:hint="cs"/>
+          <w:rtl/>
+          <w:lang w:bidi="ar-LB"/>
+        </w:rPr>
+        <w:t xml:space="preserve">بون أقل من الأب والأخوة؟ بالطبع لا. فهذا لا يمكن حدوثه. إن السبب هو، كما سأُشير هو كالتالي: </w:t>
+      </w:r>
+      <w:proofErr w:type="spellStart"/>
+      <w:r>
+        <w:rPr>
+          <w:rFonts w:hint="cs"/>
+          <w:rtl/>
+          <w:lang w:bidi="ar-LB"/>
+        </w:rPr>
+        <w:t>أسنات</w:t>
+      </w:r>
+      <w:proofErr w:type="spellEnd"/>
+      <w:r>
+        <w:rPr>
+          <w:rFonts w:hint="cs"/>
+          <w:rtl/>
+          <w:lang w:bidi="ar-LB"/>
+        </w:rPr>
+        <w:t xml:space="preserve"> والأولاد هم سماويون ونصيبهم هو فيه ومعه، الذي هو السيد والموزع لكل هذه الأمور. حتى </w:t>
+      </w:r>
+      <w:proofErr w:type="spellStart"/>
+      <w:r>
+        <w:rPr>
+          <w:rtl/>
+          <w:lang w:bidi="ar-LB"/>
+        </w:rPr>
+        <w:t>جَاسَان</w:t>
+      </w:r>
+      <w:proofErr w:type="spellEnd"/>
+      <w:r>
+        <w:rPr>
+          <w:rFonts w:hint="cs"/>
+          <w:rtl/>
+          <w:lang w:bidi="ar-LB"/>
+        </w:rPr>
+        <w:t>، التي هي أكثر الأراضي خصوبة وأفضلها، لا تليق بها. إنهم يشكلون عائلة السيد بنفسه. وهم يتمتعون بأشواق محبة قلبه؛ فهم يشاركون مسكن وحضور الرأس السعيد والمُكرَّم لكل هذا المشهد البديع.</w:t>
+      </w:r>
+    </w:p>
+    <w:p>
+      <w:pPr>
+        <w:rPr>
+          <w:rtl/>
+          <w:lang w:bidi="ar-LB"/>
+        </w:rPr>
+      </w:pPr>
+      <w:r>
+        <w:rPr>
+          <w:rFonts w:hint="cs"/>
+          <w:rtl/>
+          <w:lang w:bidi="ar-LB"/>
+        </w:rPr>
+        <w:t>ألا يصوّر لنا هذا الأمر النتيجة العظيمة النهائية بصورة مصغرة أو في مثال؟ أفلا نكشف في كل هذا عن "تدبير ملء الأزمنة" ذاك الموعود به، الذي سيجمع الله كليهما فيه</w:t>
+      </w:r>
+      <w:r>
+        <w:rPr>
+          <w:rFonts w:hint="cs"/>
+          <w:rtl/>
+          <w:lang w:bidi="ar-LB"/>
+        </w:rPr>
+        <w:t>، إن كان ما في السماء وأيضًا ما على الأرض تحت رأس واحد في المسيح؟ أفلا تواجه عيوننا السماء والأرض في نظامها</w:t>
+      </w:r>
+      <w:r>
+        <w:rPr>
+          <w:rtl/>
+          <w:lang w:bidi="ar-SA"/>
+        </w:rPr>
+        <w:t xml:space="preserve"> </w:t>
+      </w:r>
+      <w:r>
+        <w:rPr>
+          <w:rtl/>
+          <w:lang w:bidi="ar-LB"/>
+        </w:rPr>
+        <w:t>في ذلك المشهد</w:t>
+      </w:r>
+      <w:r>
+        <w:rPr>
+          <w:rFonts w:hint="cs"/>
+          <w:rtl/>
+          <w:lang w:bidi="ar-LB"/>
+        </w:rPr>
+        <w:t xml:space="preserve"> في المُلك الألفي؟ إني لا أعتقد بأن القارئ النبيه للكلمة سي</w:t>
+      </w:r>
+      <w:r>
+        <w:rPr>
+          <w:rFonts w:hint="cs"/>
+          <w:rtl/>
+          <w:lang w:bidi="ar-LB"/>
+        </w:rPr>
+        <w:t xml:space="preserve">نافي </w:t>
+      </w:r>
+      <w:r>
+        <w:rPr>
+          <w:rFonts w:hint="cs"/>
+          <w:rtl/>
+          <w:lang w:bidi="ar-LB"/>
+        </w:rPr>
+        <w:t>هذا الأمر.</w:t>
+      </w:r>
+    </w:p>
+    <w:p>
+      <w:pPr>
+        <w:rPr>
+          <w:rtl/>
+          <w:lang w:bidi="ar-LB"/>
+        </w:rPr>
+      </w:pPr>
+      <w:r>
+        <w:rPr>
+          <w:rFonts w:hint="cs"/>
+          <w:rtl/>
+          <w:lang w:bidi="ar-LB"/>
+        </w:rPr>
+        <w:t xml:space="preserve">إن تتبعنا الآن مجريات التدابير الإلهية، فسوف تنكشف أكثر وأكثر مشاهد أرضية وسماوية وأمثلة أمام عيوننا. من بعد الأحداث التي أُخبر عنها في سفر التكوين أصبحت إسرائيل شهادة الله وشعبًا أرضيًا. وجزء من الأرض سيتقدس ثانية للامتلاك والسكن. فكما أن الطوفان طهرها أيام نوح بالتمام للسلطة الإلهية وحضوره، هكذا سيف يشوع الآن سيطهر جزءً منها لذات السلطة والحضور الإلهي في إسرائيل. الله له </w:t>
+      </w:r>
+      <w:proofErr w:type="spellStart"/>
+      <w:r>
+        <w:rPr>
+          <w:rFonts w:hint="cs"/>
+          <w:rtl/>
+          <w:lang w:bidi="ar-LB"/>
+        </w:rPr>
+        <w:t>مقادسه</w:t>
+      </w:r>
+      <w:proofErr w:type="spellEnd"/>
+      <w:r>
+        <w:rPr>
+          <w:rFonts w:hint="cs"/>
+          <w:rtl/>
+          <w:lang w:bidi="ar-LB"/>
+        </w:rPr>
+        <w:t xml:space="preserve"> وعرشه في أرض كنعان؛ </w:t>
+      </w:r>
+      <w:r>
+        <w:rPr>
+          <w:rFonts w:hint="cs"/>
+          <w:rtl/>
+          <w:lang w:bidi="ar-LB"/>
+        </w:rPr>
+        <w:t>وسيُسجد له في أورشليم، ومن هناك ستخرج شريعته. المجد سيتواجد من جديد على الأرض.  وكرب الأرض سيقضي</w:t>
+      </w:r>
+      <w:r>
+        <w:rPr>
+          <w:rtl/>
+          <w:lang w:bidi="ar-SA"/>
+        </w:rPr>
+        <w:t xml:space="preserve"> </w:t>
+      </w:r>
+      <w:r>
+        <w:rPr>
+          <w:rtl/>
+          <w:lang w:bidi="ar-LB"/>
+        </w:rPr>
+        <w:t>الله</w:t>
+      </w:r>
+      <w:r>
+        <w:rPr>
+          <w:rFonts w:hint="cs"/>
+          <w:rtl/>
+          <w:lang w:bidi="ar-LB"/>
+        </w:rPr>
+        <w:t xml:space="preserve"> لها ويحكمها ثانية. ولكن كل شيء سيُباد من جديد. كنعان فسُدت بارتداد إسرائيل، كما حدث مع الأرض أيام نوح بسبب برج بابل. حزقيال الذي تعيّن رقيبًا في أيام هذا الارتداد (حزقيال 3: 17)، بسبب ذلك</w:t>
+      </w:r>
+      <w:r>
+        <w:rPr>
+          <w:rtl/>
+          <w:lang w:bidi="ar-SA"/>
+        </w:rPr>
+        <w:t xml:space="preserve"> </w:t>
+      </w:r>
+      <w:r>
+        <w:rPr>
+          <w:rtl/>
+          <w:lang w:bidi="ar-LB"/>
+        </w:rPr>
+        <w:t>رأى</w:t>
+      </w:r>
+      <w:r>
+        <w:rPr>
+          <w:rFonts w:hint="cs"/>
+          <w:rtl/>
+          <w:lang w:bidi="ar-LB"/>
+        </w:rPr>
+        <w:t xml:space="preserve"> مجد الله في طريقه ماضيًا من أورشليم إلى السماء. إنه لا يفتّش عن أي مكان آخر على الأرض، وإنما بطرده من أورشليم بدافع فساد الشعب، عاد ثانية إلى مكانه في السماء (حزقيال 11).</w:t>
+      </w:r>
+    </w:p>
+    <w:p>
+      <w:pPr>
+        <w:rPr>
+          <w:rtl/>
+          <w:lang w:bidi="ar-LB"/>
+        </w:rPr>
+      </w:pPr>
+      <w:r>
+        <w:rPr>
+          <w:rFonts w:hint="cs"/>
+          <w:rtl/>
+          <w:lang w:bidi="ar-LB"/>
+        </w:rPr>
+        <w:t>حتى إلى أيام حزقيال كان المجد مرتبطًا بسلطته مع إسرائيل</w:t>
+      </w:r>
+      <w:r>
+        <w:rPr>
+          <w:rFonts w:hint="cs"/>
+          <w:rtl/>
+          <w:lang w:bidi="ar-LB"/>
+        </w:rPr>
+        <w:t>. لقد كان مجدًا أو حضورًا إلهيًا الذي دان مصر في الماضي، وقاد الجمع عبر البرية، وأباد شعوب كنعان، ودان بلادهم بين الأسباط وجلس أخيرًا في الهيكل وعلى عرش أورشليم. هذا كله كان المجد في سلطانه. ل</w:t>
+      </w:r>
+      <w:r>
+        <w:rPr>
+          <w:rFonts w:hint="cs"/>
+          <w:rtl/>
+          <w:lang w:bidi="ar-LB"/>
+        </w:rPr>
+        <w:t>ك</w:t>
+      </w:r>
+      <w:r>
+        <w:rPr>
+          <w:rFonts w:hint="cs"/>
+          <w:rtl/>
+          <w:lang w:bidi="ar-LB"/>
+        </w:rPr>
+        <w:t>ن وكما رأينا، فقد استخفت إسرائيل بهذا المجد، وقد عاد جراء ذلك إلى السماء ثانية. غير أنه سيظهر ثانية في طابع مختلف. فالمجد بذاته أو الحضور الإلهي، نعم الله بذاته عاد م</w:t>
+      </w:r>
+      <w:r>
+        <w:rPr>
+          <w:rFonts w:hint="cs"/>
+          <w:rtl/>
+          <w:lang w:bidi="ar-LB"/>
+        </w:rPr>
+        <w:t>حت</w:t>
+      </w:r>
+      <w:r>
+        <w:rPr>
+          <w:rFonts w:hint="cs"/>
+          <w:rtl/>
+          <w:lang w:bidi="ar-LB"/>
+        </w:rPr>
+        <w:t>جبًا في ظهور يسوع. وكرجل الجليل المرفوض، أو ابن النجار، الذي لم يكن له أين يسند رأسه وكان في العالم حاله أسوأ من طيور السماء والثعالب، ظهر (المجد) في أرض إسرائيل في أكمل نعمة في الوجود، شافيًا وكارزًا، عاملاً وساهرًا، مفتقرًا ولكنه أغنى كثيرين، جائعًا وعطشًا ومع ذلك أطعم الآلاف</w:t>
+      </w:r>
+      <w:r>
+        <w:rPr>
+          <w:rFonts w:hint="cs"/>
+          <w:rtl/>
+          <w:lang w:bidi="ar-LB"/>
+        </w:rPr>
+        <w:t xml:space="preserve">، وفي فرص سانحة باذلاً نفسه لأجل المجد ببساطة وتصميم، كما حدث حينما انشقت مياه الأردن أو انهارت أسوار أريحا. إلا أنه الآن كان المجد بنعمته، بينما آنذاك فقد كان المجد في سلطانه. وبالرغم من ذلك فقد فقدت إسرائيل أو الأرض المجدَ بهذا الشكل؛ غير أنه لم يترك الأرض بذات الطريقة كما في الماضي. فمن بعد رفضه في سلطانه في الماضي ابتعد بمحض إرادته معاقبًا بغضب عادل الهزء الذي وُجّه لجلاله، وقد ترك الأرض تحت قضاء (حزقيال 1 </w:t>
+      </w:r>
+      <w:r>
+        <w:rPr>
+          <w:rtl/>
+          <w:lang w:bidi="ar-LB"/>
+        </w:rPr>
+        <w:t>–</w:t>
+      </w:r>
+      <w:r>
+        <w:rPr>
+          <w:rFonts w:hint="cs"/>
+          <w:rtl/>
+          <w:lang w:bidi="ar-LB"/>
+        </w:rPr>
+        <w:t xml:space="preserve"> 11)؛ وأما فيما بعد ذلك، وهو مرفوض في نعمته</w:t>
+      </w:r>
+      <w:r>
+        <w:rPr>
+          <w:rFonts w:hint="cs"/>
+          <w:rtl/>
+          <w:lang w:bidi="ar-LB"/>
+        </w:rPr>
+        <w:t xml:space="preserve"> تم طرده كذلك، قبل ابتعاده من ذاته. في كلا الحالتين إن نظرنا إلى المجد في سلطانه أو نعمته، فقد رفضه العالم، وهو مستترٌ الآن في السماوات (أعمال الرسل 7: 55).</w:t>
+      </w:r>
+    </w:p>
+    <w:p>
+      <w:pPr>
+        <w:rPr>
+          <w:rtl/>
+          <w:lang w:bidi="ar-LB"/>
+        </w:rPr>
+      </w:pPr>
+      <w:r>
+        <w:rPr>
+          <w:rFonts w:hint="cs"/>
+          <w:rtl/>
+          <w:lang w:bidi="ar-LB"/>
+        </w:rPr>
+        <w:t xml:space="preserve">هذه هي سيرة تاريخ المجد من حزقيال 11 حتى إلى صعود المسيح إلى السماء. وهو حاضر هناك من جديد حيث قد رآه نبي الله في ذلك الإصحاح، أي في السماء. أما الآن فهو مشغول هناك في جمع ملء الأمم وباستقبال "الإخوة القديسين، شركاء الدعوة السماوية". فلقد نزل الروح القدس ليشهد على الأرض عن المجد في العُلا ولجعل نصيبه من نصيبنا. </w:t>
+      </w:r>
+      <w:r>
+        <w:rPr>
+          <w:rFonts w:hint="cs"/>
+          <w:rtl/>
+          <w:lang w:bidi="ar-LB"/>
+        </w:rPr>
+        <w:t>هذا هو الآن مكان المجد ونشاط عمله.</w:t>
+      </w:r>
+    </w:p>
+    <w:p>
+      <w:pPr>
+        <w:rPr>
+          <w:rtl/>
+          <w:lang w:bidi="ar-LB"/>
+        </w:rPr>
+      </w:pPr>
+      <w:r>
+        <w:rPr>
+          <w:rFonts w:hint="cs"/>
+          <w:rtl/>
+          <w:lang w:bidi="ar-LB"/>
+        </w:rPr>
+        <w:t>غير أننا يمكننا أن نرى سير تاريخه من وجهة نظر أخرى. حزقيال رآه عائدًا إلى ذات الموضع (حزقيال 43) من حيثما تركه. إنه لم يفتّش ولا مرة عن مكان آخر ليقيم فيه على الأرض. إن لم تكن صهيون مهيأة ليسوع، فستضطر الأرض التخلي عنه. لأنه عن صهيون وحدها قال: "</w:t>
+      </w:r>
+      <w:r>
+        <w:rPr>
+          <w:rtl/>
+          <w:lang w:bidi="ar-SA"/>
+        </w:rPr>
+        <w:t xml:space="preserve"> </w:t>
+      </w:r>
+      <w:r>
+        <w:rPr>
+          <w:rtl/>
+          <w:lang w:bidi="ar-LB"/>
+        </w:rPr>
+        <w:t>هذِهِ هِيَ رَاحَتِي إِلَى الأَبَدِ.</w:t>
+      </w:r>
+      <w:r>
+        <w:rPr>
+          <w:rFonts w:hint="cs"/>
+          <w:rtl/>
+          <w:lang w:bidi="ar-LB"/>
+        </w:rPr>
+        <w:t xml:space="preserve">" إلا أن المجد سيعود ثانية كما نرى في الإصحاح 43 من سفر حزقيال النبي. وعند حدوث ذلك فسيحدث ترتيب تلك الأمور التي سرت العادة في تسميتها </w:t>
+      </w:r>
+      <w:proofErr w:type="spellStart"/>
+      <w:proofErr w:type="gramStart"/>
+      <w:r>
+        <w:rPr>
+          <w:rFonts w:hint="cs"/>
+          <w:rtl/>
+          <w:lang w:bidi="ar-LB"/>
+        </w:rPr>
+        <w:t>بالـ"</w:t>
+      </w:r>
+      <w:proofErr w:type="gramEnd"/>
+      <w:r>
+        <w:rPr>
+          <w:rFonts w:hint="cs"/>
+          <w:rtl/>
+          <w:lang w:bidi="ar-LB"/>
+        </w:rPr>
+        <w:t>مُلك</w:t>
+      </w:r>
+      <w:proofErr w:type="spellEnd"/>
+      <w:r>
+        <w:rPr>
+          <w:rFonts w:hint="cs"/>
+          <w:rtl/>
+          <w:lang w:bidi="ar-LB"/>
+        </w:rPr>
+        <w:t xml:space="preserve"> الألفي"، حيث سيكون يسوع المركز المجيد، القائد الحقيقي، الذي رآه يعقوب في الماضي، الحافظ لكل الأشياء ما في السماء وعلى الأرض، الذي فدى الآن كل شيء بدمه وسيوحد عندها كل الأشياء في شخصه</w:t>
+      </w:r>
+      <w:r>
+        <w:rPr>
+          <w:rFonts w:hint="cs"/>
+          <w:rtl/>
+          <w:lang w:bidi="ar-LB"/>
+        </w:rPr>
+        <w:t xml:space="preserve"> ليسود بمجده على كل شيء.</w:t>
+      </w:r>
+    </w:p>
+    <w:p>
+      <w:pPr>
+        <w:rPr>
+          <w:rtl/>
+          <w:lang w:bidi="ar-LB"/>
+        </w:rPr>
+      </w:pPr>
+      <w:r>
+        <w:rPr>
+          <w:rFonts w:hint="cs"/>
+          <w:rtl/>
+          <w:lang w:bidi="ar-LB"/>
+        </w:rPr>
+        <w:t>فبالتالي من البداية قد وجدنا في كل مرة من جديد عرض جزئ</w:t>
+      </w:r>
+      <w:r>
+        <w:rPr>
+          <w:rFonts w:hint="cs"/>
+          <w:rtl/>
+          <w:lang w:bidi="ar-LB"/>
+        </w:rPr>
+        <w:t>َ</w:t>
+      </w:r>
+      <w:r>
+        <w:rPr>
+          <w:rFonts w:hint="cs"/>
+          <w:rtl/>
+          <w:lang w:bidi="ar-LB"/>
+        </w:rPr>
+        <w:t>ي الملكوت العتيد، السماوي والأرضي؛ فشهادة تلو الأخرى، كما قد رأينا، تروي عن المشورات الإلهية؛ فالمُلك الألفي سيكون الأمر المؤكّد على كل هذه العرابين وتحقق مواعيد هذه الشهادات السماوية والأرضية.</w:t>
+      </w:r>
+    </w:p>
+    <w:p>
+      <w:pPr>
+        <w:rPr>
+          <w:rtl/>
+          <w:lang w:bidi="ar-LB"/>
+        </w:rPr>
+      </w:pPr>
+      <w:r>
+        <w:rPr>
+          <w:rFonts w:hint="cs"/>
+          <w:rtl/>
+          <w:lang w:bidi="ar-LB"/>
+        </w:rPr>
+        <w:t xml:space="preserve">وقد كان دائمًا ما يطيب قلبي كثيرًا بأن أفكر بالعلاقة التي كانت للسماء باعتنائها بالأرض على مر تاريخها المتنوع والعجيب، </w:t>
+      </w:r>
+      <w:r>
+        <w:rPr>
+          <w:rFonts w:hint="cs"/>
+          <w:rtl/>
+          <w:lang w:bidi="ar-LB"/>
+        </w:rPr>
+        <w:t xml:space="preserve">والتي استُعلنت في رؤى، أحلام وزيارات الملائكة، التي فرح بها شعب الله في أزمنة مضت، كما وفي سماع الإعلانات الإلهية. كل هذه الأمور ترينا بوضوح، بأن السماوات كان لها باب إلى الأرض ولم يكن يحجبها عنها إلا نقاب رقيق </w:t>
+      </w:r>
+      <w:r>
+        <w:rPr>
+          <w:rFonts w:hint="cs"/>
+          <w:rtl/>
+          <w:lang w:bidi="ar-LB"/>
+        </w:rPr>
+        <w:t>جدًا</w:t>
+      </w:r>
+      <w:r>
+        <w:rPr>
+          <w:rFonts w:hint="cs"/>
+          <w:rtl/>
+          <w:lang w:bidi="ar-LB"/>
+        </w:rPr>
+        <w:t>.</w:t>
+      </w:r>
+    </w:p>
+    <w:p>
+      <w:pPr>
+        <w:rPr>
+          <w:rtl/>
+          <w:lang w:bidi="ar-LB"/>
+        </w:rPr>
+      </w:pPr>
+      <w:r>
+        <w:rPr>
+          <w:rFonts w:hint="cs"/>
+          <w:rtl/>
+          <w:lang w:bidi="ar-LB"/>
+        </w:rPr>
+        <w:t xml:space="preserve">فطيلة ما كانت الأرض غير منجسة، كان الرب الإله يدخل إلى الجنة. ومن بعدها، ومع أنه تغرب عن الأرض في نحو ما، إلا أنه كان دائمًا على استعداد بأن يفتقدها لأجل مختاريه، كما ترينا ذلك سيرة كل من إبراهيم، يشوع، جدعون وآخرين غيرهم. فالسلم الذي رآه يعقوب في حُلم كان آخره يصل إلى ما داخل السماء، بينما أسفله يقف على الأرض </w:t>
+      </w:r>
+      <w:r>
+        <w:rPr>
+          <w:rtl/>
+          <w:lang w:bidi="ar-LB"/>
+        </w:rPr>
+        <w:t>–</w:t>
+      </w:r>
+      <w:r>
+        <w:rPr>
+          <w:rFonts w:hint="cs"/>
+          <w:rtl/>
+          <w:lang w:bidi="ar-LB"/>
+        </w:rPr>
+        <w:t xml:space="preserve"> ذهاب وإياب موسى ما بين الرب والشعب </w:t>
+      </w:r>
+      <w:r>
+        <w:rPr>
+          <w:rtl/>
+          <w:lang w:bidi="ar-LB"/>
+        </w:rPr>
+        <w:t>–</w:t>
+      </w:r>
+      <w:r>
+        <w:rPr>
+          <w:rFonts w:hint="cs"/>
+          <w:rtl/>
+          <w:lang w:bidi="ar-LB"/>
+        </w:rPr>
+        <w:t xml:space="preserve"> صعود الشيوخ إلى إله إسرائيل، الذي رأوه فوق المقبب (</w:t>
+      </w:r>
+      <w:proofErr w:type="gramStart"/>
+      <w:r>
+        <w:rPr>
+          <w:rFonts w:hint="cs"/>
+          <w:rtl/>
+          <w:lang w:bidi="ar-LB"/>
+        </w:rPr>
+        <w:t>خروج  24</w:t>
+      </w:r>
+      <w:proofErr w:type="gramEnd"/>
+      <w:r>
+        <w:rPr>
+          <w:rFonts w:hint="cs"/>
+          <w:rtl/>
+          <w:lang w:bidi="ar-LB"/>
+        </w:rPr>
+        <w:t xml:space="preserve">: 9 </w:t>
+      </w:r>
+      <w:r>
+        <w:rPr>
+          <w:rtl/>
+          <w:lang w:bidi="ar-LB"/>
+        </w:rPr>
+        <w:t>–</w:t>
+      </w:r>
+      <w:r>
+        <w:rPr>
+          <w:rFonts w:hint="cs"/>
+          <w:rtl/>
+          <w:lang w:bidi="ar-LB"/>
+        </w:rPr>
+        <w:t xml:space="preserve"> 11) </w:t>
+      </w:r>
+      <w:r>
+        <w:rPr>
+          <w:rtl/>
+          <w:lang w:bidi="ar-LB"/>
+        </w:rPr>
+        <w:t>–</w:t>
+      </w:r>
+      <w:r>
+        <w:rPr>
+          <w:rFonts w:hint="cs"/>
+          <w:rtl/>
+          <w:lang w:bidi="ar-LB"/>
+        </w:rPr>
+        <w:t xml:space="preserve"> كل هذه هي أمثلة وعلامات علاقة المعاملات ما بي</w:t>
+      </w:r>
+      <w:r>
+        <w:rPr>
+          <w:rFonts w:hint="cs"/>
+          <w:rtl/>
+          <w:lang w:bidi="ar-LB"/>
+        </w:rPr>
+        <w:t xml:space="preserve">ن السماوات والأرض في أيام المُلك. ومن ضمنها أيضًا تلك الساعة المجيدة والجديرة بالذكر، حينما تغيّرت هيئة يسوع على جبل التجلي أمام عيون تلاميذه الثلاثة وتحدث مع موسى وإيليا عن خروجه الذي كان سيحققه في أورشليم، كما والحقيقة بأن المسيح ظهر من بعد قيامته هنا وهناك لتلاميذه، ورؤيا بطرس التي رآها في يافا على سطح سمعان الدباغ (أعمال الرسل 10). فالأمور السماوية استُعلنت في تلك اللحظات أمام عين الإنسان وسلمتنا علامات طيبة عن قربها. </w:t>
+      </w:r>
+      <w:r>
+        <w:rPr>
+          <w:rFonts w:hint="cs"/>
+          <w:rtl/>
+          <w:lang w:bidi="ar-LB"/>
+        </w:rPr>
+        <w:t xml:space="preserve">إننا في هذه اللحظة لا نلاحظ هذا القُرب، إذ أن المجد لا زال ليس في مكانه في المُلك الألفي قائمًا على مدينة اليهود، إلا أن الإيمان يقرأ هذه الإشارات </w:t>
+      </w:r>
+      <w:r>
+        <w:rPr>
+          <w:rFonts w:hint="cs"/>
+          <w:rtl/>
+          <w:lang w:bidi="ar-LB"/>
+        </w:rPr>
+        <w:t>عن قربها ويفهمها. فالإيمان في أليشع لم يتمن</w:t>
+      </w:r>
+      <w:r>
+        <w:rPr>
+          <w:rFonts w:hint="cs"/>
+          <w:rtl/>
+          <w:lang w:bidi="ar-LB"/>
+        </w:rPr>
+        <w:t xml:space="preserve">ى </w:t>
+      </w:r>
+      <w:r>
+        <w:rPr>
+          <w:rFonts w:hint="cs"/>
+          <w:rtl/>
+          <w:lang w:bidi="ar-LB"/>
+        </w:rPr>
+        <w:t>بأن يلاحظها لأجل نفسه؛ فكان طلبه فقط بأن تنفتح عينا خادمه، أما من جهته هو شخصيًا فقد كان يؤمن بهذه كلها ولم يكن يحتاج بأن يطلب عينًا مفتوحة. هو كان يعلم بأن رب الجنود قريب، وبأن الجبال من حوله كانت مغطاة بعربات وفرس السماء. لكن في المُلك الألفي فكل هذه ستكون في مرأى العيان. فالمجد السماوي أو مجد المدينة ال</w:t>
+      </w:r>
+      <w:r>
+        <w:rPr>
+          <w:rFonts w:hint="cs"/>
+          <w:rtl/>
+          <w:lang w:bidi="ar-LB"/>
+        </w:rPr>
+        <w:t>ذ</w:t>
+      </w:r>
+      <w:r>
+        <w:rPr>
+          <w:rFonts w:hint="cs"/>
+          <w:rtl/>
+          <w:lang w:bidi="ar-LB"/>
+        </w:rPr>
+        <w:t>هبية سيلمع فوق أورشليم أرض إسرائيل وسيكون منتشرًا كغطاء فوق كل مساكنها. والسلم سيكون</w:t>
+      </w:r>
+      <w:r>
+        <w:rPr>
+          <w:rtl/>
+          <w:lang w:bidi="ar-SA"/>
+        </w:rPr>
+        <w:t xml:space="preserve"> </w:t>
+      </w:r>
+      <w:r>
+        <w:rPr>
+          <w:rtl/>
+          <w:lang w:bidi="ar-LB"/>
+        </w:rPr>
+        <w:t>كذلك</w:t>
+      </w:r>
+      <w:r>
+        <w:rPr>
+          <w:rFonts w:hint="cs"/>
+          <w:rtl/>
+          <w:lang w:bidi="ar-LB"/>
+        </w:rPr>
+        <w:t xml:space="preserve"> قائمًا الذي آخره في السماء وأوله على الأرض؛ فالرب المبارك بذاته سيكون بمثابة مركز كل الأشياء، كما في مختلف أجزاء الهيكل، </w:t>
+      </w:r>
+      <w:r>
+        <w:rPr>
+          <w:rFonts w:hint="cs"/>
+          <w:rtl/>
+          <w:lang w:bidi="ar-LB"/>
+        </w:rPr>
+        <w:t>هكذا ستُجرى خدمة التسبيح والفرح.</w:t>
+      </w:r>
+    </w:p>
+    <w:p>
+      <w:pPr>
+        <w:rPr>
+          <w:rtl/>
+          <w:lang w:bidi="ar-LB"/>
+        </w:rPr>
+      </w:pPr>
+      <w:r>
+        <w:rPr>
+          <w:rFonts w:hint="cs"/>
+          <w:rtl/>
+          <w:lang w:bidi="ar-LB"/>
+        </w:rPr>
+        <w:t xml:space="preserve">غير أنه في كل حدث هي دومًا السماوات التي تزور الأرض وتفتقدها </w:t>
+      </w:r>
+      <w:r>
+        <w:rPr>
+          <w:rtl/>
+          <w:lang w:bidi="ar-LB"/>
+        </w:rPr>
+        <w:t>–</w:t>
+      </w:r>
+      <w:r>
+        <w:rPr>
+          <w:rFonts w:hint="cs"/>
+          <w:rtl/>
+          <w:lang w:bidi="ar-LB"/>
+        </w:rPr>
+        <w:t xml:space="preserve"> فشعب السماء سينزل إلى شعب الأرض، وليس العكس </w:t>
+      </w:r>
+      <w:r>
+        <w:rPr>
+          <w:rtl/>
+          <w:lang w:bidi="ar-LB"/>
+        </w:rPr>
+        <w:t>–</w:t>
+      </w:r>
+      <w:r>
+        <w:rPr>
+          <w:rFonts w:hint="cs"/>
+          <w:rtl/>
+          <w:lang w:bidi="ar-LB"/>
+        </w:rPr>
+        <w:t xml:space="preserve"> فالشعب الأرضي سوف يستقبل فقط ويرحب بالزوار السماويين. وفي عالم الطبيعة الأمر هو هكذا أيضًا. فالأرض لا تعطي السماء أي شيء، ولكنها تستقبل كل شيء منها؛ فأشعة الشمس والمطر يهطلان أرضًا لبركة الأرض، أما الأرض فلا تعطي أي شيء بالمقابل.</w:t>
+      </w:r>
+      <w:r>
+        <w:rPr>
+          <w:rStyle w:val="FootnoteReference"/>
+          <w:rtl/>
+          <w:lang w:bidi="ar-LB"/>
+        </w:rPr>
+        <w:footnoteReference w:id="1"/>
+      </w:r>
+    </w:p>
+    <w:p>
+      <w:pPr>
+        <w:rPr>
+          <w:rtl/>
+          <w:lang w:bidi="ar-LB"/>
+        </w:rPr>
+      </w:pPr>
+      <w:r>
+        <w:rPr>
+          <w:rFonts w:hint="cs"/>
+          <w:rtl/>
+          <w:lang w:bidi="ar-LB"/>
+        </w:rPr>
+        <w:t xml:space="preserve">أما في هذه العلاقة المستقبلية ما بين السماوات والأرض، </w:t>
+      </w:r>
+      <w:r>
+        <w:rPr>
+          <w:rFonts w:hint="cs"/>
+          <w:rtl/>
+          <w:lang w:bidi="ar-LB"/>
+        </w:rPr>
+        <w:t xml:space="preserve">عندما سيصعد الشعب السماوي السلم الغامض أو التابع للمُلك الألفي </w:t>
+      </w:r>
+      <w:r>
+        <w:rPr>
+          <w:rtl/>
+          <w:lang w:bidi="ar-LB"/>
+        </w:rPr>
+        <w:t>–</w:t>
+      </w:r>
+      <w:r>
+        <w:rPr>
+          <w:rFonts w:hint="cs"/>
+          <w:rtl/>
+          <w:lang w:bidi="ar-LB"/>
+        </w:rPr>
+        <w:t xml:space="preserve"> وسينزل عليه، يبدو لي </w:t>
+      </w:r>
+      <w:r>
+        <w:rPr>
+          <w:rtl/>
+          <w:lang w:bidi="ar-LB"/>
+        </w:rPr>
+        <w:t>–</w:t>
+      </w:r>
+      <w:r>
+        <w:rPr>
+          <w:rFonts w:hint="cs"/>
+          <w:rtl/>
+          <w:lang w:bidi="ar-LB"/>
+        </w:rPr>
+        <w:t xml:space="preserve"> والكتاب بنفسه يرشدني للفكرة </w:t>
+      </w:r>
+      <w:r>
+        <w:rPr>
+          <w:rtl/>
+          <w:lang w:bidi="ar-LB"/>
+        </w:rPr>
+        <w:t>–</w:t>
+      </w:r>
+      <w:r>
+        <w:rPr>
+          <w:rFonts w:hint="cs"/>
+          <w:rtl/>
+          <w:lang w:bidi="ar-LB"/>
+        </w:rPr>
+        <w:t xml:space="preserve"> سيكون هنالك تبديل في ملبس المجد أو انكشاف معيّن لمجد قديسي السماء حال نزولهم ليكونوا في شركة مع سكان الأرض. فإن ظهور الرب من بعد قيامته من بين الأموات يسلمنا عرضًا عن ذلك. ففي ذلك الوقت كانت له هيئة تتناسب مع العمل الذي كان عليه أن يعمله آنذاك، هيئة البستاني مع مريم، وهيئته كمَن رافق التلميذين في طريقهما إلى عمواس، أو هيئته كغريب لطيف على ضفاف بحيرة طبريا. فهو لن يُرى في السماء في مثل هذه </w:t>
+      </w:r>
+      <w:proofErr w:type="spellStart"/>
+      <w:r>
+        <w:rPr>
+          <w:rFonts w:hint="cs"/>
+          <w:rtl/>
+          <w:lang w:bidi="ar-LB"/>
+        </w:rPr>
+        <w:t>الظهورات</w:t>
+      </w:r>
+      <w:proofErr w:type="spellEnd"/>
+      <w:r>
+        <w:rPr>
+          <w:rFonts w:hint="cs"/>
+          <w:rtl/>
+          <w:lang w:bidi="ar-LB"/>
+        </w:rPr>
+        <w:t xml:space="preserve">؛ ولكنه كشف عن ذاته عندما </w:t>
+      </w:r>
+      <w:r>
+        <w:rPr>
+          <w:rFonts w:hint="cs"/>
+          <w:rtl/>
+          <w:lang w:bidi="ar-LB"/>
+        </w:rPr>
+        <w:t xml:space="preserve">كان عمله </w:t>
+      </w:r>
+      <w:r>
+        <w:rPr>
+          <w:rFonts w:hint="cs"/>
+          <w:rtl/>
+          <w:lang w:bidi="ar-LB"/>
+        </w:rPr>
+        <w:t>الذي كان عليه أن يعمله</w:t>
+      </w:r>
+      <w:r>
+        <w:rPr>
+          <w:rtl/>
+          <w:lang w:bidi="ar-SA"/>
+        </w:rPr>
+        <w:t xml:space="preserve"> </w:t>
+      </w:r>
+      <w:r>
+        <w:rPr>
+          <w:rtl/>
+          <w:lang w:bidi="ar-LB"/>
+        </w:rPr>
+        <w:t>يتطلب</w:t>
+      </w:r>
+      <w:r>
+        <w:rPr>
+          <w:rFonts w:hint="cs"/>
+          <w:rtl/>
+          <w:lang w:bidi="ar-LB"/>
+        </w:rPr>
+        <w:t xml:space="preserve"> ذلك</w:t>
+      </w:r>
+      <w:r>
+        <w:rPr>
+          <w:rFonts w:hint="cs"/>
+          <w:rtl/>
+          <w:lang w:bidi="ar-LB"/>
+        </w:rPr>
+        <w:t xml:space="preserve">. </w:t>
+      </w:r>
+      <w:r>
+        <w:rPr>
+          <w:rFonts w:hint="cs"/>
+          <w:rtl/>
+          <w:lang w:bidi="ar-LB"/>
+        </w:rPr>
+        <w:t xml:space="preserve">هكذا </w:t>
+      </w:r>
+      <w:r>
+        <w:rPr>
+          <w:rFonts w:hint="cs"/>
+          <w:rtl/>
+          <w:lang w:bidi="ar-LB"/>
+        </w:rPr>
+        <w:t>ك</w:t>
+      </w:r>
+      <w:r>
+        <w:rPr>
+          <w:rFonts w:hint="cs"/>
+          <w:rtl/>
+          <w:lang w:bidi="ar-LB"/>
+        </w:rPr>
+        <w:t xml:space="preserve">ان في القديم أن موسى كان في محضر الله دون أي حجاب فاصل بينهما، بينما وضع أمام عيون هارون وكل الجماعة برقعًا على وجهه. فلقد كان هنالك نوع لباس يلائم السماء، وآخر يلائم الأرض. هكذا أيضًا كان للكهنة، وهم داخل الأقداس، هيئة تليق بهذا المكان، وهيئة أخرى حال ظهورهم خارجها. فلقد اختلف لباسهم في حضور الله عن لباس الشعب (قارن لاويين 6: 11؛ 16: 4، 23 </w:t>
+      </w:r>
+      <w:r>
+        <w:rPr>
+          <w:rtl/>
+          <w:lang w:bidi="ar-LB"/>
+        </w:rPr>
+        <w:t>–</w:t>
+      </w:r>
+      <w:r>
+        <w:rPr>
+          <w:rFonts w:hint="cs"/>
+          <w:rtl/>
+          <w:lang w:bidi="ar-LB"/>
+        </w:rPr>
+        <w:t xml:space="preserve"> 24؛ </w:t>
+      </w:r>
+      <w:r>
+        <w:rPr>
+          <w:rFonts w:hint="cs"/>
+          <w:rtl/>
+          <w:lang w:bidi="ar-LB"/>
+        </w:rPr>
+        <w:t>حزقيال</w:t>
+      </w:r>
+      <w:r>
+        <w:rPr>
+          <w:rFonts w:hint="cs"/>
+          <w:rtl/>
+          <w:lang w:bidi="ar-LB"/>
+        </w:rPr>
+        <w:t xml:space="preserve"> 42: 14؛ 44: 19).</w:t>
+      </w:r>
+    </w:p>
+    <w:p>
+      <w:pPr>
+        <w:rPr>
+          <w:rtl/>
+          <w:lang w:bidi="ar-LB"/>
+        </w:rPr>
+      </w:pPr>
+      <w:r>
+        <w:rPr>
+          <w:rFonts w:hint="cs"/>
+          <w:rtl/>
+          <w:lang w:bidi="ar-LB"/>
+        </w:rPr>
+        <w:t xml:space="preserve">عدا ذلك فإننا نرى في عصور قديمة المظهر المتغيّر كثيرًا هذا في ابن الله. لقد كانت له هيئات متعددة ظهر فيها والتي حجب داخلها المجد المضيء الذي لم يكن يلائم إلا مناطق أكثر سموًا. لقد ظهر في لهيب نار وسط عليقة عند جبل </w:t>
+      </w:r>
+      <w:proofErr w:type="spellStart"/>
+      <w:r>
+        <w:rPr>
+          <w:rFonts w:hint="cs"/>
+          <w:rtl/>
+          <w:lang w:bidi="ar-LB"/>
+        </w:rPr>
+        <w:t>حوريب</w:t>
+      </w:r>
+      <w:proofErr w:type="spellEnd"/>
+      <w:r>
+        <w:rPr>
+          <w:rFonts w:hint="cs"/>
+          <w:rtl/>
+          <w:lang w:bidi="ar-LB"/>
+        </w:rPr>
+        <w:t xml:space="preserve">، في سحابة </w:t>
+      </w:r>
+      <w:r>
+        <w:rPr>
+          <w:rtl/>
+          <w:lang w:bidi="ar-LB"/>
+        </w:rPr>
+        <w:t>–</w:t>
+      </w:r>
+      <w:r>
+        <w:rPr>
+          <w:rFonts w:hint="cs"/>
+          <w:rtl/>
+          <w:lang w:bidi="ar-LB"/>
+        </w:rPr>
+        <w:t xml:space="preserve"> عامود نار في البرية، وفي هيئة محارب متسلح أمام أسوار أريحا. هو ظهر في صورة تطابقت مع العمل الذي كان عليه أن يعمله. </w:t>
+      </w:r>
+      <w:r>
+        <w:rPr>
+          <w:rFonts w:hint="cs"/>
+          <w:rtl/>
+          <w:lang w:bidi="ar-LB"/>
+        </w:rPr>
+        <w:t>كل هذه هي علامات في تغيير الملبس والهيئة، التي فيها جميع الذين سيحكمون "المسكونة العتيدة" ويديرون شؤون الملكوت الأرضي، ستنتظرهم خدمتهم على الأرض حتى أنهم بعدها</w:t>
+      </w:r>
+      <w:r>
+        <w:rPr>
+          <w:rFonts w:hint="cs"/>
+          <w:rtl/>
+          <w:lang w:bidi="ar-LB"/>
+        </w:rPr>
+        <w:t xml:space="preserve"> </w:t>
+      </w:r>
+      <w:r>
+        <w:rPr>
+          <w:rFonts w:hint="cs"/>
+          <w:rtl/>
+          <w:lang w:bidi="ar-LB"/>
+        </w:rPr>
+        <w:t>سيعودون ثانية ومن دون أي احتجاب ليظهروا في السماويات.</w:t>
+      </w:r>
+    </w:p>
+    <w:p>
+      <w:pPr>
+        <w:rPr>
+          <w:rtl/>
+          <w:lang w:bidi="ar-LB"/>
+        </w:rPr>
+      </w:pPr>
+      <w:r>
+        <w:rPr>
+          <w:rFonts w:hint="cs"/>
+          <w:rtl/>
+          <w:lang w:bidi="ar-LB"/>
+        </w:rPr>
+        <w:t xml:space="preserve">إلا أنه بالارتباط بهذا التعليم عن </w:t>
+      </w:r>
+      <w:proofErr w:type="spellStart"/>
+      <w:r>
+        <w:rPr>
+          <w:rFonts w:hint="cs"/>
+          <w:rtl/>
+          <w:lang w:bidi="ar-LB"/>
+        </w:rPr>
+        <w:t>السمويات</w:t>
+      </w:r>
+      <w:proofErr w:type="spellEnd"/>
+      <w:r>
+        <w:rPr>
+          <w:rFonts w:hint="cs"/>
+          <w:rtl/>
+          <w:lang w:bidi="ar-LB"/>
+        </w:rPr>
+        <w:t xml:space="preserve"> والأرضيات وشعوب في أيام المجد العتيد، وبالارتباط بالحقيقة، أنه سيكون هنالك تعامل متبادل مبارك وعجيب بين كليهما، هنالك أيضًا أفراح وأمجاد متناسبة لكل واحد منهما بصورة خاصة؛ وسوف ألفت النظر إلى بعض هذه الأمجاد هنا.</w:t>
+      </w:r>
+    </w:p>
+    <w:p>
+      <w:pPr>
+        <w:rPr>
+          <w:rtl/>
+          <w:lang w:bidi="ar-LB"/>
+        </w:rPr>
+      </w:pPr>
+      <w:r>
+        <w:rPr>
+          <w:rFonts w:hint="cs"/>
+          <w:rtl/>
+          <w:lang w:bidi="ar-LB"/>
+        </w:rPr>
+        <w:t xml:space="preserve">إن القيامة ومقابلة الرب في الهواء، هو أكثر رجاء </w:t>
+      </w:r>
+      <w:r>
+        <w:rPr>
+          <w:rFonts w:hint="cs"/>
+          <w:rtl/>
+          <w:lang w:bidi="ar-LB"/>
+        </w:rPr>
+        <w:t>موضوع مباشرة على قلب المؤمن. ومن ثم هو دخول منازل بيت الآب مع مَن مضى ليعدها، كما كان قد قال لتلاميذه قبل وداعه لهم: "</w:t>
+      </w:r>
+      <w:r>
+        <w:rPr>
+          <w:rtl/>
+          <w:lang w:bidi="ar-LB"/>
+        </w:rPr>
+        <w:t>آتِي أَيْضًا وَآخُذُكُمْ إِلَيَّ، حَتَّى حَيْثُ أَكُونُ أَنَا تَكُونُونَ أَنْتُمْ أَيْضًا،</w:t>
+      </w:r>
+      <w:r>
+        <w:rPr>
+          <w:rFonts w:hint="cs"/>
+          <w:rtl/>
+          <w:lang w:bidi="ar-LB"/>
+        </w:rPr>
+        <w:t xml:space="preserve">" وذلك البيت سيكون لجميع الأشواق العائلية التي يفهمها القلب تمامًا، فرصة لممارستها. الآب سيكون هناك والبِكر بين إخوة كثيرين، كما والأخوة الكثيرين بحد ذاتهم. ولزيادة </w:t>
+      </w:r>
+      <w:r>
+        <w:rPr>
+          <w:rFonts w:hint="cs"/>
+          <w:rtl/>
+          <w:lang w:bidi="ar-LB"/>
+        </w:rPr>
+        <w:t xml:space="preserve">صورة </w:t>
+      </w:r>
+      <w:r>
+        <w:rPr>
+          <w:rFonts w:hint="cs"/>
+          <w:rtl/>
+          <w:lang w:bidi="ar-LB"/>
+        </w:rPr>
+        <w:t>هذه العلاقات</w:t>
+      </w:r>
+      <w:r>
+        <w:rPr>
+          <w:rFonts w:hint="cs"/>
+          <w:rtl/>
+          <w:lang w:bidi="ar-LB"/>
+        </w:rPr>
+        <w:t xml:space="preserve"> </w:t>
+      </w:r>
+      <w:r>
+        <w:rPr>
+          <w:rFonts w:hint="cs"/>
+          <w:rtl/>
+          <w:lang w:bidi="ar-LB"/>
+        </w:rPr>
+        <w:t>الحميمة و</w:t>
+      </w:r>
+      <w:r>
+        <w:rPr>
+          <w:rFonts w:hint="cs"/>
+          <w:rtl/>
+          <w:lang w:bidi="ar-LB"/>
+        </w:rPr>
+        <w:t>كمال ا</w:t>
+      </w:r>
+      <w:r>
+        <w:rPr>
+          <w:rFonts w:hint="cs"/>
+          <w:rtl/>
+          <w:lang w:bidi="ar-LB"/>
+        </w:rPr>
+        <w:t>لأشواق، سيكون هناك احتفال بالعرس وستصبح الكنيسة المخطوبة الآن امرأة الخروف (رؤيا 19).</w:t>
+      </w:r>
+    </w:p>
+    <w:p>
+      <w:pPr>
+        <w:rPr>
+          <w:rtl/>
+          <w:lang w:bidi="ar-LB"/>
+        </w:rPr>
+      </w:pPr>
+      <w:r>
+        <w:rPr>
+          <w:rFonts w:hint="cs"/>
+          <w:rtl/>
+          <w:lang w:bidi="ar-LB"/>
+        </w:rPr>
+        <w:t xml:space="preserve">إلا أنه </w:t>
+      </w:r>
+      <w:r>
+        <w:rPr>
+          <w:rFonts w:hint="cs"/>
+          <w:rtl/>
+          <w:lang w:bidi="ar-LB"/>
+        </w:rPr>
+        <w:t xml:space="preserve">بالارتباط بهذه الأمور لا زالت هنالك مشاهد وفرص أخرى بديعة من الأفراح الصادقة. "أورشليم المقدسة" ستكون في السماوات، مسكنَ القديسين، كشعب واحد من ملوك وكهنة، مكانًا لحُكم العدالة الإلهية والسجود </w:t>
+      </w:r>
+      <w:r>
+        <w:rPr>
+          <w:rtl/>
+          <w:lang w:bidi="ar-LB"/>
+        </w:rPr>
+        <w:t>–</w:t>
+      </w:r>
+      <w:r>
+        <w:rPr>
+          <w:rFonts w:hint="cs"/>
+          <w:rtl/>
+          <w:lang w:bidi="ar-LB"/>
+        </w:rPr>
+        <w:t xml:space="preserve"> تلك المدينة البهية، التي فيها شجرة الحياة تزهو بخضرتها ونهر الحياة يتدفق بمياهه المنعشة، التي فيها النور، عرش الله والخروف. القديسون هناك سيرنمون ويعزفون، ليس بصنوج وعود مصنوعة بتقنية بشرية</w:t>
+      </w:r>
+      <w:r>
+        <w:rPr>
+          <w:rFonts w:hint="cs"/>
+          <w:rtl/>
+          <w:lang w:bidi="ar-LB"/>
+        </w:rPr>
+        <w:t xml:space="preserve"> والتي هي فقط ملائمة لإثارة الأفراح الأرضية (مزمور 98)، وإنما سيمسكون </w:t>
+      </w:r>
+      <w:proofErr w:type="gramStart"/>
+      <w:r>
+        <w:rPr>
+          <w:rFonts w:hint="cs"/>
+          <w:rtl/>
+          <w:lang w:bidi="ar-LB"/>
+        </w:rPr>
+        <w:t>بـ"</w:t>
+      </w:r>
+      <w:proofErr w:type="gramEnd"/>
+      <w:r>
+        <w:rPr>
+          <w:rFonts w:hint="cs"/>
+          <w:rtl/>
+          <w:lang w:bidi="ar-LB"/>
+        </w:rPr>
+        <w:t>قيثارات الله" في أيديهم، آلات صناعة إلهية ومناسبة لإصدار ألحان تليق بالسماء تحديدًا. والشيوخ سيجلسون على عروشهم وسيطرحون أكاليلهم أمام عرش الحمل؛ وستجد الملائكة أقصى سرورهم في أن الكل يمجد سلطان ومجد الخروف المذبوح (رؤيا 5).</w:t>
+      </w:r>
+    </w:p>
+    <w:p>
+      <w:pPr>
+        <w:rPr>
+          <w:rtl/>
+          <w:lang w:bidi="ar-LB"/>
+        </w:rPr>
+      </w:pPr>
+      <w:r>
+        <w:rPr>
+          <w:rFonts w:hint="cs"/>
+          <w:rtl/>
+          <w:lang w:bidi="ar-LB"/>
+        </w:rPr>
+        <w:t xml:space="preserve">وفي كل هذه لن يكون هناك أي شيء </w:t>
+      </w:r>
+      <w:proofErr w:type="gramStart"/>
+      <w:r>
+        <w:rPr>
+          <w:rFonts w:hint="cs"/>
+          <w:rtl/>
+          <w:lang w:bidi="ar-LB"/>
+        </w:rPr>
+        <w:t xml:space="preserve">سيعطل </w:t>
+      </w:r>
+      <w:r>
+        <w:rPr>
+          <w:rFonts w:hint="cs"/>
+          <w:rtl/>
+          <w:lang w:bidi="ar-LB"/>
+        </w:rPr>
+        <w:t xml:space="preserve"> </w:t>
+      </w:r>
+      <w:r>
+        <w:rPr>
+          <w:rFonts w:hint="cs"/>
+          <w:rtl/>
+          <w:lang w:bidi="ar-LB"/>
+        </w:rPr>
+        <w:t>ا</w:t>
+      </w:r>
+      <w:r>
+        <w:rPr>
+          <w:rFonts w:hint="cs"/>
+          <w:rtl/>
+          <w:lang w:bidi="ar-LB"/>
+        </w:rPr>
+        <w:t>لفرح</w:t>
+      </w:r>
+      <w:proofErr w:type="gramEnd"/>
+      <w:r>
+        <w:rPr>
+          <w:rFonts w:hint="cs"/>
+          <w:rtl/>
+          <w:lang w:bidi="ar-LB"/>
+        </w:rPr>
+        <w:t xml:space="preserve"> أو </w:t>
+      </w:r>
+      <w:proofErr w:type="spellStart"/>
+      <w:r>
+        <w:rPr>
+          <w:rFonts w:hint="cs"/>
+          <w:rtl/>
+          <w:lang w:bidi="ar-LB"/>
+        </w:rPr>
+        <w:t>يعيقه</w:t>
+      </w:r>
+      <w:proofErr w:type="spellEnd"/>
+      <w:r>
+        <w:rPr>
+          <w:rFonts w:hint="cs"/>
+          <w:rtl/>
+          <w:lang w:bidi="ar-LB"/>
+        </w:rPr>
+        <w:t xml:space="preserve">. وكما أنه في تلك الأيام لا شيء على الأرض سيمس </w:t>
+      </w:r>
+      <w:proofErr w:type="gramStart"/>
+      <w:r>
+        <w:rPr>
+          <w:rFonts w:hint="cs"/>
+          <w:rtl/>
+          <w:lang w:bidi="ar-LB"/>
+        </w:rPr>
+        <w:t>بـ"</w:t>
+      </w:r>
+      <w:proofErr w:type="gramEnd"/>
+      <w:r>
+        <w:rPr>
+          <w:rFonts w:hint="cs"/>
+          <w:rtl/>
+          <w:lang w:bidi="ar-LB"/>
+        </w:rPr>
+        <w:t xml:space="preserve">جبل قدس الرب يهوه"، هكذا أيضًا لن يكون في السماوات باب لأي شيء غير طاهر. فلا وجود لأي عدو ليرفع رأسه، لأنهم جميعهم قُضي عليهم؛ فكيد الحية قد انتهى، لأن نسل المرأة قد داس رأسها. ولن يعود هنالك أي تعب للقلب، أو برود، أو هزيمة </w:t>
+      </w:r>
+      <w:r>
+        <w:rPr>
+          <w:rFonts w:hint="cs"/>
+          <w:rtl/>
+          <w:lang w:bidi="ar-LB"/>
+        </w:rPr>
+        <w:t>في عزيمة النفس وكلل الروح. الخدام سيخدمون دون انقطاع ومن دون لوم أو عتاب؛ وليل نهار سيصدح صوت السجود: "</w:t>
+      </w:r>
+      <w:r>
+        <w:rPr>
+          <w:rtl/>
+          <w:lang w:bidi="ar-LB"/>
+        </w:rPr>
+        <w:t>قُدُّوسٌ، قُدُّوسٌ، قُدُّوسٌ، الرَّبُّ الإِلهُ الْقَادِرُ عَلَى كُلِّ شَيْءٍ</w:t>
+      </w:r>
+      <w:r>
+        <w:rPr>
+          <w:rFonts w:hint="cs"/>
+          <w:rtl/>
+          <w:lang w:bidi="ar-LB"/>
+        </w:rPr>
+        <w:t>!"</w:t>
+      </w:r>
+    </w:p>
+    <w:p>
+      <w:pPr>
+        <w:rPr>
+          <w:lang w:bidi="ar-LB"/>
+        </w:rPr>
+        <w:sectPr>
+          <w:pgSz w:w="11906" w:h="16838"/>
+          <w:pgMar w:top="1440" w:right="1440" w:bottom="1440" w:left="1440" w:header="708" w:footer="708" w:gutter="0"/>
+          <w:cols w:space="708"/>
+          <w:docGrid w:linePitch="360"/>
+        </w:sectPr>
+      </w:pPr>
+      <w:r>
+        <w:rPr>
+          <w:rFonts w:hint="cs"/>
+          <w:rtl/>
+          <w:lang w:bidi="ar-LB"/>
+        </w:rPr>
+        <w:t>والسماء أيضًا ستكون مسرح</w:t>
+      </w:r>
+      <w:r>
+        <w:rPr>
+          <w:rFonts w:hint="cs"/>
+          <w:rtl/>
+          <w:lang w:bidi="ar-LB"/>
+        </w:rPr>
+        <w:t>ًا</w:t>
+      </w:r>
+      <w:r>
+        <w:rPr>
+          <w:rFonts w:hint="cs"/>
+          <w:rtl/>
+          <w:lang w:bidi="ar-LB"/>
+        </w:rPr>
+        <w:t xml:space="preserve"> للراحة أو لسبت الله، والقديسون المتمتعين بحسب قدرتهم بهذا الانتعاش، سيسكنون وسط هذه الراحة في أجساد متغيرة على صورة جسد المسيح الممجد. وهم سيكونون مثله في مجده وسيرونه كما هو. هم سيضيئون "كالشمس" في ملكوت أبيهم. ومن ثم سيرون كل إعلانات الله المجيدة وسيفهمون، لا كما من مرآة، في لغز، وإنما وجهًا لوجه؛ وسيعرفون كيفما عُرفوا. والحصاة البيضاء ستكون هناك والمن </w:t>
+      </w:r>
+      <w:proofErr w:type="spellStart"/>
+      <w:r>
+        <w:rPr>
+          <w:rFonts w:hint="cs"/>
+          <w:rtl/>
+          <w:lang w:bidi="ar-LB"/>
+        </w:rPr>
+        <w:t>المخفى</w:t>
+      </w:r>
+      <w:proofErr w:type="spellEnd"/>
+      <w:r>
+        <w:rPr>
+          <w:rFonts w:hint="cs"/>
+          <w:rtl/>
+          <w:lang w:bidi="ar-LB"/>
+        </w:rPr>
+        <w:t>، كوكب الصبح والأثواب البيضاء، واقفين فيها أمام عرش الله</w:t>
+      </w:r>
+      <w:r>
+        <w:rPr>
+          <w:rFonts w:hint="cs"/>
+          <w:rtl/>
+          <w:lang w:bidi="ar-LB"/>
+        </w:rPr>
+        <w:t xml:space="preserve"> ليسيروا مع الخروف وليجلسوا على عروش (رؤيا 2 </w:t>
+      </w:r>
+      <w:r>
+        <w:rPr>
+          <w:rtl/>
+          <w:lang w:bidi="ar-LB"/>
+        </w:rPr>
+        <w:t>–</w:t>
+      </w:r>
+      <w:r>
+        <w:rPr>
+          <w:rFonts w:hint="cs"/>
+          <w:rtl/>
+          <w:lang w:bidi="ar-LB"/>
+        </w:rPr>
+        <w:t xml:space="preserve"> 3). كل هذه ستكون من نصيبنا.</w:t>
+      </w:r>
+    </w:p>
+    <w:p>
+      <w:pPr>
+        <w:rPr>
+          <w:rtl/>
+          <w:lang w:bidi="ar-LB"/>
+        </w:rPr>
+      </w:pPr>
+      <w:hyperlink r:id="rId7" w:history="1">
         <w:r>
           <w:rPr>
             <w:rStyle w:val="Hyperlink"/>
             <w:rFonts w:hint="cs"/>
             <w:rtl/>
-            <w:lang w:bidi="ar-AE"/>
+            <w:lang w:bidi="ar-LB"/>
           </w:rPr>
-          <w:t>الله يعمل بطرق مختلفة</w:t>
+          <w:t>جزء 2 / 3</w:t>
         </w:r>
       </w:hyperlink>
     </w:p>
     <w:p>
       <w:pPr>
-        <w:jc w:val="both"/>
-        <w:rPr>
-          <w:rtl/>
-          <w:lang w:bidi="ar-AE"/>
+        <w:rPr>
+          <w:rtl/>
+          <w:lang w:bidi="ar-LB"/>
         </w:rPr>
       </w:pPr>
       <w:r>
         <w:rPr>
           <w:rFonts w:hint="cs"/>
           <w:rtl/>
-          <w:lang w:bidi="ar-AE"/>
-        </w:rPr>
-        <w:t>أناس آمنوا بطرق مختلفة</w:t>
+          <w:lang w:bidi="ar-LB"/>
+        </w:rPr>
+        <w:t xml:space="preserve">الإصحاح 2. </w:t>
+      </w:r>
+      <w:proofErr w:type="gramStart"/>
+      <w:r>
+        <w:rPr>
+          <w:rFonts w:hint="cs"/>
+          <w:rtl/>
+          <w:lang w:bidi="ar-LB"/>
+        </w:rPr>
+        <w:t>و 3</w:t>
+      </w:r>
+      <w:proofErr w:type="gramEnd"/>
+      <w:r>
+        <w:rPr>
+          <w:rFonts w:hint="cs"/>
+          <w:rtl/>
+          <w:lang w:bidi="ar-LB"/>
+        </w:rPr>
+        <w:t>. من سفر الرؤيا يحتويان على كم من إخباريات الأفراح السماوية وأمجادها. ففي هذه الوعود المعطاة تنكشف أمام عيوننا بترتيب مقدس ودقيق الأمور التي ستكون في الأيام القادمة من نصيب القديسين السماويين.</w:t>
       </w:r>
     </w:p>
     <w:p>
       <w:pPr>
-        <w:jc w:val="both"/>
-        <w:rPr>
-          <w:rtl/>
-          <w:lang w:bidi="ar-AE"/>
+        <w:rPr>
+          <w:rtl/>
+          <w:lang w:bidi="ar-LB"/>
         </w:rPr>
       </w:pPr>
       <w:r>
         <w:rPr>
-          <w:lang w:bidi="ar-AE"/>
-        </w:rPr>
-        <w:t>John Gifford Bellett</w:t>
+          <w:rFonts w:hint="cs"/>
+          <w:rtl/>
+          <w:lang w:bidi="ar-LB"/>
+        </w:rPr>
+        <w:t xml:space="preserve">أفسس </w:t>
+      </w:r>
+      <w:r>
+        <w:rPr>
+          <w:rtl/>
+          <w:lang w:bidi="ar-LB"/>
+        </w:rPr>
+        <w:t>–</w:t>
+      </w:r>
+      <w:r>
+        <w:rPr>
+          <w:rFonts w:hint="cs"/>
+          <w:rtl/>
+          <w:lang w:bidi="ar-LB"/>
+        </w:rPr>
+        <w:t xml:space="preserve"> "</w:t>
+      </w:r>
+      <w:r>
+        <w:rPr>
+          <w:rtl/>
+          <w:lang w:bidi="ar-LB"/>
+        </w:rPr>
+        <w:t>مَنْ يَغْلِبُ فَسَأُعْطِيهِ أَنْ يَأْكُلَ مِنْ شَجَرَةِ الْحَيَاةِ الَّتِي فِي وَسَطِ فِرْدَوْسِ اللهِ</w:t>
+      </w:r>
+      <w:r>
+        <w:rPr>
+          <w:rFonts w:hint="cs"/>
+          <w:rtl/>
+          <w:lang w:bidi="ar-LB"/>
+        </w:rPr>
+        <w:t>"</w:t>
       </w:r>
     </w:p>
     <w:p>
       <w:pPr>
-        <w:jc w:val="both"/>
-        <w:rPr>
-          <w:rtl/>
-          <w:lang w:bidi="ar-AE"/>
+        <w:rPr>
+          <w:rtl/>
+          <w:lang w:bidi="ar-LB"/>
         </w:rPr>
       </w:pPr>
       <w:r>
         <w:rPr>
           <w:rFonts w:hint="cs"/>
           <w:rtl/>
-          <w:lang w:bidi="ar-AE"/>
-        </w:rPr>
-        <w:t>من المثير جدًا ومفيد إن انتبهنا إلى الفوارق المميزة التي تحكيها سِيَر الإيمان في مختلف الأناجيل وأعمال الرسل، كسيرة بطرس ولاوي في لوقا 5؛ زكا في لوقا 19؛ نيقوديموس والسامرية في إنجيل يوحنا.</w:t>
+          <w:lang w:bidi="ar-LB"/>
+        </w:rPr>
+        <w:t>هذه أبسط صورة في الوعد</w:t>
+      </w:r>
+      <w:r>
+        <w:rPr>
+          <w:rFonts w:hint="cs"/>
+          <w:rtl/>
+          <w:lang w:bidi="ar-LB"/>
+        </w:rPr>
+        <w:t xml:space="preserve">. إنه يقول للقديس بأنه سيتغذى، إن جاز لنا هذا التعبير، من لُب أو مُخ الحياة الأبدية. والذين هم من خارج، سيستخدمون أوراق ذات الشجرة لشفائهم (رؤيا 22)، </w:t>
+      </w:r>
+      <w:r>
+        <w:rPr>
+          <w:rFonts w:hint="cs"/>
+          <w:rtl/>
+          <w:lang w:bidi="ar-LB"/>
+        </w:rPr>
+        <w:t>غير أن القديسين السماويين سيكون لهم ما هو أكثر من ذلك. فنصيبهم هو ثمر الشجرة بحد ذاتها، والتي لا تُحضَر إليهم، وإنما سيجمعونها (يقطفونها) وسط جنة الله بأيديهم. وهذا يدُل، وكما لا شك لي في ذلك، على دوام نضرة هذه الحياة. يقول يسوع: "</w:t>
+      </w:r>
+      <w:r>
+        <w:rPr>
+          <w:rtl/>
+          <w:lang w:bidi="ar-LB"/>
+        </w:rPr>
+        <w:t>إِنِّي</w:t>
+      </w:r>
+      <w:r>
+        <w:rPr>
+          <w:rFonts w:hint="cs"/>
+          <w:rtl/>
+          <w:lang w:bidi="ar-LB"/>
+        </w:rPr>
+        <w:t xml:space="preserve"> (لأني)</w:t>
+      </w:r>
+      <w:r>
+        <w:rPr>
+          <w:rtl/>
+          <w:lang w:bidi="ar-LB"/>
+        </w:rPr>
+        <w:t xml:space="preserve"> أَنَا حَيٌّ فَأَنْتُمْ سَتَحْيَوْنَ.</w:t>
+      </w:r>
+      <w:r>
+        <w:rPr>
+          <w:rFonts w:hint="cs"/>
+          <w:rtl/>
+          <w:lang w:bidi="ar-LB"/>
+        </w:rPr>
+        <w:t>" فالقديسون السماويون يشاركون، كما هو معبّر في الوعد لأفسس، في شجرة الحياة بشكل مباشر. هذا هو نصيبهم المتميز؛ فهم ينالون حياة من المنبع بذاته ويتغذون منه.</w:t>
       </w:r>
     </w:p>
     <w:p>
       <w:pPr>
-        <w:jc w:val="both"/>
-        <w:rPr>
-          <w:rtl/>
-          <w:lang w:bidi="ar-AE"/>
+        <w:rPr>
+          <w:rtl/>
+          <w:lang w:bidi="ar-LB"/>
         </w:rPr>
       </w:pPr>
       <w:r>
         <w:rPr>
           <w:rFonts w:hint="cs"/>
           <w:rtl/>
-          <w:lang w:bidi="ar-AE"/>
-        </w:rPr>
-        <w:t>نور الله وصل ودخل في النفوس في مختلف الطرق،أحيانًا برقة وتدريجيًا،ومن ثم بقوة وسرعة؛ فواحد فُضّل التأثير عليه في قلبه، وآخرون وُجه العمل إلى الضمير والفهم. لكن دائمًا كان هو عمل الله الذي ظهر، مهما كانت المادة التي استخدمها</w:t>
-      </w:r>
-      <w:r>
-        <w:rPr>
-          <w:rFonts w:hint="cs"/>
-          <w:rtl/>
-          <w:lang w:bidi="ar-AE"/>
-        </w:rPr>
-        <w:t xml:space="preserve"> أو طريقة عمله.</w:t>
+          <w:lang w:bidi="ar-LB"/>
+        </w:rPr>
+        <w:t xml:space="preserve">سميرنا </w:t>
+      </w:r>
+      <w:r>
+        <w:rPr>
+          <w:rtl/>
+          <w:lang w:bidi="ar-LB"/>
+        </w:rPr>
+        <w:t>–</w:t>
+      </w:r>
+      <w:r>
+        <w:rPr>
+          <w:rFonts w:hint="cs"/>
+          <w:rtl/>
+          <w:lang w:bidi="ar-LB"/>
+        </w:rPr>
+        <w:t xml:space="preserve"> "</w:t>
+      </w:r>
+      <w:r>
+        <w:rPr>
+          <w:rtl/>
+          <w:lang w:bidi="ar-LB"/>
+        </w:rPr>
+        <w:t xml:space="preserve">كُنْ أَمِينًا إِلَى الْمَوْتِ فَسَأُعْطِيكَ إِكْلِيلَ الْحَيَاةِ.  </w:t>
+      </w:r>
+      <w:r>
+        <w:rPr>
+          <w:rFonts w:ascii="Arial" w:hAnsi="Arial" w:cs="Arial" w:hint="cs"/>
+          <w:rtl/>
+          <w:lang w:bidi="ar-LB"/>
+        </w:rPr>
+        <w:t>​</w:t>
+      </w:r>
+      <w:r>
+        <w:rPr>
+          <w:rtl/>
+          <w:lang w:bidi="ar-LB"/>
+        </w:rPr>
+        <w:t>11</w:t>
+      </w:r>
+      <w:r>
+        <w:rPr>
+          <w:rFonts w:ascii="Arial" w:hAnsi="Arial" w:cs="Arial" w:hint="cs"/>
+          <w:rtl/>
+          <w:lang w:bidi="ar-LB"/>
+        </w:rPr>
+        <w:t>​</w:t>
+      </w:r>
+      <w:r>
+        <w:rPr>
+          <w:rtl/>
+          <w:lang w:bidi="ar-LB"/>
+        </w:rPr>
+        <w:t xml:space="preserve"> </w:t>
+      </w:r>
+      <w:r>
+        <w:rPr>
+          <w:rFonts w:ascii="Arial" w:hAnsi="Arial" w:cs="Arial" w:hint="cs"/>
+          <w:rtl/>
+          <w:lang w:bidi="ar-LB"/>
+        </w:rPr>
+        <w:t>​</w:t>
+      </w:r>
+      <w:r>
+        <w:rPr>
+          <w:rFonts w:hint="cs"/>
+          <w:rtl/>
+          <w:lang w:bidi="ar-LB"/>
+        </w:rPr>
+        <w:t>مَنْ</w:t>
+      </w:r>
+      <w:r>
+        <w:rPr>
+          <w:rtl/>
+          <w:lang w:bidi="ar-LB"/>
+        </w:rPr>
+        <w:t xml:space="preserve"> </w:t>
+      </w:r>
+      <w:r>
+        <w:rPr>
+          <w:rFonts w:hint="cs"/>
+          <w:rtl/>
+          <w:lang w:bidi="ar-LB"/>
+        </w:rPr>
+        <w:t>لَهُ</w:t>
+      </w:r>
+      <w:r>
+        <w:rPr>
+          <w:rtl/>
+          <w:lang w:bidi="ar-LB"/>
+        </w:rPr>
+        <w:t xml:space="preserve"> </w:t>
+      </w:r>
+      <w:r>
+        <w:rPr>
+          <w:rFonts w:hint="cs"/>
+          <w:rtl/>
+          <w:lang w:bidi="ar-LB"/>
+        </w:rPr>
+        <w:t>أُذُنٌ</w:t>
+      </w:r>
+      <w:r>
+        <w:rPr>
+          <w:rtl/>
+          <w:lang w:bidi="ar-LB"/>
+        </w:rPr>
+        <w:t xml:space="preserve"> </w:t>
+      </w:r>
+      <w:r>
+        <w:rPr>
+          <w:rFonts w:hint="cs"/>
+          <w:rtl/>
+          <w:lang w:bidi="ar-LB"/>
+        </w:rPr>
+        <w:t>فَلْيَسْمَعْ</w:t>
+      </w:r>
+      <w:r>
+        <w:rPr>
+          <w:rtl/>
+          <w:lang w:bidi="ar-LB"/>
+        </w:rPr>
+        <w:t xml:space="preserve"> </w:t>
+      </w:r>
+      <w:r>
+        <w:rPr>
+          <w:rFonts w:hint="cs"/>
+          <w:rtl/>
+          <w:lang w:bidi="ar-LB"/>
+        </w:rPr>
+        <w:t>مَا</w:t>
+      </w:r>
+      <w:r>
+        <w:rPr>
+          <w:rtl/>
+          <w:lang w:bidi="ar-LB"/>
+        </w:rPr>
+        <w:t xml:space="preserve"> </w:t>
+      </w:r>
+      <w:r>
+        <w:rPr>
+          <w:rFonts w:hint="cs"/>
+          <w:rtl/>
+          <w:lang w:bidi="ar-LB"/>
+        </w:rPr>
+        <w:t>يَقُولُهُ</w:t>
+      </w:r>
+      <w:r>
+        <w:rPr>
+          <w:rtl/>
+          <w:lang w:bidi="ar-LB"/>
+        </w:rPr>
+        <w:t xml:space="preserve"> </w:t>
+      </w:r>
+      <w:r>
+        <w:rPr>
+          <w:rFonts w:hint="cs"/>
+          <w:rtl/>
+          <w:lang w:bidi="ar-LB"/>
+        </w:rPr>
+        <w:t>الرُّوحُ</w:t>
+      </w:r>
+      <w:r>
+        <w:rPr>
+          <w:rtl/>
+          <w:lang w:bidi="ar-LB"/>
+        </w:rPr>
+        <w:t xml:space="preserve"> </w:t>
+      </w:r>
+      <w:r>
+        <w:rPr>
+          <w:rFonts w:hint="cs"/>
+          <w:rtl/>
+          <w:lang w:bidi="ar-LB"/>
+        </w:rPr>
+        <w:t>لِلْكَنَائِسِ</w:t>
+      </w:r>
+      <w:r>
+        <w:rPr>
+          <w:rtl/>
+          <w:lang w:bidi="ar-LB"/>
+        </w:rPr>
+        <w:t xml:space="preserve">. </w:t>
+      </w:r>
+      <w:r>
+        <w:rPr>
+          <w:rFonts w:hint="cs"/>
+          <w:rtl/>
+          <w:lang w:bidi="ar-LB"/>
+        </w:rPr>
+        <w:t>مَنْ</w:t>
+      </w:r>
+      <w:r>
+        <w:rPr>
+          <w:rtl/>
+          <w:lang w:bidi="ar-LB"/>
+        </w:rPr>
+        <w:t xml:space="preserve"> </w:t>
+      </w:r>
+      <w:r>
+        <w:rPr>
+          <w:rFonts w:hint="cs"/>
+          <w:rtl/>
+          <w:lang w:bidi="ar-LB"/>
+        </w:rPr>
+        <w:t>يَغْلِبُ</w:t>
+      </w:r>
+      <w:r>
+        <w:rPr>
+          <w:rtl/>
+          <w:lang w:bidi="ar-LB"/>
+        </w:rPr>
+        <w:t xml:space="preserve"> </w:t>
+      </w:r>
+      <w:r>
+        <w:rPr>
+          <w:rFonts w:hint="cs"/>
+          <w:rtl/>
+          <w:lang w:bidi="ar-LB"/>
+        </w:rPr>
+        <w:t>فَلاَ</w:t>
+      </w:r>
+      <w:r>
+        <w:rPr>
+          <w:rtl/>
+          <w:lang w:bidi="ar-LB"/>
+        </w:rPr>
+        <w:t xml:space="preserve"> </w:t>
+      </w:r>
+      <w:r>
+        <w:rPr>
+          <w:rFonts w:hint="cs"/>
+          <w:rtl/>
+          <w:lang w:bidi="ar-LB"/>
+        </w:rPr>
+        <w:t>يُؤْذِيهِ</w:t>
+      </w:r>
+      <w:r>
+        <w:rPr>
+          <w:rtl/>
+          <w:lang w:bidi="ar-LB"/>
+        </w:rPr>
+        <w:t xml:space="preserve"> </w:t>
+      </w:r>
+      <w:r>
+        <w:rPr>
+          <w:rFonts w:hint="cs"/>
+          <w:rtl/>
+          <w:lang w:bidi="ar-LB"/>
+        </w:rPr>
+        <w:t>الْمَوْتُ</w:t>
+      </w:r>
+      <w:r>
+        <w:rPr>
+          <w:rtl/>
+          <w:lang w:bidi="ar-LB"/>
+        </w:rPr>
+        <w:t xml:space="preserve"> </w:t>
+      </w:r>
+      <w:r>
+        <w:rPr>
+          <w:rFonts w:hint="cs"/>
+          <w:rtl/>
+          <w:lang w:bidi="ar-LB"/>
+        </w:rPr>
+        <w:t>الثَّانِي</w:t>
+      </w:r>
+      <w:r>
+        <w:rPr>
+          <w:rFonts w:hint="cs"/>
+          <w:rtl/>
+          <w:lang w:bidi="ar-LB"/>
+        </w:rPr>
+        <w:t>"</w:t>
       </w:r>
     </w:p>
     <w:p>
       <w:pPr>
-        <w:jc w:val="both"/>
-        <w:rPr>
-          <w:rtl/>
-          <w:lang w:bidi="ar-AE"/>
+        <w:rPr>
+          <w:rtl/>
+          <w:lang w:bidi="ar-LB"/>
         </w:rPr>
       </w:pPr>
       <w:r>
         <w:rPr>
           <w:rFonts w:hint="cs"/>
           <w:rtl/>
-          <w:lang w:bidi="ar-AE"/>
-        </w:rPr>
-        <w:t xml:space="preserve">لنفكر فقط بالإصحاحات 8، 9 و 10 من أعمال الرسل. من الواضح أن الله عمل في الخصي قبل أن تقابل مع فيلبس </w:t>
-      </w:r>
-      <w:r>
-        <w:rPr>
-          <w:rtl/>
-          <w:lang w:bidi="ar-AE"/>
-        </w:rPr>
-        <w:t>–</w:t>
-      </w:r>
-      <w:r>
-        <w:rPr>
-          <w:rFonts w:hint="cs"/>
-          <w:rtl/>
-          <w:lang w:bidi="ar-AE"/>
-        </w:rPr>
-        <w:t xml:space="preserve"> لقد كان الآب مزمعًا بأن يجتذبه إلى الابن (يوحنا 6: 44). من الواضح بأن قلب الخصي كان قد تأثر عميقًا بذلك، لأنه نسي النظام المتبع في العالم حينما دعا فيلبس بأن يصعد إليه على المركبة. هو لم ينتظر حتى يُعرّف فيلبس عن نفسه، لأن الغريب لم يكن غريبًا بالنسبة له حال أن لمست كلماته الموضوع الذي كان أهم موضوع على قلبه. هو كان زكّا آخر نسي مقامه واقتحم العوائق</w:t>
-      </w:r>
-      <w:r>
-        <w:rPr>
-          <w:rFonts w:hint="cs"/>
-          <w:rtl/>
-          <w:lang w:bidi="ar-AE"/>
-        </w:rPr>
-        <w:t xml:space="preserve"> ليصل إلى يسوع.</w:t>
+          <w:lang w:bidi="ar-LB"/>
+        </w:rPr>
+        <w:t xml:space="preserve">هذا الوعد يفوق بعض الشيء الوعد السابق. هناك رأينا الحياة معطاة في أغنى صيغة لها، هنا مع سميرنا نراها مكتسبة. فكنيسة سميرنا دخلت في امتحان صعب. فالبعض دخل السجون؛ وجميعهم كانوا </w:t>
+      </w:r>
+      <w:r>
+        <w:rPr>
+          <w:rFonts w:hint="cs"/>
+          <w:rtl/>
+          <w:lang w:bidi="ar-LB"/>
+        </w:rPr>
+        <w:t xml:space="preserve">في </w:t>
+      </w:r>
+      <w:r>
+        <w:rPr>
+          <w:rFonts w:hint="cs"/>
+          <w:rtl/>
+          <w:lang w:bidi="ar-LB"/>
+        </w:rPr>
+        <w:t>ضائقة كبيرة. ولقد كان عليهم أن يعانوا الكثير، ولكن إن كانوا أمناء حتى الموت فسينالون إكليل الحياة. يعقوب يتكلم عن هذا بصورة مماثلة: "</w:t>
+      </w:r>
+      <w:r>
+        <w:rPr>
+          <w:rtl/>
+          <w:lang w:bidi="ar-LB"/>
+        </w:rPr>
+        <w:t>طُوبَى لِلرَّجُلِ الَّذِي يَحْتَمِلُ التَّجْرِبَةَ، لأَنَّهُ إِذَا تَزَكَّى يَنَالُ «إِكْلِيلَ الْحَيَاةِ» الَّذِي وَعَدَ بِهِ الرَّبُّ لِلَّذِينَ يُحِبُّونَهُ</w:t>
+      </w:r>
+      <w:r>
+        <w:rPr>
+          <w:rFonts w:hint="cs"/>
+          <w:rtl/>
+          <w:lang w:bidi="ar-LB"/>
+        </w:rPr>
+        <w:t xml:space="preserve">" (إصحاح 1: 12). هنا إكليل الحياة موعود لمَن يحتمل التجربة. إنه من دواعي فرح الرب بأن يعترف بإيمان قديسيه؛ عندما أظهروا بأنهم لم يحبوا حياتهم في هذا العالم، فهذا سيكون كما لو أنهم ربحوها في الحياة العتيدة. فالحياة ستكون لهم هناك إكليلاً، الأجر المجيد، </w:t>
+      </w:r>
+      <w:r>
+        <w:rPr>
+          <w:rFonts w:hint="cs"/>
+          <w:rtl/>
+          <w:lang w:bidi="ar-LB"/>
+        </w:rPr>
+        <w:t>على أنهم لم يحبونها هنا.</w:t>
       </w:r>
     </w:p>
     <w:p>
       <w:pPr>
-        <w:jc w:val="both"/>
-        <w:rPr>
-          <w:rtl/>
-          <w:lang w:bidi="ar-AE"/>
+        <w:rPr>
+          <w:rtl/>
+          <w:lang w:bidi="ar-LB"/>
         </w:rPr>
       </w:pPr>
-      <w:r>
-        <w:rPr>
-          <w:rFonts w:hint="cs"/>
-          <w:rtl/>
-          <w:lang w:bidi="ar-AE"/>
-        </w:rPr>
-        <w:t>دعونا ننظر إلى شاول الذي كان مليئًا بالغيرة الدينية، بغير</w:t>
-      </w:r>
-      <w:r>
-        <w:rPr>
-          <w:rFonts w:hint="cs"/>
-          <w:rtl/>
-          <w:lang w:bidi="ar-AE"/>
-        </w:rPr>
-        <w:t>ة</w:t>
-      </w:r>
-      <w:bookmarkStart w:id="0" w:name="_GoBack"/>
-      <w:bookmarkEnd w:id="0"/>
-      <w:r>
-        <w:rPr>
-          <w:rFonts w:hint="cs"/>
-          <w:rtl/>
-          <w:lang w:bidi="ar-AE"/>
-        </w:rPr>
-        <w:t xml:space="preserve"> محقق </w:t>
-      </w:r>
-      <w:r>
-        <w:rPr>
-          <w:rtl/>
-          <w:lang w:bidi="ar-AE"/>
+      <w:proofErr w:type="spellStart"/>
+      <w:r>
+        <w:rPr>
+          <w:rFonts w:hint="cs"/>
+          <w:rtl/>
+          <w:lang w:bidi="ar-LB"/>
+        </w:rPr>
+        <w:t>برغامس</w:t>
+      </w:r>
+      <w:proofErr w:type="spellEnd"/>
+      <w:r>
+        <w:rPr>
+          <w:rFonts w:hint="cs"/>
+          <w:rtl/>
+          <w:lang w:bidi="ar-LB"/>
+        </w:rPr>
+        <w:t xml:space="preserve"> </w:t>
+      </w:r>
+      <w:r>
+        <w:rPr>
+          <w:rtl/>
+          <w:lang w:bidi="ar-LB"/>
         </w:rPr>
         <w:t>–</w:t>
       </w:r>
@@ -181,152 +3539,5424 @@
         <w:rPr>
           <w:rFonts w:hint="cs"/>
           <w:rtl/>
-          <w:lang w:bidi="ar-AE"/>
-        </w:rPr>
-        <w:t xml:space="preserve"> ومن ثم أيضًا إلى كرنيليوس التقي، الصانع خيرًا وذات الفكر الحليم، الذي بدلاً من أن يضطهد الآخرين كان يميل أكثر بأن يحسبهم أفضل من نفسه.</w:t>
+          <w:lang w:bidi="ar-LB"/>
+        </w:rPr>
+        <w:t xml:space="preserve"> "</w:t>
+      </w:r>
+      <w:r>
+        <w:rPr>
+          <w:rtl/>
+          <w:lang w:bidi="ar-LB"/>
+        </w:rPr>
+        <w:t xml:space="preserve">مَنْ يَغْلِبُ فَسَأُعْطِيهِ أَنْ يَأْكُلَ مِنَ الْمَنِّ </w:t>
+      </w:r>
+      <w:proofErr w:type="spellStart"/>
+      <w:r>
+        <w:rPr>
+          <w:rtl/>
+          <w:lang w:bidi="ar-LB"/>
+        </w:rPr>
+        <w:t>الْمُخْفَى</w:t>
+      </w:r>
+      <w:proofErr w:type="spellEnd"/>
+      <w:r>
+        <w:rPr>
+          <w:rtl/>
+          <w:lang w:bidi="ar-LB"/>
+        </w:rPr>
+        <w:t>، وَأُعْطِيهِ حَصَاةً بَيْضَاءَ، وَعَلَى الْحَصَاةِ اسْمٌ جَدِيدٌ مَكْتُوبٌ لاَ يَعْرِفُهُ أَحَدٌ غَيْرُ الَّذِي يَأْخُذُ</w:t>
+      </w:r>
+      <w:r>
+        <w:rPr>
+          <w:rFonts w:hint="cs"/>
+          <w:rtl/>
+          <w:lang w:bidi="ar-LB"/>
+        </w:rPr>
+        <w:t>"</w:t>
       </w:r>
     </w:p>
     <w:p>
       <w:pPr>
-        <w:jc w:val="both"/>
-        <w:rPr>
-          <w:rtl/>
-          <w:lang w:bidi="ar-AE"/>
+        <w:rPr>
+          <w:rtl/>
+          <w:lang w:bidi="ar-LB"/>
         </w:rPr>
       </w:pPr>
       <w:r>
         <w:rPr>
           <w:rFonts w:hint="cs"/>
           <w:rtl/>
-          <w:lang w:bidi="ar-AE"/>
-        </w:rPr>
-        <w:t>هذه كانت مادة مختلفة كليًا، ولأجل ذلك تم التعامل معها بصورة مختلفة. بالنسبة لبولس فالعمل بدا متميزًا بكثافته في النفس، أما كرنيليوس فقد تميّز بالرقة والنعمة. لكن كرنيوليوس كان يحتاج ليسوع مثل شاول تمامًا. فلم يكن لأي منهما حياة إلا به هو.</w:t>
+          <w:lang w:bidi="ar-LB"/>
+        </w:rPr>
+        <w:t xml:space="preserve">منبع آخر للفرح تنفتح مغاليقه أمامنا هنا </w:t>
+      </w:r>
+      <w:r>
+        <w:rPr>
+          <w:rtl/>
+          <w:lang w:bidi="ar-LB"/>
+        </w:rPr>
+        <w:t>–</w:t>
+      </w:r>
+      <w:r>
+        <w:rPr>
+          <w:rFonts w:hint="cs"/>
+          <w:rtl/>
+          <w:lang w:bidi="ar-LB"/>
+        </w:rPr>
+        <w:t xml:space="preserve"> التمتع بأشواق ومحبة الرب الشخصية، شركة معه، كما تفهمها القلوب فقط وتدركها، والمترابطة في تلك الأفراح والذكريات التي لا يشارك فيها غريب، بأكثر الروابط حميمية. وعنها هنا الحديث مع البقية الأمينة في </w:t>
+      </w:r>
+      <w:proofErr w:type="spellStart"/>
+      <w:r>
+        <w:rPr>
+          <w:rFonts w:hint="cs"/>
+          <w:rtl/>
+          <w:lang w:bidi="ar-LB"/>
+        </w:rPr>
+        <w:t>برغامس</w:t>
+      </w:r>
+      <w:proofErr w:type="spellEnd"/>
+      <w:r>
+        <w:rPr>
+          <w:rFonts w:hint="cs"/>
+          <w:rtl/>
+          <w:lang w:bidi="ar-LB"/>
+        </w:rPr>
+        <w:t>. هو حافظ على الإيمان به وسط الصعاب وتمسكهم باسمه. فمجازاته قائمة في علامات محبته الشخصية الطيبة التي توقظ الوعي الحلو والاقتناع الخاص، بأن قلب الرب مرتبط به. إنه سيقبّل المؤمن "بقبلات فمه</w:t>
+      </w:r>
+      <w:r>
+        <w:rPr>
+          <w:rFonts w:hint="cs"/>
+          <w:rtl/>
+          <w:lang w:bidi="ar-LB"/>
+        </w:rPr>
+        <w:t xml:space="preserve">" إنه المنّ </w:t>
+      </w:r>
+      <w:proofErr w:type="spellStart"/>
+      <w:r>
+        <w:rPr>
+          <w:rFonts w:hint="cs"/>
+          <w:rtl/>
+          <w:lang w:bidi="ar-LB"/>
+        </w:rPr>
+        <w:t>المخفى</w:t>
+      </w:r>
+      <w:proofErr w:type="spellEnd"/>
+      <w:r>
+        <w:rPr>
+          <w:rFonts w:hint="cs"/>
+          <w:rtl/>
+          <w:lang w:bidi="ar-LB"/>
+        </w:rPr>
+        <w:t xml:space="preserve"> الذي يتغذى عليه المؤمن هنا، والحصاة المعطاة له عليها اسم لا يعرفه أحد إلا مَن يستلمها. إن هذا يعبّر عن أشواق شخصية. فليس للأمر هنا علاقة بفرح مُعلن، وإنما بمسرة يشعر بها القلب في يقين امتلاك محبة الرب له. يا له من طابع مجيد للفرح! في أفسس وسميرنا رأينا امتلاك الحياة بفيضها وبكرامة، هنا في </w:t>
+      </w:r>
+      <w:proofErr w:type="spellStart"/>
+      <w:r>
+        <w:rPr>
+          <w:rFonts w:hint="cs"/>
+          <w:rtl/>
+          <w:lang w:bidi="ar-LB"/>
+        </w:rPr>
+        <w:t>برغامس</w:t>
+      </w:r>
+      <w:proofErr w:type="spellEnd"/>
+      <w:r>
+        <w:rPr>
+          <w:rFonts w:hint="cs"/>
+          <w:rtl/>
+          <w:lang w:bidi="ar-LB"/>
+        </w:rPr>
+        <w:t xml:space="preserve"> نتقابل مع الوعي المبارك بأشواق الرب الشخصية.</w:t>
       </w:r>
     </w:p>
     <w:p>
       <w:pPr>
-        <w:jc w:val="both"/>
-        <w:rPr>
-          <w:rtl/>
-          <w:lang w:bidi="ar-AE"/>
+        <w:rPr>
+          <w:rtl/>
+          <w:lang w:bidi="ar-LB"/>
         </w:rPr>
       </w:pPr>
-      <w:r>
-        <w:rPr>
-          <w:rFonts w:hint="cs"/>
-          <w:rtl/>
-          <w:lang w:bidi="ar-AE"/>
-        </w:rPr>
-        <w:t xml:space="preserve">من ثم لدينا السجان وليديا في أعمال الرسل 16. الأخيرة كانت تشبه في تقواها، وصنفها الرقيق أكثر كرنيليوس، والرب فتح </w:t>
-      </w:r>
-      <w:r>
-        <w:rPr>
-          <w:rFonts w:hint="cs"/>
-          <w:rtl/>
-          <w:lang w:bidi="ar-AE"/>
-        </w:rPr>
-        <w:t>قلبها</w:t>
-      </w:r>
-      <w:r>
-        <w:rPr>
-          <w:rFonts w:hint="cs"/>
-          <w:rtl/>
-          <w:lang w:bidi="ar-AE"/>
-        </w:rPr>
-        <w:t xml:space="preserve"> بصورة رقيقة جدًا. السجان كان يبدو في نوعيته أكثر مثل شاول. على الأقل هو كان قد ابتدأ في اضطهاده</w:t>
-      </w:r>
-      <w:r>
-        <w:rPr>
-          <w:rFonts w:hint="cs"/>
-          <w:rtl/>
-          <w:lang w:bidi="ar-AE"/>
-        </w:rPr>
-        <w:t xml:space="preserve"> لـ"تلاميذ الرب"، وهذا الاضطهاد قام به شاول لمدة طويلة في الماضي. هو كان قد تعلّم هذا العمل جيدًا وبالتالي كان تأثير النور عليه ساحقًا وهشيمًا. وقد رافق انفتاح قلبه القاسي والعنيف زلزلة، بينما "الريح الرقيقة الهادئة" أتمت العمل مع ليديا.</w:t>
+      <w:proofErr w:type="spellStart"/>
+      <w:r>
+        <w:rPr>
+          <w:rFonts w:hint="cs"/>
+          <w:rtl/>
+          <w:lang w:bidi="ar-LB"/>
+        </w:rPr>
+        <w:t>ثياتيرا</w:t>
+      </w:r>
+      <w:proofErr w:type="spellEnd"/>
+      <w:r>
+        <w:rPr>
+          <w:rFonts w:hint="cs"/>
+          <w:rtl/>
+          <w:lang w:bidi="ar-LB"/>
+        </w:rPr>
+        <w:t xml:space="preserve"> </w:t>
+      </w:r>
+      <w:r>
+        <w:rPr>
+          <w:rtl/>
+          <w:lang w:bidi="ar-LB"/>
+        </w:rPr>
+        <w:t>–</w:t>
+      </w:r>
+      <w:r>
+        <w:rPr>
+          <w:rFonts w:hint="cs"/>
+          <w:rtl/>
+          <w:lang w:bidi="ar-LB"/>
+        </w:rPr>
+        <w:t xml:space="preserve"> </w:t>
+      </w:r>
+      <w:r>
+        <w:rPr>
+          <w:rFonts w:hint="cs"/>
+          <w:rtl/>
+          <w:lang w:bidi="ar-LB"/>
+        </w:rPr>
+        <w:t>"</w:t>
+      </w:r>
+      <w:r>
+        <w:rPr>
+          <w:rtl/>
+          <w:lang w:bidi="ar-LB"/>
+        </w:rPr>
+        <w:t xml:space="preserve">وَمَنْ يَغْلِبُ وَيَحْفَظُ أَعْمَالِي إِلَى النِّهَايَةِ فَسَأُعْطِيهِ سُلْطَانًا عَلَى </w:t>
+      </w:r>
+      <w:proofErr w:type="gramStart"/>
+      <w:r>
+        <w:rPr>
+          <w:rtl/>
+          <w:lang w:bidi="ar-LB"/>
+        </w:rPr>
+        <w:t xml:space="preserve">الأُمَمِ،  </w:t>
+      </w:r>
+      <w:r>
+        <w:rPr>
+          <w:rFonts w:ascii="Arial" w:hAnsi="Arial" w:cs="Arial" w:hint="cs"/>
+          <w:rtl/>
+          <w:lang w:bidi="ar-LB"/>
+        </w:rPr>
+        <w:t>​</w:t>
+      </w:r>
+      <w:proofErr w:type="gramEnd"/>
+      <w:r>
+        <w:rPr>
+          <w:rtl/>
+          <w:lang w:bidi="ar-LB"/>
+        </w:rPr>
+        <w:t>27</w:t>
+      </w:r>
+      <w:r>
+        <w:rPr>
+          <w:rFonts w:ascii="Arial" w:hAnsi="Arial" w:cs="Arial" w:hint="cs"/>
+          <w:rtl/>
+          <w:lang w:bidi="ar-LB"/>
+        </w:rPr>
+        <w:t>​</w:t>
+      </w:r>
+      <w:r>
+        <w:rPr>
+          <w:rtl/>
+          <w:lang w:bidi="ar-LB"/>
+        </w:rPr>
+        <w:t xml:space="preserve"> </w:t>
+      </w:r>
+      <w:r>
+        <w:rPr>
+          <w:rFonts w:ascii="Arial" w:hAnsi="Arial" w:cs="Arial" w:hint="cs"/>
+          <w:rtl/>
+          <w:lang w:bidi="ar-LB"/>
+        </w:rPr>
+        <w:t>​</w:t>
+      </w:r>
+      <w:r>
+        <w:rPr>
+          <w:rFonts w:hint="cs"/>
+          <w:rtl/>
+          <w:lang w:bidi="ar-LB"/>
+        </w:rPr>
+        <w:t>فَيَرْعَاهُمْ</w:t>
+      </w:r>
+      <w:r>
+        <w:rPr>
+          <w:rtl/>
+          <w:lang w:bidi="ar-LB"/>
+        </w:rPr>
+        <w:t xml:space="preserve"> </w:t>
+      </w:r>
+      <w:r>
+        <w:rPr>
+          <w:rFonts w:hint="cs"/>
+          <w:rtl/>
+          <w:lang w:bidi="ar-LB"/>
+        </w:rPr>
+        <w:t>بِقَضِيبٍ</w:t>
+      </w:r>
+      <w:r>
+        <w:rPr>
+          <w:rtl/>
+          <w:lang w:bidi="ar-LB"/>
+        </w:rPr>
+        <w:t xml:space="preserve"> </w:t>
+      </w:r>
+      <w:r>
+        <w:rPr>
+          <w:rFonts w:hint="cs"/>
+          <w:rtl/>
+          <w:lang w:bidi="ar-LB"/>
+        </w:rPr>
+        <w:t>مِنْ</w:t>
+      </w:r>
+      <w:r>
+        <w:rPr>
+          <w:rtl/>
+          <w:lang w:bidi="ar-LB"/>
+        </w:rPr>
+        <w:t xml:space="preserve"> </w:t>
+      </w:r>
+      <w:r>
+        <w:rPr>
+          <w:rFonts w:hint="cs"/>
+          <w:rtl/>
+          <w:lang w:bidi="ar-LB"/>
+        </w:rPr>
+        <w:t>حَدِيدٍ،</w:t>
+      </w:r>
+      <w:r>
+        <w:rPr>
+          <w:rtl/>
+          <w:lang w:bidi="ar-LB"/>
+        </w:rPr>
+        <w:t xml:space="preserve"> </w:t>
+      </w:r>
+      <w:r>
+        <w:rPr>
+          <w:rFonts w:hint="cs"/>
+          <w:rtl/>
+          <w:lang w:bidi="ar-LB"/>
+        </w:rPr>
+        <w:t>كَمَا</w:t>
+      </w:r>
+      <w:r>
+        <w:rPr>
+          <w:rtl/>
+          <w:lang w:bidi="ar-LB"/>
+        </w:rPr>
+        <w:t xml:space="preserve"> </w:t>
+      </w:r>
+      <w:r>
+        <w:rPr>
+          <w:rFonts w:hint="cs"/>
+          <w:rtl/>
+          <w:lang w:bidi="ar-LB"/>
+        </w:rPr>
+        <w:t>تُكْسَرُ</w:t>
+      </w:r>
+      <w:r>
+        <w:rPr>
+          <w:rtl/>
+          <w:lang w:bidi="ar-LB"/>
+        </w:rPr>
+        <w:t xml:space="preserve"> </w:t>
+      </w:r>
+      <w:r>
+        <w:rPr>
+          <w:rFonts w:hint="cs"/>
+          <w:rtl/>
+          <w:lang w:bidi="ar-LB"/>
+        </w:rPr>
+        <w:t>آنِيَةٌ</w:t>
+      </w:r>
+      <w:r>
+        <w:rPr>
+          <w:rtl/>
+          <w:lang w:bidi="ar-LB"/>
+        </w:rPr>
+        <w:t xml:space="preserve"> </w:t>
+      </w:r>
+      <w:r>
+        <w:rPr>
+          <w:rFonts w:hint="cs"/>
+          <w:rtl/>
+          <w:lang w:bidi="ar-LB"/>
+        </w:rPr>
+        <w:t>مِنْ</w:t>
+      </w:r>
+      <w:r>
+        <w:rPr>
+          <w:rtl/>
+          <w:lang w:bidi="ar-LB"/>
+        </w:rPr>
+        <w:t xml:space="preserve"> </w:t>
+      </w:r>
+      <w:r>
+        <w:rPr>
+          <w:rFonts w:hint="cs"/>
+          <w:rtl/>
+          <w:lang w:bidi="ar-LB"/>
+        </w:rPr>
+        <w:t>خَزَفٍ،</w:t>
+      </w:r>
+      <w:r>
+        <w:rPr>
+          <w:rtl/>
+          <w:lang w:bidi="ar-LB"/>
+        </w:rPr>
+        <w:t xml:space="preserve"> </w:t>
+      </w:r>
+      <w:r>
+        <w:rPr>
+          <w:rFonts w:hint="cs"/>
+          <w:rtl/>
+          <w:lang w:bidi="ar-LB"/>
+        </w:rPr>
+        <w:t>كَمَا</w:t>
+      </w:r>
+      <w:r>
+        <w:rPr>
+          <w:rtl/>
+          <w:lang w:bidi="ar-LB"/>
+        </w:rPr>
+        <w:t xml:space="preserve"> </w:t>
+      </w:r>
+      <w:r>
+        <w:rPr>
+          <w:rFonts w:hint="cs"/>
+          <w:rtl/>
+          <w:lang w:bidi="ar-LB"/>
+        </w:rPr>
+        <w:t>أَخَذْتُ</w:t>
+      </w:r>
+      <w:r>
+        <w:rPr>
+          <w:rtl/>
+          <w:lang w:bidi="ar-LB"/>
+        </w:rPr>
+        <w:t xml:space="preserve"> </w:t>
+      </w:r>
+      <w:r>
+        <w:rPr>
+          <w:rFonts w:hint="cs"/>
+          <w:rtl/>
+          <w:lang w:bidi="ar-LB"/>
+        </w:rPr>
+        <w:t>أَنَا</w:t>
+      </w:r>
+      <w:r>
+        <w:rPr>
+          <w:rtl/>
+          <w:lang w:bidi="ar-LB"/>
+        </w:rPr>
+        <w:t xml:space="preserve"> </w:t>
+      </w:r>
+      <w:r>
+        <w:rPr>
+          <w:rFonts w:hint="cs"/>
+          <w:rtl/>
+          <w:lang w:bidi="ar-LB"/>
+        </w:rPr>
+        <w:t>أَيْضًا</w:t>
+      </w:r>
+      <w:r>
+        <w:rPr>
+          <w:rtl/>
+          <w:lang w:bidi="ar-LB"/>
+        </w:rPr>
+        <w:t xml:space="preserve"> </w:t>
+      </w:r>
+      <w:r>
+        <w:rPr>
+          <w:rFonts w:hint="cs"/>
+          <w:rtl/>
+          <w:lang w:bidi="ar-LB"/>
+        </w:rPr>
+        <w:t>مِنْ</w:t>
+      </w:r>
+      <w:r>
+        <w:rPr>
+          <w:rtl/>
+          <w:lang w:bidi="ar-LB"/>
+        </w:rPr>
+        <w:t xml:space="preserve"> </w:t>
+      </w:r>
+      <w:r>
+        <w:rPr>
+          <w:rFonts w:hint="cs"/>
+          <w:rtl/>
+          <w:lang w:bidi="ar-LB"/>
+        </w:rPr>
+        <w:t>عِنْدِ</w:t>
+      </w:r>
+      <w:r>
+        <w:rPr>
+          <w:rtl/>
+          <w:lang w:bidi="ar-LB"/>
+        </w:rPr>
+        <w:t xml:space="preserve"> </w:t>
+      </w:r>
+      <w:r>
+        <w:rPr>
+          <w:rFonts w:hint="cs"/>
+          <w:rtl/>
+          <w:lang w:bidi="ar-LB"/>
+        </w:rPr>
+        <w:t>أَبِي،</w:t>
+      </w:r>
+      <w:r>
+        <w:rPr>
+          <w:rtl/>
+          <w:lang w:bidi="ar-LB"/>
+        </w:rPr>
+        <w:t xml:space="preserve">  </w:t>
+      </w:r>
+      <w:r>
+        <w:rPr>
+          <w:rFonts w:ascii="Arial" w:hAnsi="Arial" w:cs="Arial" w:hint="cs"/>
+          <w:rtl/>
+          <w:lang w:bidi="ar-LB"/>
+        </w:rPr>
+        <w:t>​</w:t>
+      </w:r>
+      <w:r>
+        <w:rPr>
+          <w:rtl/>
+          <w:lang w:bidi="ar-LB"/>
+        </w:rPr>
+        <w:t>28</w:t>
+      </w:r>
+      <w:r>
+        <w:rPr>
+          <w:rFonts w:ascii="Arial" w:hAnsi="Arial" w:cs="Arial" w:hint="cs"/>
+          <w:rtl/>
+          <w:lang w:bidi="ar-LB"/>
+        </w:rPr>
+        <w:t>​</w:t>
+      </w:r>
+      <w:r>
+        <w:rPr>
+          <w:rtl/>
+          <w:lang w:bidi="ar-LB"/>
+        </w:rPr>
+        <w:t xml:space="preserve"> </w:t>
+      </w:r>
+      <w:r>
+        <w:rPr>
+          <w:rFonts w:ascii="Arial" w:hAnsi="Arial" w:cs="Arial" w:hint="cs"/>
+          <w:rtl/>
+          <w:lang w:bidi="ar-LB"/>
+        </w:rPr>
+        <w:t>​</w:t>
+      </w:r>
+      <w:r>
+        <w:rPr>
+          <w:rFonts w:hint="cs"/>
+          <w:rtl/>
+          <w:lang w:bidi="ar-LB"/>
+        </w:rPr>
+        <w:t>وَأُعْطِيهِ</w:t>
+      </w:r>
+      <w:r>
+        <w:rPr>
+          <w:rtl/>
+          <w:lang w:bidi="ar-LB"/>
+        </w:rPr>
+        <w:t xml:space="preserve"> </w:t>
+      </w:r>
+      <w:r>
+        <w:rPr>
+          <w:rFonts w:hint="cs"/>
+          <w:rtl/>
+          <w:lang w:bidi="ar-LB"/>
+        </w:rPr>
+        <w:t>كَوْكَبَ</w:t>
+      </w:r>
+      <w:r>
+        <w:rPr>
+          <w:rtl/>
+          <w:lang w:bidi="ar-LB"/>
+        </w:rPr>
+        <w:t xml:space="preserve"> </w:t>
+      </w:r>
+      <w:r>
+        <w:rPr>
+          <w:rFonts w:hint="cs"/>
+          <w:rtl/>
+          <w:lang w:bidi="ar-LB"/>
+        </w:rPr>
+        <w:t>الصُّبْحِ</w:t>
+      </w:r>
+      <w:r>
+        <w:rPr>
+          <w:rtl/>
+          <w:lang w:bidi="ar-LB"/>
+        </w:rPr>
+        <w:t>.</w:t>
+      </w:r>
+      <w:r>
+        <w:rPr>
+          <w:rFonts w:hint="cs"/>
+          <w:rtl/>
+          <w:lang w:bidi="ar-LB"/>
+        </w:rPr>
+        <w:t>"</w:t>
       </w:r>
     </w:p>
     <w:p>
       <w:pPr>
-        <w:jc w:val="both"/>
-        <w:rPr>
-          <w:rtl/>
-          <w:lang w:bidi="ar-AE"/>
+        <w:rPr>
+          <w:rtl/>
+          <w:lang w:bidi="ar-LB"/>
         </w:rPr>
       </w:pPr>
       <w:r>
         <w:rPr>
           <w:rFonts w:hint="cs"/>
           <w:rtl/>
-          <w:lang w:bidi="ar-AE"/>
-        </w:rPr>
-        <w:t xml:space="preserve">غير أن ليديا لم يكن بإمكانها أن تخلص لا هي ولا السجان العنيف من دون يسوع. قبل أن تعرفت ليديا على يسوع، علّمها بولس، ولكنه لم يكن باستطاعته أن يسجد معها، مع أنها كانت </w:t>
-      </w:r>
-      <w:r>
-        <w:rPr>
-          <w:rFonts w:hint="cs"/>
-          <w:rtl/>
-          <w:lang w:bidi="ar-AE"/>
-        </w:rPr>
-        <w:t>امرأة</w:t>
-      </w:r>
-      <w:r>
-        <w:rPr>
-          <w:rFonts w:hint="cs"/>
-          <w:rtl/>
-          <w:lang w:bidi="ar-AE"/>
-        </w:rPr>
-        <w:t xml:space="preserve"> تقية (انظر أعمال الرسل 16: 13).</w:t>
+          <w:lang w:bidi="ar-LB"/>
+        </w:rPr>
+        <w:t xml:space="preserve">هنا نحن نأتي إلى مشاهد علنية، ينكشف فيها السلطان والمجد. فالقديسون سيكونون رفاق الرب، وسيظهر هو ليضع أعداءه عند موطئ قدميه، أو </w:t>
+      </w:r>
+      <w:r>
+        <w:rPr>
+          <w:rtl/>
+          <w:lang w:bidi="ar-LB"/>
+        </w:rPr>
+        <w:t>–</w:t>
+      </w:r>
+      <w:r>
+        <w:rPr>
+          <w:rFonts w:hint="cs"/>
+          <w:rtl/>
+          <w:lang w:bidi="ar-LB"/>
+        </w:rPr>
+        <w:t xml:space="preserve"> حتى نتكلم بكلمات المزمور الثاني </w:t>
+      </w:r>
+      <w:r>
+        <w:rPr>
+          <w:rtl/>
+          <w:lang w:bidi="ar-LB"/>
+        </w:rPr>
+        <w:t>–</w:t>
+      </w:r>
+      <w:r>
+        <w:rPr>
+          <w:rFonts w:hint="cs"/>
+          <w:rtl/>
+          <w:lang w:bidi="ar-LB"/>
+        </w:rPr>
+        <w:t xml:space="preserve"> </w:t>
+      </w:r>
+      <w:r>
+        <w:rPr>
+          <w:rtl/>
+          <w:lang w:bidi="ar-LB"/>
+        </w:rPr>
+        <w:t>تُحَطِّمُهُمْ بِقَضِيبٍ مِنْ حَدِيدٍ. مِثْلَ إِنَاءِ خَزَّافٍ تُكَسِّرُهُمْ</w:t>
+      </w:r>
+      <w:r>
+        <w:rPr>
+          <w:rFonts w:hint="cs"/>
+          <w:rtl/>
+          <w:lang w:bidi="ar-LB"/>
+        </w:rPr>
+        <w:t xml:space="preserve">. هو سيظهر سلطانه عند توليه المُلك. إنه سيبيد كل ما لا يتفق مع الملكوت. فهو سيتمنطق السيف حول حقويه كداود، قبل </w:t>
+      </w:r>
+      <w:r>
+        <w:rPr>
+          <w:rFonts w:hint="cs"/>
+          <w:rtl/>
+          <w:lang w:bidi="ar-LB"/>
+        </w:rPr>
+        <w:t>اعتلائه</w:t>
+      </w:r>
+      <w:r>
+        <w:rPr>
+          <w:rFonts w:hint="cs"/>
+          <w:rtl/>
+          <w:lang w:bidi="ar-LB"/>
+        </w:rPr>
+        <w:t xml:space="preserve"> العرش مثل سليمان (مزمور 45). إنه سيدين وسيحارب بالعدل. قبل ابتداء المُلك الألفي (رؤيا 19). وفي </w:t>
+      </w:r>
+      <w:r>
+        <w:rPr>
+          <w:rFonts w:hint="cs"/>
+          <w:rtl/>
+          <w:lang w:bidi="ar-LB"/>
+        </w:rPr>
+        <w:t xml:space="preserve">قيامه بهذا السلطان وإظهار مجده سيكون القديسون معه كما يخبرنا هنا ويعد به لنا. وهذا أمر مبارك في مكانه وسيُعطى لنا في أوانه؛ لأنه من بعد الحياة والفرح الشخصي </w:t>
+      </w:r>
+      <w:proofErr w:type="spellStart"/>
+      <w:r>
+        <w:rPr>
+          <w:rFonts w:hint="cs"/>
+          <w:rtl/>
+          <w:lang w:bidi="ar-LB"/>
+        </w:rPr>
+        <w:t>المخفى</w:t>
+      </w:r>
+      <w:proofErr w:type="spellEnd"/>
+      <w:r>
+        <w:rPr>
+          <w:rFonts w:hint="cs"/>
+          <w:rtl/>
+          <w:lang w:bidi="ar-LB"/>
+        </w:rPr>
+        <w:t xml:space="preserve"> سيبدأ إدخال الأمجاد العلنية إلى </w:t>
+      </w:r>
+      <w:r>
+        <w:rPr>
+          <w:rFonts w:hint="cs"/>
+          <w:rtl/>
+          <w:lang w:bidi="ar-LB"/>
+        </w:rPr>
+        <w:t>المشهد</w:t>
+      </w:r>
+      <w:r>
+        <w:rPr>
+          <w:rFonts w:hint="cs"/>
+          <w:rtl/>
+          <w:lang w:bidi="ar-LB"/>
+        </w:rPr>
+        <w:t>.</w:t>
       </w:r>
     </w:p>
     <w:p>
       <w:pPr>
-        <w:jc w:val="both"/>
-        <w:rPr>
-          <w:lang w:bidi="ar-AE"/>
+        <w:rPr>
+          <w:rtl/>
+          <w:lang w:bidi="ar-LB"/>
         </w:rPr>
       </w:pPr>
-      <w:r>
-        <w:rPr>
-          <w:rFonts w:hint="cs"/>
-          <w:rtl/>
-          <w:lang w:bidi="ar-AE"/>
-        </w:rPr>
-        <w:t>يا ليت تكون نفوس الخطاة الخالدة ثمينة في أعيننا، ويا ليت شهادات نعمة الله وقوة الروح القدس التي تأملناها</w:t>
-      </w:r>
-      <w:r>
-        <w:rPr>
-          <w:rFonts w:hint="cs"/>
-          <w:rtl/>
-          <w:lang w:bidi="ar-AE"/>
-        </w:rPr>
-        <w:t xml:space="preserve"> تكون نافعة لقلبنا وفهمنا.</w:t>
+      <w:proofErr w:type="spellStart"/>
+      <w:r>
+        <w:rPr>
+          <w:rFonts w:hint="cs"/>
+          <w:rtl/>
+          <w:lang w:bidi="ar-LB"/>
+        </w:rPr>
+        <w:t>ساردس</w:t>
+      </w:r>
+      <w:proofErr w:type="spellEnd"/>
+      <w:r>
+        <w:rPr>
+          <w:rFonts w:hint="cs"/>
+          <w:rtl/>
+          <w:lang w:bidi="ar-LB"/>
+        </w:rPr>
+        <w:t xml:space="preserve"> </w:t>
+      </w:r>
+      <w:r>
+        <w:rPr>
+          <w:rtl/>
+          <w:lang w:bidi="ar-LB"/>
+        </w:rPr>
+        <w:t>–</w:t>
+      </w:r>
+      <w:r>
+        <w:rPr>
+          <w:rFonts w:hint="cs"/>
+          <w:rtl/>
+          <w:lang w:bidi="ar-LB"/>
+        </w:rPr>
+        <w:t xml:space="preserve"> "</w:t>
+      </w:r>
+      <w:r>
+        <w:rPr>
+          <w:rtl/>
+          <w:lang w:bidi="ar-LB"/>
+        </w:rPr>
+        <w:t xml:space="preserve">فَسَيَمْشُونَ مَعِي فِي ثِيَابٍ بِيضٍ لأَنَّهُمْ مُسْتَحِقُّونَ.  </w:t>
+      </w:r>
+      <w:r>
+        <w:rPr>
+          <w:rFonts w:ascii="Arial" w:hAnsi="Arial" w:cs="Arial" w:hint="cs"/>
+          <w:rtl/>
+          <w:lang w:bidi="ar-LB"/>
+        </w:rPr>
+        <w:t>​</w:t>
+      </w:r>
+      <w:r>
+        <w:rPr>
+          <w:rtl/>
+          <w:lang w:bidi="ar-LB"/>
+        </w:rPr>
+        <w:t>5</w:t>
+      </w:r>
+      <w:r>
+        <w:rPr>
+          <w:rFonts w:ascii="Arial" w:hAnsi="Arial" w:cs="Arial" w:hint="cs"/>
+          <w:rtl/>
+          <w:lang w:bidi="ar-LB"/>
+        </w:rPr>
+        <w:t>​</w:t>
+      </w:r>
+      <w:r>
+        <w:rPr>
+          <w:rtl/>
+          <w:lang w:bidi="ar-LB"/>
+        </w:rPr>
+        <w:t xml:space="preserve"> </w:t>
+      </w:r>
+      <w:r>
+        <w:rPr>
+          <w:rFonts w:ascii="Arial" w:hAnsi="Arial" w:cs="Arial" w:hint="cs"/>
+          <w:rtl/>
+          <w:lang w:bidi="ar-LB"/>
+        </w:rPr>
+        <w:t>​</w:t>
+      </w:r>
+      <w:r>
+        <w:rPr>
+          <w:rFonts w:hint="cs"/>
+          <w:rtl/>
+          <w:lang w:bidi="ar-LB"/>
+        </w:rPr>
+        <w:t>مَنْ</w:t>
+      </w:r>
+      <w:r>
+        <w:rPr>
+          <w:rtl/>
+          <w:lang w:bidi="ar-LB"/>
+        </w:rPr>
+        <w:t xml:space="preserve"> </w:t>
+      </w:r>
+      <w:r>
+        <w:rPr>
+          <w:rFonts w:hint="cs"/>
+          <w:rtl/>
+          <w:lang w:bidi="ar-LB"/>
+        </w:rPr>
+        <w:t>يَغْلِبُ</w:t>
+      </w:r>
+      <w:r>
+        <w:rPr>
+          <w:rtl/>
+          <w:lang w:bidi="ar-LB"/>
+        </w:rPr>
+        <w:t xml:space="preserve"> </w:t>
+      </w:r>
+      <w:r>
+        <w:rPr>
+          <w:rFonts w:hint="cs"/>
+          <w:rtl/>
+          <w:lang w:bidi="ar-LB"/>
+        </w:rPr>
+        <w:t>فَذلِكَ</w:t>
+      </w:r>
+      <w:r>
+        <w:rPr>
+          <w:rtl/>
+          <w:lang w:bidi="ar-LB"/>
+        </w:rPr>
+        <w:t xml:space="preserve"> </w:t>
+      </w:r>
+      <w:r>
+        <w:rPr>
+          <w:rFonts w:hint="cs"/>
+          <w:rtl/>
+          <w:lang w:bidi="ar-LB"/>
+        </w:rPr>
+        <w:t>سَيَلْبَسُ</w:t>
+      </w:r>
+      <w:r>
+        <w:rPr>
+          <w:rtl/>
+          <w:lang w:bidi="ar-LB"/>
+        </w:rPr>
+        <w:t xml:space="preserve"> </w:t>
+      </w:r>
+      <w:r>
+        <w:rPr>
+          <w:rFonts w:hint="cs"/>
+          <w:rtl/>
+          <w:lang w:bidi="ar-LB"/>
+        </w:rPr>
+        <w:t>ثِيَابًا</w:t>
+      </w:r>
+      <w:r>
+        <w:rPr>
+          <w:rtl/>
+          <w:lang w:bidi="ar-LB"/>
+        </w:rPr>
+        <w:t xml:space="preserve"> </w:t>
+      </w:r>
+      <w:r>
+        <w:rPr>
+          <w:rFonts w:hint="cs"/>
+          <w:rtl/>
+          <w:lang w:bidi="ar-LB"/>
+        </w:rPr>
+        <w:t>بِيضًا،</w:t>
+      </w:r>
+      <w:r>
+        <w:rPr>
+          <w:rtl/>
+          <w:lang w:bidi="ar-LB"/>
+        </w:rPr>
+        <w:t xml:space="preserve"> </w:t>
+      </w:r>
+      <w:r>
+        <w:rPr>
+          <w:rFonts w:hint="cs"/>
+          <w:rtl/>
+          <w:lang w:bidi="ar-LB"/>
+        </w:rPr>
+        <w:t>وَلَنْ</w:t>
+      </w:r>
+      <w:r>
+        <w:rPr>
+          <w:rtl/>
+          <w:lang w:bidi="ar-LB"/>
+        </w:rPr>
+        <w:t xml:space="preserve"> </w:t>
+      </w:r>
+      <w:r>
+        <w:rPr>
+          <w:rFonts w:hint="cs"/>
+          <w:rtl/>
+          <w:lang w:bidi="ar-LB"/>
+        </w:rPr>
+        <w:t>أَمْحُوَ</w:t>
+      </w:r>
+      <w:r>
+        <w:rPr>
+          <w:rtl/>
+          <w:lang w:bidi="ar-LB"/>
+        </w:rPr>
+        <w:t xml:space="preserve"> </w:t>
+      </w:r>
+      <w:r>
+        <w:rPr>
+          <w:rFonts w:hint="cs"/>
+          <w:rtl/>
+          <w:lang w:bidi="ar-LB"/>
+        </w:rPr>
+        <w:t>اسْمَهُ</w:t>
+      </w:r>
+      <w:r>
+        <w:rPr>
+          <w:rtl/>
+          <w:lang w:bidi="ar-LB"/>
+        </w:rPr>
+        <w:t xml:space="preserve"> </w:t>
+      </w:r>
+      <w:r>
+        <w:rPr>
+          <w:rFonts w:hint="cs"/>
+          <w:rtl/>
+          <w:lang w:bidi="ar-LB"/>
+        </w:rPr>
+        <w:t>مِنْ</w:t>
+      </w:r>
+      <w:r>
+        <w:rPr>
+          <w:rtl/>
+          <w:lang w:bidi="ar-LB"/>
+        </w:rPr>
+        <w:t xml:space="preserve"> </w:t>
+      </w:r>
+      <w:r>
+        <w:rPr>
+          <w:rFonts w:hint="cs"/>
+          <w:rtl/>
+          <w:lang w:bidi="ar-LB"/>
+        </w:rPr>
+        <w:t>سِفْرِ</w:t>
+      </w:r>
+      <w:r>
+        <w:rPr>
+          <w:rtl/>
+          <w:lang w:bidi="ar-LB"/>
+        </w:rPr>
+        <w:t xml:space="preserve"> </w:t>
+      </w:r>
+      <w:r>
+        <w:rPr>
+          <w:rFonts w:hint="cs"/>
+          <w:rtl/>
+          <w:lang w:bidi="ar-LB"/>
+        </w:rPr>
+        <w:t>الْحَيَاةِ،</w:t>
+      </w:r>
+      <w:r>
+        <w:rPr>
+          <w:rtl/>
+          <w:lang w:bidi="ar-LB"/>
+        </w:rPr>
+        <w:t xml:space="preserve"> </w:t>
+      </w:r>
+      <w:r>
+        <w:rPr>
+          <w:rFonts w:hint="cs"/>
+          <w:rtl/>
+          <w:lang w:bidi="ar-LB"/>
+        </w:rPr>
+        <w:t>وَسَأَعْتَرِفُ</w:t>
+      </w:r>
+      <w:r>
+        <w:rPr>
+          <w:rtl/>
+          <w:lang w:bidi="ar-LB"/>
+        </w:rPr>
+        <w:t xml:space="preserve"> </w:t>
+      </w:r>
+      <w:r>
+        <w:rPr>
+          <w:rFonts w:hint="cs"/>
+          <w:rtl/>
+          <w:lang w:bidi="ar-LB"/>
+        </w:rPr>
+        <w:t>بِاسْمِهِ</w:t>
+      </w:r>
+      <w:r>
+        <w:rPr>
+          <w:rtl/>
+          <w:lang w:bidi="ar-LB"/>
+        </w:rPr>
+        <w:t xml:space="preserve"> </w:t>
+      </w:r>
+      <w:r>
+        <w:rPr>
+          <w:rFonts w:hint="cs"/>
+          <w:rtl/>
+          <w:lang w:bidi="ar-LB"/>
+        </w:rPr>
+        <w:t>أَمَامَ</w:t>
+      </w:r>
+      <w:r>
+        <w:rPr>
+          <w:rtl/>
+          <w:lang w:bidi="ar-LB"/>
+        </w:rPr>
+        <w:t xml:space="preserve"> </w:t>
+      </w:r>
+      <w:r>
+        <w:rPr>
+          <w:rFonts w:hint="cs"/>
+          <w:rtl/>
+          <w:lang w:bidi="ar-LB"/>
+        </w:rPr>
+        <w:t>أَبِي</w:t>
+      </w:r>
+      <w:r>
+        <w:rPr>
+          <w:rtl/>
+          <w:lang w:bidi="ar-LB"/>
+        </w:rPr>
+        <w:t xml:space="preserve"> </w:t>
+      </w:r>
+      <w:r>
+        <w:rPr>
+          <w:rFonts w:hint="cs"/>
+          <w:rtl/>
+          <w:lang w:bidi="ar-LB"/>
+        </w:rPr>
+        <w:t>وَأَمَامَ</w:t>
+      </w:r>
+      <w:r>
+        <w:rPr>
+          <w:rtl/>
+          <w:lang w:bidi="ar-LB"/>
+        </w:rPr>
+        <w:t xml:space="preserve"> </w:t>
+      </w:r>
+      <w:r>
+        <w:rPr>
+          <w:rFonts w:hint="cs"/>
+          <w:rtl/>
+          <w:lang w:bidi="ar-LB"/>
+        </w:rPr>
+        <w:t>مَلاَئِكَتِهِ</w:t>
+      </w:r>
+      <w:r>
+        <w:rPr>
+          <w:rtl/>
+          <w:lang w:bidi="ar-LB"/>
+        </w:rPr>
+        <w:t>.</w:t>
+      </w:r>
+      <w:r>
+        <w:rPr>
+          <w:rFonts w:hint="cs"/>
+          <w:rtl/>
+          <w:lang w:bidi="ar-LB"/>
+        </w:rPr>
+        <w:t>"</w:t>
+      </w:r>
+    </w:p>
+    <w:p>
+      <w:pPr>
+        <w:rPr>
+          <w:rtl/>
+          <w:lang w:bidi="ar-LB"/>
+        </w:rPr>
+      </w:pPr>
+      <w:r>
+        <w:rPr>
+          <w:rFonts w:hint="cs"/>
+          <w:rtl/>
+          <w:lang w:bidi="ar-LB"/>
+        </w:rPr>
+        <w:t>إن هذا يأخذنا خطوة أخرى إلى داخل مشاهد المجد. فالانتقام تم، وسيف الجالس على الجواد الأبيض قد أكمل عمله</w:t>
+      </w:r>
+      <w:r>
+        <w:rPr>
+          <w:rFonts w:hint="cs"/>
+          <w:rtl/>
+          <w:lang w:bidi="ar-LB"/>
+        </w:rPr>
+        <w:t xml:space="preserve"> العادل، والأواني الخزفية تكسرت، والملكوت قد أتى. هنا يعِد يسوع أمنائه بأنه سيعترف بهم أمام أبيه وملائكته. فالأمر هنا غير متعلق بالنجاة من الدينونة، أو بفداء نفوسهم، وإنما بالاعتراف العلني بهم أمام ذوي الكرامة المجتمعين في الملكوت. فالرب يعِدهم بأنهم سيمشون معه في ثياب بيض، "</w:t>
+      </w:r>
+      <w:r>
+        <w:rPr>
+          <w:rtl/>
+          <w:lang w:bidi="ar-SA"/>
+        </w:rPr>
+        <w:t xml:space="preserve"> </w:t>
+      </w:r>
+      <w:r>
+        <w:rPr>
+          <w:rtl/>
+          <w:lang w:bidi="ar-LB"/>
+        </w:rPr>
+        <w:t>لأَنَّهُمْ مُسْتَحِقُّونَ</w:t>
+      </w:r>
+      <w:r>
+        <w:rPr>
+          <w:rFonts w:hint="cs"/>
+          <w:rtl/>
+          <w:lang w:bidi="ar-LB"/>
+        </w:rPr>
+        <w:t xml:space="preserve"> (يستحقونها)" وذات اليد التي تغسل أقدامهم الآن بالنعمة ستلبسهم عندها؛ فالرب بذاته سيمشي في شركة حميمة وثيقة معهم عبر ممالك المجد.</w:t>
+      </w:r>
+    </w:p>
+    <w:p>
+      <w:pPr>
+        <w:rPr>
+          <w:rtl/>
+          <w:lang w:bidi="ar-LB"/>
+        </w:rPr>
+      </w:pPr>
+      <w:r>
+        <w:rPr>
+          <w:rFonts w:hint="cs"/>
+          <w:rtl/>
+          <w:lang w:bidi="ar-LB"/>
+        </w:rPr>
+        <w:t xml:space="preserve">يا له من طابع جديد، مجيد من الفرح في هذه! يا لتنوع الطرق التي يصف فيها روح الله أفراح المؤمنين العتيدة! الحياة، المحبة، المجد، الشجرة وإكليل الحياة، الحصاة البيضاء، عربون محبة الرب الحميمة، شركة مع ملك المجد في </w:t>
+      </w:r>
+      <w:proofErr w:type="spellStart"/>
+      <w:r>
+        <w:rPr>
+          <w:rFonts w:hint="cs"/>
+          <w:rtl/>
+          <w:lang w:bidi="ar-LB"/>
+        </w:rPr>
+        <w:t>تجوالاته</w:t>
+      </w:r>
+      <w:proofErr w:type="spellEnd"/>
+      <w:r>
+        <w:rPr>
+          <w:rFonts w:hint="cs"/>
+          <w:rtl/>
+          <w:lang w:bidi="ar-LB"/>
+        </w:rPr>
+        <w:t xml:space="preserve"> عبر </w:t>
+      </w:r>
+      <w:r>
+        <w:rPr>
+          <w:rFonts w:hint="cs"/>
+          <w:rtl/>
+          <w:lang w:bidi="ar-LB"/>
+        </w:rPr>
+        <w:t xml:space="preserve">مساحات حقول مُلكه السعيد، والمجيد </w:t>
+      </w:r>
+      <w:r>
+        <w:rPr>
+          <w:rtl/>
+          <w:lang w:bidi="ar-LB"/>
+        </w:rPr>
+        <w:t>–</w:t>
+      </w:r>
+      <w:r>
+        <w:rPr>
+          <w:rFonts w:hint="cs"/>
+          <w:rtl/>
+          <w:lang w:bidi="ar-LB"/>
+        </w:rPr>
+        <w:t xml:space="preserve"> كل هذا هو محفوظ لهم. كما وأكثر من ذلك ما يوجد للروح أن يقوله للكنائس.</w:t>
+      </w:r>
+    </w:p>
+    <w:p>
+      <w:pPr>
+        <w:rPr>
+          <w:rtl/>
+          <w:lang w:bidi="ar-LB"/>
+        </w:rPr>
+      </w:pPr>
+      <w:r>
+        <w:rPr>
+          <w:rFonts w:hint="cs"/>
+          <w:rtl/>
+          <w:lang w:bidi="ar-LB"/>
+        </w:rPr>
+        <w:t xml:space="preserve">فيلادلفيا </w:t>
+      </w:r>
+      <w:r>
+        <w:rPr>
+          <w:rtl/>
+          <w:lang w:bidi="ar-LB"/>
+        </w:rPr>
+        <w:t>–</w:t>
+      </w:r>
+      <w:r>
+        <w:rPr>
+          <w:rFonts w:hint="cs"/>
+          <w:rtl/>
+          <w:lang w:bidi="ar-LB"/>
+        </w:rPr>
+        <w:t xml:space="preserve"> "</w:t>
+      </w:r>
+      <w:r>
+        <w:rPr>
+          <w:rFonts w:cs="Times New Roman"/>
+          <w:rtl/>
+        </w:rPr>
+        <w:t xml:space="preserve"> </w:t>
+      </w:r>
+      <w:r>
+        <w:rPr>
+          <w:rtl/>
+          <w:lang w:bidi="ar-LB"/>
+        </w:rPr>
+        <w:t>12</w:t>
+      </w:r>
+      <w:r>
+        <w:rPr>
+          <w:rFonts w:ascii="Arial" w:hAnsi="Arial" w:cs="Arial" w:hint="cs"/>
+          <w:rtl/>
+          <w:lang w:bidi="ar-LB"/>
+        </w:rPr>
+        <w:t>​</w:t>
+      </w:r>
+      <w:r>
+        <w:rPr>
+          <w:rtl/>
+          <w:lang w:bidi="ar-LB"/>
+        </w:rPr>
+        <w:t xml:space="preserve"> </w:t>
+      </w:r>
+      <w:r>
+        <w:rPr>
+          <w:rFonts w:ascii="Arial" w:hAnsi="Arial" w:cs="Arial" w:hint="cs"/>
+          <w:rtl/>
+          <w:lang w:bidi="ar-LB"/>
+        </w:rPr>
+        <w:t>​</w:t>
+      </w:r>
+      <w:r>
+        <w:rPr>
+          <w:rFonts w:hint="cs"/>
+          <w:rtl/>
+          <w:lang w:bidi="ar-LB"/>
+        </w:rPr>
+        <w:t>مَنْ</w:t>
+      </w:r>
+      <w:r>
+        <w:rPr>
+          <w:rtl/>
+          <w:lang w:bidi="ar-LB"/>
+        </w:rPr>
+        <w:t xml:space="preserve"> </w:t>
+      </w:r>
+      <w:r>
+        <w:rPr>
+          <w:rFonts w:hint="cs"/>
+          <w:rtl/>
+          <w:lang w:bidi="ar-LB"/>
+        </w:rPr>
+        <w:t>يَغْلِبُ</w:t>
+      </w:r>
+      <w:r>
+        <w:rPr>
+          <w:rtl/>
+          <w:lang w:bidi="ar-LB"/>
+        </w:rPr>
+        <w:t xml:space="preserve"> </w:t>
+      </w:r>
+      <w:r>
+        <w:rPr>
+          <w:rFonts w:hint="cs"/>
+          <w:rtl/>
+          <w:lang w:bidi="ar-LB"/>
+        </w:rPr>
+        <w:t>فَسَأَجْعَلُهُ</w:t>
+      </w:r>
+      <w:r>
+        <w:rPr>
+          <w:rtl/>
+          <w:lang w:bidi="ar-LB"/>
+        </w:rPr>
+        <w:t xml:space="preserve"> </w:t>
+      </w:r>
+      <w:r>
+        <w:rPr>
+          <w:rFonts w:hint="cs"/>
+          <w:rtl/>
+          <w:lang w:bidi="ar-LB"/>
+        </w:rPr>
+        <w:t>عَمُودًا</w:t>
+      </w:r>
+      <w:r>
+        <w:rPr>
+          <w:rtl/>
+          <w:lang w:bidi="ar-LB"/>
+        </w:rPr>
+        <w:t xml:space="preserve"> </w:t>
+      </w:r>
+      <w:r>
+        <w:rPr>
+          <w:rFonts w:hint="cs"/>
+          <w:rtl/>
+          <w:lang w:bidi="ar-LB"/>
+        </w:rPr>
+        <w:t>فِي</w:t>
+      </w:r>
+      <w:r>
+        <w:rPr>
+          <w:rtl/>
+          <w:lang w:bidi="ar-LB"/>
+        </w:rPr>
+        <w:t xml:space="preserve"> </w:t>
+      </w:r>
+      <w:r>
+        <w:rPr>
+          <w:rFonts w:hint="cs"/>
+          <w:rtl/>
+          <w:lang w:bidi="ar-LB"/>
+        </w:rPr>
+        <w:t>هَيْكَلِ</w:t>
+      </w:r>
+      <w:r>
+        <w:rPr>
+          <w:rtl/>
+          <w:lang w:bidi="ar-LB"/>
+        </w:rPr>
+        <w:t xml:space="preserve"> </w:t>
+      </w:r>
+      <w:r>
+        <w:rPr>
+          <w:rFonts w:hint="cs"/>
+          <w:rtl/>
+          <w:lang w:bidi="ar-LB"/>
+        </w:rPr>
+        <w:t>إِلهِي،</w:t>
+      </w:r>
+      <w:r>
+        <w:rPr>
+          <w:rtl/>
+          <w:lang w:bidi="ar-LB"/>
+        </w:rPr>
+        <w:t xml:space="preserve"> </w:t>
+      </w:r>
+      <w:r>
+        <w:rPr>
+          <w:rFonts w:hint="cs"/>
+          <w:rtl/>
+          <w:lang w:bidi="ar-LB"/>
+        </w:rPr>
+        <w:t>وَلاَ</w:t>
+      </w:r>
+      <w:r>
+        <w:rPr>
+          <w:rtl/>
+          <w:lang w:bidi="ar-LB"/>
+        </w:rPr>
+        <w:t xml:space="preserve"> </w:t>
+      </w:r>
+      <w:r>
+        <w:rPr>
+          <w:rFonts w:hint="cs"/>
+          <w:rtl/>
+          <w:lang w:bidi="ar-LB"/>
+        </w:rPr>
+        <w:t>يَعُودُ</w:t>
+      </w:r>
+      <w:r>
+        <w:rPr>
+          <w:rtl/>
+          <w:lang w:bidi="ar-LB"/>
+        </w:rPr>
+        <w:t xml:space="preserve"> </w:t>
+      </w:r>
+      <w:r>
+        <w:rPr>
+          <w:rFonts w:hint="cs"/>
+          <w:rtl/>
+          <w:lang w:bidi="ar-LB"/>
+        </w:rPr>
+        <w:t>يَخْرُجُ</w:t>
+      </w:r>
+      <w:r>
+        <w:rPr>
+          <w:rtl/>
+          <w:lang w:bidi="ar-LB"/>
+        </w:rPr>
+        <w:t xml:space="preserve"> </w:t>
+      </w:r>
+      <w:r>
+        <w:rPr>
+          <w:rFonts w:hint="cs"/>
+          <w:rtl/>
+          <w:lang w:bidi="ar-LB"/>
+        </w:rPr>
+        <w:t>إِلَى</w:t>
+      </w:r>
+      <w:r>
+        <w:rPr>
+          <w:rtl/>
+          <w:lang w:bidi="ar-LB"/>
+        </w:rPr>
+        <w:t xml:space="preserve"> </w:t>
+      </w:r>
+      <w:r>
+        <w:rPr>
+          <w:rFonts w:hint="cs"/>
+          <w:rtl/>
+          <w:lang w:bidi="ar-LB"/>
+        </w:rPr>
+        <w:t>خَارِجٍ،</w:t>
+      </w:r>
+      <w:r>
+        <w:rPr>
+          <w:rtl/>
+          <w:lang w:bidi="ar-LB"/>
+        </w:rPr>
+        <w:t xml:space="preserve"> </w:t>
+      </w:r>
+      <w:r>
+        <w:rPr>
+          <w:rFonts w:hint="cs"/>
+          <w:rtl/>
+          <w:lang w:bidi="ar-LB"/>
+        </w:rPr>
+        <w:t>وَأَكْتُبُ</w:t>
+      </w:r>
+      <w:r>
+        <w:rPr>
+          <w:rtl/>
+          <w:lang w:bidi="ar-LB"/>
+        </w:rPr>
+        <w:t xml:space="preserve"> </w:t>
+      </w:r>
+      <w:r>
+        <w:rPr>
+          <w:rFonts w:hint="cs"/>
+          <w:rtl/>
+          <w:lang w:bidi="ar-LB"/>
+        </w:rPr>
+        <w:t>عَلَيْهِ</w:t>
+      </w:r>
+      <w:r>
+        <w:rPr>
+          <w:rtl/>
+          <w:lang w:bidi="ar-LB"/>
+        </w:rPr>
+        <w:t xml:space="preserve"> </w:t>
+      </w:r>
+      <w:r>
+        <w:rPr>
+          <w:rFonts w:hint="cs"/>
+          <w:rtl/>
+          <w:lang w:bidi="ar-LB"/>
+        </w:rPr>
+        <w:t>اسْمَ</w:t>
+      </w:r>
+      <w:r>
+        <w:rPr>
+          <w:rtl/>
+          <w:lang w:bidi="ar-LB"/>
+        </w:rPr>
+        <w:t xml:space="preserve"> </w:t>
+      </w:r>
+      <w:r>
+        <w:rPr>
+          <w:rFonts w:hint="cs"/>
+          <w:rtl/>
+          <w:lang w:bidi="ar-LB"/>
+        </w:rPr>
+        <w:t>إِلهِي،</w:t>
+      </w:r>
+      <w:r>
+        <w:rPr>
+          <w:rtl/>
+          <w:lang w:bidi="ar-LB"/>
+        </w:rPr>
+        <w:t xml:space="preserve"> </w:t>
+      </w:r>
+      <w:r>
+        <w:rPr>
+          <w:rFonts w:hint="cs"/>
+          <w:rtl/>
+          <w:lang w:bidi="ar-LB"/>
+        </w:rPr>
+        <w:t>وَاسْمَ</w:t>
+      </w:r>
+      <w:r>
+        <w:rPr>
+          <w:rtl/>
+          <w:lang w:bidi="ar-LB"/>
+        </w:rPr>
+        <w:t xml:space="preserve"> </w:t>
+      </w:r>
+      <w:r>
+        <w:rPr>
+          <w:rFonts w:hint="cs"/>
+          <w:rtl/>
+          <w:lang w:bidi="ar-LB"/>
+        </w:rPr>
+        <w:t>مَدِينَةِ</w:t>
+      </w:r>
+      <w:r>
+        <w:rPr>
+          <w:rtl/>
+          <w:lang w:bidi="ar-LB"/>
+        </w:rPr>
+        <w:t xml:space="preserve"> </w:t>
+      </w:r>
+      <w:r>
+        <w:rPr>
+          <w:rFonts w:hint="cs"/>
+          <w:rtl/>
+          <w:lang w:bidi="ar-LB"/>
+        </w:rPr>
+        <w:t>إِلهِي،</w:t>
+      </w:r>
+      <w:r>
+        <w:rPr>
+          <w:rtl/>
+          <w:lang w:bidi="ar-LB"/>
+        </w:rPr>
+        <w:t xml:space="preserve"> </w:t>
+      </w:r>
+      <w:r>
+        <w:rPr>
+          <w:rFonts w:hint="cs"/>
+          <w:rtl/>
+          <w:lang w:bidi="ar-LB"/>
+        </w:rPr>
+        <w:t>أُورُشَلِيمَ</w:t>
+      </w:r>
+      <w:r>
+        <w:rPr>
+          <w:rtl/>
+          <w:lang w:bidi="ar-LB"/>
+        </w:rPr>
+        <w:t xml:space="preserve"> </w:t>
+      </w:r>
+      <w:r>
+        <w:rPr>
+          <w:rFonts w:hint="cs"/>
+          <w:rtl/>
+          <w:lang w:bidi="ar-LB"/>
+        </w:rPr>
+        <w:t>الْجَدِيدَةِ</w:t>
+      </w:r>
+      <w:r>
+        <w:rPr>
+          <w:rtl/>
+          <w:lang w:bidi="ar-LB"/>
+        </w:rPr>
+        <w:t xml:space="preserve"> </w:t>
+      </w:r>
+      <w:r>
+        <w:rPr>
+          <w:rFonts w:hint="cs"/>
+          <w:rtl/>
+          <w:lang w:bidi="ar-LB"/>
+        </w:rPr>
+        <w:t>النَّازِلَةِ</w:t>
+      </w:r>
+      <w:r>
+        <w:rPr>
+          <w:rtl/>
+          <w:lang w:bidi="ar-LB"/>
+        </w:rPr>
+        <w:t xml:space="preserve"> </w:t>
+      </w:r>
+      <w:r>
+        <w:rPr>
+          <w:rFonts w:hint="cs"/>
+          <w:rtl/>
+          <w:lang w:bidi="ar-LB"/>
+        </w:rPr>
+        <w:t>مِنَ</w:t>
+      </w:r>
+      <w:r>
+        <w:rPr>
+          <w:rtl/>
+          <w:lang w:bidi="ar-LB"/>
+        </w:rPr>
+        <w:t xml:space="preserve"> </w:t>
+      </w:r>
+      <w:r>
+        <w:rPr>
+          <w:rFonts w:hint="cs"/>
+          <w:rtl/>
+          <w:lang w:bidi="ar-LB"/>
+        </w:rPr>
+        <w:t>السَّمَاءِ</w:t>
+      </w:r>
+      <w:r>
+        <w:rPr>
+          <w:rtl/>
+          <w:lang w:bidi="ar-LB"/>
+        </w:rPr>
+        <w:t xml:space="preserve"> </w:t>
+      </w:r>
+      <w:r>
+        <w:rPr>
+          <w:rFonts w:hint="cs"/>
+          <w:rtl/>
+          <w:lang w:bidi="ar-LB"/>
+        </w:rPr>
+        <w:t>مِنْ</w:t>
+      </w:r>
+      <w:r>
+        <w:rPr>
+          <w:rtl/>
+          <w:lang w:bidi="ar-LB"/>
+        </w:rPr>
+        <w:t xml:space="preserve"> </w:t>
+      </w:r>
+      <w:r>
+        <w:rPr>
+          <w:rFonts w:hint="cs"/>
+          <w:rtl/>
+          <w:lang w:bidi="ar-LB"/>
+        </w:rPr>
+        <w:t>عِنْدِ</w:t>
+      </w:r>
+      <w:r>
+        <w:rPr>
+          <w:rtl/>
+          <w:lang w:bidi="ar-LB"/>
+        </w:rPr>
+        <w:t xml:space="preserve"> </w:t>
+      </w:r>
+      <w:r>
+        <w:rPr>
+          <w:rFonts w:hint="cs"/>
+          <w:rtl/>
+          <w:lang w:bidi="ar-LB"/>
+        </w:rPr>
+        <w:t>إِلهِي،</w:t>
+      </w:r>
+      <w:r>
+        <w:rPr>
+          <w:rtl/>
+          <w:lang w:bidi="ar-LB"/>
+        </w:rPr>
+        <w:t xml:space="preserve"> </w:t>
+      </w:r>
+      <w:r>
+        <w:rPr>
+          <w:rFonts w:hint="cs"/>
+          <w:rtl/>
+          <w:lang w:bidi="ar-LB"/>
+        </w:rPr>
+        <w:t>وَاسْمِي</w:t>
+      </w:r>
+      <w:r>
+        <w:rPr>
+          <w:rtl/>
+          <w:lang w:bidi="ar-LB"/>
+        </w:rPr>
+        <w:t xml:space="preserve"> </w:t>
+      </w:r>
+      <w:r>
+        <w:rPr>
+          <w:rFonts w:hint="cs"/>
+          <w:rtl/>
+          <w:lang w:bidi="ar-LB"/>
+        </w:rPr>
+        <w:t>الْجَدِيدَ</w:t>
+      </w:r>
+      <w:r>
+        <w:rPr>
+          <w:rtl/>
+          <w:lang w:bidi="ar-LB"/>
+        </w:rPr>
+        <w:t>.</w:t>
+      </w:r>
+      <w:r>
+        <w:rPr>
+          <w:rFonts w:hint="cs"/>
+          <w:rtl/>
+          <w:lang w:bidi="ar-LB"/>
+        </w:rPr>
+        <w:t xml:space="preserve"> </w:t>
+      </w:r>
+      <w:r>
+        <w:rPr>
+          <w:rFonts w:hint="cs"/>
+          <w:rtl/>
+          <w:lang w:bidi="ar-LB"/>
+        </w:rPr>
+        <w:t>"</w:t>
+      </w:r>
+    </w:p>
+    <w:p>
+      <w:pPr>
+        <w:rPr>
+          <w:rtl/>
+          <w:lang w:bidi="ar-LB"/>
+        </w:rPr>
+      </w:pPr>
+      <w:r>
+        <w:rPr>
+          <w:rFonts w:hint="cs"/>
+          <w:rtl/>
+          <w:lang w:bidi="ar-LB"/>
+        </w:rPr>
+        <w:t>إن ما قد رأيناه آنفًا هو وريث الملكوت في رفقة الرب ماشيًا معه في ثياب بيض ومعترف به من قِبَل الآب وأمام الملائكة؛ فهنا نحن نجد الوعد، بأن الأمين سيجد مكانه في نظام المجد ذاته. فهو سيكون من ضمن تلك المراتب المجيدة بين الملوك والكهنة. والتي ستمنح لكل المشاهد طابعها، بكون كل واحد منهم عامود</w:t>
+      </w:r>
+      <w:r>
+        <w:rPr>
+          <w:rFonts w:hint="cs"/>
+          <w:rtl/>
+          <w:lang w:bidi="ar-LB"/>
+        </w:rPr>
+        <w:t>ٌ</w:t>
+      </w:r>
+      <w:r>
+        <w:rPr>
+          <w:rFonts w:hint="cs"/>
+          <w:rtl/>
+          <w:lang w:bidi="ar-LB"/>
+        </w:rPr>
+        <w:t xml:space="preserve"> في الهيكل ومُعتبر بأنه جزء من المدينة. يا لها من كرامة رفيعة ومقدسة! كل واحد من القديسين يُشغر</w:t>
+      </w:r>
+      <w:r>
+        <w:rPr>
+          <w:rFonts w:hint="cs"/>
+          <w:rtl/>
+          <w:lang w:bidi="ar-LB"/>
+        </w:rPr>
+        <w:t xml:space="preserve"> مكانه في الهيكل وفي المدينة، كل واحد هو فرد وعضو في الكهنوت الملكي، الذي سيصله في السماوات، هناك حيث أورشليم الجديدة ونورها يشع في أرجائها. يا لها من كرامة ستكون من نصيب الحفنة القليلة المحتقرة! كل واحد منهم يحمل جزءً من المجد في داخله؛ فكل إناء هو ضروري لتكميل تعبير نور أورشليم الجديدة وهو يكوّن عنصرًا أساسيًا لملء الذي يملأ الكل في الكل. فكملك وكاهن لكل فرد مكانته الخاصة ورتبته في الهيكل والمدينة، مدينة </w:t>
+      </w:r>
+      <w:proofErr w:type="spellStart"/>
+      <w:r>
+        <w:rPr>
+          <w:rFonts w:hint="cs"/>
+          <w:rtl/>
+          <w:lang w:bidi="ar-LB"/>
+        </w:rPr>
+        <w:t>شاليم</w:t>
+      </w:r>
+      <w:proofErr w:type="spellEnd"/>
+      <w:r>
+        <w:rPr>
+          <w:rFonts w:hint="cs"/>
+          <w:rtl/>
+          <w:lang w:bidi="ar-LB"/>
+        </w:rPr>
+        <w:t xml:space="preserve"> ملكي صادق الحقيقي. يا لها من مكانة راقية، كريمة! حقًا، فالمحبة تجد مسرتها في إظهار ما يمكنها أن تعمله وتريد أن تعمله. فلو كانت لنا قلوب تفهم فقط بأن تقدر هذه الأمور! هي تحكي لنا عن تلك المحبة التي حددت هذه المشورات من جهتنا، </w:t>
+      </w:r>
+      <w:r>
+        <w:rPr>
+          <w:rFonts w:hint="cs"/>
+          <w:rtl/>
+          <w:lang w:bidi="ar-LB"/>
+        </w:rPr>
+        <w:t xml:space="preserve">وليس هنالك أسمى وأغنى من الأفكار بالسعادة التي ستكون من جهة المجد، من الصورة التي </w:t>
+      </w:r>
+      <w:r>
+        <w:rPr>
+          <w:rFonts w:hint="cs"/>
+          <w:rtl/>
+          <w:lang w:bidi="ar-LB"/>
+        </w:rPr>
+        <w:t xml:space="preserve">بها </w:t>
+      </w:r>
+      <w:r>
+        <w:rPr>
+          <w:rFonts w:hint="cs"/>
+          <w:rtl/>
+          <w:lang w:bidi="ar-LB"/>
+        </w:rPr>
+        <w:t xml:space="preserve">تسمح </w:t>
+      </w:r>
+      <w:r>
+        <w:rPr>
+          <w:rFonts w:hint="cs"/>
+          <w:rtl/>
+          <w:lang w:bidi="ar-LB"/>
+        </w:rPr>
+        <w:t>ا</w:t>
+      </w:r>
+      <w:r>
+        <w:rPr>
+          <w:rFonts w:hint="cs"/>
+          <w:rtl/>
+          <w:lang w:bidi="ar-LB"/>
+        </w:rPr>
+        <w:t xml:space="preserve">لمحبة بأن </w:t>
+      </w:r>
+      <w:r>
+        <w:rPr>
+          <w:rFonts w:hint="cs"/>
+          <w:rtl/>
+          <w:lang w:bidi="ar-LB"/>
+        </w:rPr>
+        <w:t>نرى</w:t>
+      </w:r>
+      <w:r>
+        <w:rPr>
+          <w:rFonts w:hint="cs"/>
+          <w:rtl/>
+          <w:lang w:bidi="ar-LB"/>
+        </w:rPr>
+        <w:t xml:space="preserve"> فيما تريد بأن تفعله لمختاريها؟</w:t>
+      </w:r>
+    </w:p>
+    <w:p>
+      <w:pPr>
+        <w:rPr>
+          <w:rtl/>
+          <w:lang w:bidi="ar-LB"/>
+        </w:rPr>
+      </w:pPr>
+      <w:proofErr w:type="spellStart"/>
+      <w:r>
+        <w:rPr>
+          <w:rFonts w:hint="cs"/>
+          <w:rtl/>
+          <w:lang w:bidi="ar-LB"/>
+        </w:rPr>
+        <w:t>لاودكية</w:t>
+      </w:r>
+      <w:proofErr w:type="spellEnd"/>
+      <w:r>
+        <w:rPr>
+          <w:rFonts w:hint="cs"/>
+          <w:rtl/>
+          <w:lang w:bidi="ar-LB"/>
+        </w:rPr>
+        <w:t xml:space="preserve"> </w:t>
+      </w:r>
+      <w:r>
+        <w:rPr>
+          <w:rtl/>
+          <w:lang w:bidi="ar-LB"/>
+        </w:rPr>
+        <w:t>–</w:t>
+      </w:r>
+      <w:r>
+        <w:rPr>
+          <w:rFonts w:hint="cs"/>
+          <w:rtl/>
+          <w:lang w:bidi="ar-LB"/>
+        </w:rPr>
+        <w:t xml:space="preserve"> </w:t>
+      </w:r>
+      <w:r>
+        <w:rPr>
+          <w:rFonts w:hint="cs"/>
+          <w:rtl/>
+          <w:lang w:bidi="ar-LB"/>
+        </w:rPr>
+        <w:t xml:space="preserve">إن هذا الوعد لا يصل، ومع أنه قد يكون أسمى المواعيد، في مستواه سمو الوعد الذي قبله. إنه </w:t>
+      </w:r>
+      <w:r>
+        <w:rPr>
+          <w:rFonts w:hint="cs"/>
+          <w:rtl/>
+          <w:lang w:bidi="ar-LB"/>
+        </w:rPr>
+        <w:t>ي</w:t>
+      </w:r>
+      <w:r>
+        <w:rPr>
+          <w:rFonts w:hint="cs"/>
+          <w:rtl/>
+          <w:lang w:bidi="ar-LB"/>
+        </w:rPr>
+        <w:t xml:space="preserve">تطابق مع حالة الكنيسة في </w:t>
+      </w:r>
+      <w:proofErr w:type="spellStart"/>
+      <w:r>
+        <w:rPr>
+          <w:rFonts w:hint="cs"/>
+          <w:rtl/>
+          <w:lang w:bidi="ar-LB"/>
+        </w:rPr>
+        <w:t>لاودكية</w:t>
+      </w:r>
+      <w:proofErr w:type="spellEnd"/>
+      <w:r>
+        <w:rPr>
+          <w:rFonts w:hint="cs"/>
+          <w:rtl/>
+          <w:lang w:bidi="ar-LB"/>
+        </w:rPr>
+        <w:t xml:space="preserve">. صحيح أنه يعد الغالب بمكانة في المجد السماوي، نعم بالجلوس على عرش الرب بذاته، ولكنه لا يحتوي على أي من الأمور الحميمة الشخصية مع يسوع. لا على المشي معه في ثياب بيض ولا أخيرًا على المكانة المفضلة في هيكل الله ومدينته. إلا أنه لا زال وعد طيب </w:t>
+      </w:r>
+      <w:r>
+        <w:rPr>
+          <w:rFonts w:hint="cs"/>
+          <w:rtl/>
+          <w:lang w:bidi="ar-LB"/>
+        </w:rPr>
+        <w:t>ومجيد</w:t>
+      </w:r>
+      <w:r>
+        <w:rPr>
+          <w:rFonts w:hint="cs"/>
+          <w:rtl/>
+          <w:lang w:bidi="ar-LB"/>
+        </w:rPr>
+        <w:t>.</w:t>
+      </w:r>
+    </w:p>
+    <w:p>
+      <w:pPr>
+        <w:rPr>
+          <w:rtl/>
+          <w:lang w:bidi="ar-LB"/>
+        </w:rPr>
+      </w:pPr>
+      <w:r>
+        <w:rPr>
+          <w:rFonts w:hint="cs"/>
+          <w:rtl/>
+          <w:lang w:bidi="ar-LB"/>
+        </w:rPr>
+        <w:t xml:space="preserve">إنها أمور عظيمة غير اعتيادية هي التي مرت من أمام عيوننا في تأملنا في هذا الجزء من الكتاب: الشجرة وإكليل الحياة -المن </w:t>
+      </w:r>
+      <w:proofErr w:type="spellStart"/>
+      <w:r>
+        <w:rPr>
+          <w:rFonts w:hint="cs"/>
+          <w:rtl/>
+          <w:lang w:bidi="ar-LB"/>
+        </w:rPr>
+        <w:t>المُخفى</w:t>
+      </w:r>
+      <w:proofErr w:type="spellEnd"/>
+      <w:r>
+        <w:rPr>
+          <w:rFonts w:hint="cs"/>
+          <w:rtl/>
+          <w:lang w:bidi="ar-LB"/>
+        </w:rPr>
+        <w:t xml:space="preserve"> والحصاة البيضاء </w:t>
+      </w:r>
+      <w:r>
+        <w:rPr>
+          <w:rtl/>
+          <w:lang w:bidi="ar-LB"/>
+        </w:rPr>
+        <w:t>–</w:t>
+      </w:r>
+      <w:r>
+        <w:rPr>
+          <w:rFonts w:hint="cs"/>
+          <w:rtl/>
+          <w:lang w:bidi="ar-LB"/>
+        </w:rPr>
+        <w:t xml:space="preserve"> كوكب الصبح </w:t>
+      </w:r>
+      <w:r>
+        <w:rPr>
+          <w:rtl/>
+          <w:lang w:bidi="ar-LB"/>
+        </w:rPr>
+        <w:t>–</w:t>
+      </w:r>
+      <w:r>
+        <w:rPr>
+          <w:rFonts w:hint="cs"/>
+          <w:rtl/>
+          <w:lang w:bidi="ar-LB"/>
+        </w:rPr>
+        <w:t xml:space="preserve"> المشي مع يسوع عبر حجرات السماء الرائعة </w:t>
+      </w:r>
+      <w:r>
+        <w:rPr>
+          <w:rtl/>
+          <w:lang w:bidi="ar-LB"/>
+        </w:rPr>
+        <w:t>–</w:t>
+      </w:r>
+      <w:r>
+        <w:rPr>
+          <w:rFonts w:hint="cs"/>
+          <w:rtl/>
+          <w:lang w:bidi="ar-LB"/>
+        </w:rPr>
+        <w:t xml:space="preserve"> السكن في الهيكل والمدينة وأخيرًا الجلوس على عرشه. بالتأكيد عندما نقدّر يسوع ونرفّعه فسوف تكون هذه الأمور أيضًا ثمينة لنا جميعنا. وكما تمت الملاحظة أعلاه، إن تملكناها فستنشأ صلة ما بين المناطق العليا والسفلى؛ فسوف </w:t>
+      </w:r>
+      <w:r>
+        <w:rPr>
+          <w:rFonts w:hint="cs"/>
+          <w:rtl/>
+          <w:lang w:bidi="ar-LB"/>
+        </w:rPr>
+        <w:t>ننظر في كرامة ملكية واعية في قداسة كهنوتية كاملة شؤون الملكوت.</w:t>
+      </w:r>
+    </w:p>
+    <w:p>
+      <w:pPr>
+        <w:rPr>
+          <w:rtl/>
+          <w:lang w:bidi="ar-LB"/>
+        </w:rPr>
+      </w:pPr>
+      <w:r>
+        <w:rPr>
+          <w:rFonts w:hint="cs"/>
+          <w:rtl/>
+          <w:lang w:bidi="ar-LB"/>
+        </w:rPr>
+        <w:t xml:space="preserve">كما وسيُستعلن المجد فينا (رومية 8)؛ فكل واحد من القديسين سيكون حاملاً أو إناءً له، كل واحد سيكون من أبناء النور، كل واحد من أبناء النهار، وابنًا للمجد، </w:t>
+      </w:r>
+      <w:proofErr w:type="spellStart"/>
+      <w:r>
+        <w:rPr>
+          <w:rFonts w:hint="cs"/>
+          <w:rtl/>
+          <w:lang w:bidi="ar-LB"/>
+        </w:rPr>
+        <w:t>متمجدًا</w:t>
+      </w:r>
+      <w:proofErr w:type="spellEnd"/>
+      <w:r>
+        <w:rPr>
+          <w:rFonts w:hint="cs"/>
+          <w:rtl/>
+          <w:lang w:bidi="ar-LB"/>
+        </w:rPr>
+        <w:t xml:space="preserve"> مع المسيح لنشر النور في صلته معه على الخليقة أدناه، يفوق نور الشمس والقمر إلى حد بعيد، بحيث سيجد انتظار الخليقة المشتاق كامل اكتفاءه عندها في "استعلان ابن الله" المكتمل.</w:t>
+      </w:r>
+    </w:p>
+    <w:p>
+      <w:pPr>
+        <w:rPr>
+          <w:rtl/>
+          <w:lang w:bidi="ar-LB"/>
+        </w:rPr>
+      </w:pPr>
+      <w:r>
+        <w:rPr>
+          <w:rFonts w:hint="cs"/>
+          <w:rtl/>
+          <w:lang w:bidi="ar-LB"/>
+        </w:rPr>
+        <w:t>"</w:t>
+      </w:r>
+      <w:r>
+        <w:rPr>
+          <w:rtl/>
+          <w:lang w:bidi="ar-LB"/>
+        </w:rPr>
+        <w:t>هُمْ سَيَنْظُرُونَ وَجْهَهُ، وَاسْمُهُ عَلَى جِبَاهِهِمْ.</w:t>
+      </w:r>
+      <w:r>
+        <w:rPr>
+          <w:rFonts w:hint="cs"/>
+          <w:rtl/>
+          <w:lang w:bidi="ar-LB"/>
+        </w:rPr>
+        <w:t xml:space="preserve">" (رؤيا 22: 4). إنهم سيكونون في علاقة حميمة، وثيقة به وسيتكلمون معه وجهًا لوجه، كالخل للخليل، دون أي خوف أو اختلال في الثقة؛ لأن حقهم في ذلك سيأتي بإشارة من يده وبختم منها. هو سيوحدهم بذاته؛ وسيعلمون بذلك لأن اسمه يكون على جباههم. وسيمشون عابرين داخل كل الأحجبة إلى الهيكل السماوي لينظروا ربهم، يحبونه </w:t>
+      </w:r>
+      <w:r>
+        <w:rPr>
+          <w:rFonts w:hint="cs"/>
+          <w:rtl/>
+          <w:lang w:bidi="ar-LB"/>
+        </w:rPr>
+        <w:t>ويتعجبوا</w:t>
+      </w:r>
+      <w:r>
+        <w:rPr>
+          <w:rFonts w:hint="cs"/>
+          <w:rtl/>
+          <w:lang w:bidi="ar-LB"/>
+        </w:rPr>
+        <w:t xml:space="preserve"> منه.</w:t>
+      </w:r>
+    </w:p>
+    <w:p>
+      <w:pPr>
+        <w:rPr>
+          <w:rtl/>
+          <w:lang w:bidi="ar-LB"/>
+        </w:rPr>
+      </w:pPr>
+      <w:r>
+        <w:rPr>
+          <w:rFonts w:hint="cs"/>
+          <w:rtl/>
+          <w:lang w:bidi="ar-LB"/>
+        </w:rPr>
+        <w:t xml:space="preserve">عدا هذا فكل شيء سيكون، إن جاز لنا القول، بحسب إحساسنا وفكرنا؛ فكل شيء سيكون صحيحًا في أعيننا. كل شيء سنجد فيه رضانا وسيكون بالضبط كما نتمناه أن يكون. إننا نرى هذا في سفر الرؤيا الذي على امتداده ستكون العائلة السماوية أينما تقابلت معها أعيننا، دومًا على أكمل تناغم مع المجريات </w:t>
+      </w:r>
+      <w:r>
+        <w:rPr>
+          <w:rFonts w:hint="cs"/>
+          <w:rtl/>
+          <w:lang w:bidi="ar-LB"/>
+        </w:rPr>
+        <w:t>الموصوفة</w:t>
+      </w:r>
+      <w:r>
+        <w:rPr>
+          <w:rFonts w:hint="cs"/>
+          <w:rtl/>
+          <w:lang w:bidi="ar-LB"/>
+        </w:rPr>
+        <w:t xml:space="preserve">. </w:t>
+      </w:r>
+      <w:r>
+        <w:rPr>
+          <w:rFonts w:hint="cs"/>
+          <w:rtl/>
+          <w:lang w:bidi="ar-LB"/>
+        </w:rPr>
+        <w:t xml:space="preserve">في الإصحاح 4 يُعدّ العرش للدينونة </w:t>
+      </w:r>
+      <w:r>
+        <w:rPr>
+          <w:rtl/>
+          <w:lang w:bidi="ar-LB"/>
+        </w:rPr>
+        <w:t>–</w:t>
+      </w:r>
+      <w:r>
+        <w:rPr>
+          <w:rFonts w:hint="cs"/>
+          <w:rtl/>
+          <w:lang w:bidi="ar-LB"/>
+        </w:rPr>
+        <w:t xml:space="preserve"> بروق، رعود وأصوات تخرج منه؛ غير أن الشيوخ والكائنات الحية الأربعة يرفعون أصواتهم ليمجدوا اسم الرب الإله، القدير، الجالس هناك ويدير كل شيء. في الإصحاح 5 يأخذ الخروف السفر ومن جديد هذا الأمر يعطيهم سبب</w:t>
+      </w:r>
+      <w:r>
+        <w:rPr>
+          <w:rFonts w:hint="cs"/>
+          <w:rtl/>
+          <w:lang w:bidi="ar-LB"/>
+        </w:rPr>
+        <w:t>ًا</w:t>
+      </w:r>
+      <w:r>
+        <w:rPr>
+          <w:rFonts w:hint="cs"/>
+          <w:rtl/>
+          <w:lang w:bidi="ar-LB"/>
+        </w:rPr>
+        <w:t xml:space="preserve"> ليفرحوا؛ فيأخذون قيثاراتهم ليمجدوه، ويفرحون بالمنظر الذي يفتتحه هذا المشهد أمامهم. في الإصحاح 11 ينبئ الملاك السابع بالدينونة، ولكن هذا</w:t>
+      </w:r>
+      <w:r>
+        <w:rPr>
+          <w:rtl/>
+          <w:lang w:bidi="ar-SA"/>
+        </w:rPr>
+        <w:t xml:space="preserve"> </w:t>
+      </w:r>
+      <w:r>
+        <w:rPr>
+          <w:rtl/>
+          <w:lang w:bidi="ar-LB"/>
+        </w:rPr>
+        <w:t>يدعوهم</w:t>
+      </w:r>
+      <w:r>
+        <w:rPr>
+          <w:rFonts w:hint="cs"/>
+          <w:rtl/>
+          <w:lang w:bidi="ar-LB"/>
+        </w:rPr>
+        <w:t xml:space="preserve"> فقط بأن يخروا على وجوههم ويسجدون ويشكرون. في الإصحاح 12 الحرب هي في السماء ومخارجها متفقة تمامًا مع أفكارها؛ وبصوت عالٍ ينادون "خلاص". في إصحاح 15 أعمال الله، مقاصده وسلطانه هي موضوع الترنيم. في إصحاح 19 تدعو دينونة المرأة التي أفسدت الأرض، العائلة المجيدة لتعلي صوتها مرارًا وتكرارًا </w:t>
+      </w:r>
+      <w:proofErr w:type="spellStart"/>
+      <w:r>
+        <w:rPr>
+          <w:rFonts w:hint="cs"/>
+          <w:rtl/>
+          <w:lang w:bidi="ar-LB"/>
+        </w:rPr>
+        <w:t>بهليلويا</w:t>
+      </w:r>
+      <w:proofErr w:type="spellEnd"/>
+      <w:r>
+        <w:rPr>
+          <w:rFonts w:hint="cs"/>
+          <w:rtl/>
+          <w:lang w:bidi="ar-LB"/>
+        </w:rPr>
+        <w:t xml:space="preserve">. هكذا كل شيء من بدايته إلى نهايته دون أي استثناء وفي محله تمامًا في </w:t>
+      </w:r>
+      <w:r>
+        <w:rPr>
+          <w:rFonts w:hint="cs"/>
+          <w:rtl/>
+          <w:lang w:bidi="ar-LB"/>
+        </w:rPr>
+        <w:t>أعينهم</w:t>
+      </w:r>
+      <w:r>
+        <w:rPr>
+          <w:rFonts w:hint="cs"/>
+          <w:rtl/>
+          <w:lang w:bidi="ar-LB"/>
+        </w:rPr>
+        <w:t xml:space="preserve">؛ فالكل هو تمامًا كرغبتهم. فهم يهتفون بذات الصوت المرتفع عند ظهور الرب كالمنتقم (رؤيا 19) كما كان قد ظهر في طابعه كالفادي (رؤيا 5). كل شيء هو حلو في ميعاده. وعرس الخروف هو أيضًا في توافق تام مع أفكارهم، كاتفاق الدينونة مع الزانية </w:t>
+      </w:r>
+      <w:r>
+        <w:rPr>
+          <w:rFonts w:hint="cs"/>
+          <w:rtl/>
+          <w:lang w:bidi="ar-LB"/>
+        </w:rPr>
+        <w:t>العظيمة</w:t>
+      </w:r>
+      <w:r>
+        <w:rPr>
+          <w:rFonts w:hint="cs"/>
+          <w:rtl/>
+          <w:lang w:bidi="ar-LB"/>
+        </w:rPr>
+        <w:t>.</w:t>
+      </w:r>
+    </w:p>
+    <w:p>
+      <w:pPr>
+        <w:rPr>
+          <w:rtl/>
+          <w:lang w:bidi="ar-LB"/>
+        </w:rPr>
+      </w:pPr>
+      <w:r>
+        <w:rPr>
+          <w:rFonts w:hint="cs"/>
+          <w:rtl/>
+          <w:lang w:bidi="ar-LB"/>
+        </w:rPr>
+        <w:t xml:space="preserve">كل هذا يختلف كثيرًا </w:t>
+      </w:r>
+      <w:proofErr w:type="gramStart"/>
+      <w:r>
+        <w:rPr>
+          <w:rFonts w:hint="cs"/>
+          <w:rtl/>
+          <w:lang w:bidi="ar-LB"/>
+        </w:rPr>
+        <w:t>عن ما</w:t>
+      </w:r>
+      <w:proofErr w:type="gramEnd"/>
+      <w:r>
+        <w:rPr>
+          <w:rFonts w:hint="cs"/>
+          <w:rtl/>
+          <w:lang w:bidi="ar-LB"/>
+        </w:rPr>
+        <w:t xml:space="preserve"> يشعر به المؤمن الآن. إن كان روحيًا فلا شيء من حوله هو تمامًا صحيح بالنسبة له. وهذا الحال سيتزايد أكثر وأكثر كلما سار العالم في درب ابتكاراته وكلما ازداد افتخاره في كبريائه وغطرسته. إن هذا سيولّد فينا تجربة جدية من ناحية عواطفنا. هل نسأل أنفسنا إلى أي مدى نتأثر بالإدمان المتزايد في العشور الأخيرة بصورة خاصة، في تجميل العالم وجعله أكثر كمالاً؟ هل نتمنى لأنفسنا الحظ بأننا نعيش في مثل هذا الزمن؟ هل نحن نفرح بتلك المساعي العالمية، أم أنها تُحزن قلوبنا؟ إنه محكّ لحال نفوسنا إن كان المسيح هو موضوع انشغالنا فعلاً أو لا. إن البرج العظيم في مروج </w:t>
+      </w:r>
+      <w:proofErr w:type="spellStart"/>
+      <w:r>
+        <w:rPr>
+          <w:rFonts w:hint="cs"/>
+          <w:rtl/>
+          <w:lang w:bidi="ar-LB"/>
+        </w:rPr>
+        <w:t>شنعار</w:t>
+      </w:r>
+      <w:proofErr w:type="spellEnd"/>
+      <w:r>
+        <w:rPr>
+          <w:rFonts w:hint="cs"/>
+          <w:rtl/>
+          <w:lang w:bidi="ar-LB"/>
+        </w:rPr>
+        <w:t xml:space="preserve"> قد يكون افتخار نمرود؛ غير أن إبراهيم اعترض عنه ليبكي. </w:t>
+      </w:r>
+      <w:r>
+        <w:rPr>
+          <w:rFonts w:hint="cs"/>
+          <w:rtl/>
+          <w:lang w:bidi="ar-LB"/>
+        </w:rPr>
+        <w:t>وهذا هو ما يسبب الحزن والبكاء عن</w:t>
+      </w:r>
+      <w:r>
+        <w:rPr>
+          <w:rFonts w:hint="cs"/>
+          <w:rtl/>
+          <w:lang w:bidi="ar-LB"/>
+        </w:rPr>
+        <w:t>د</w:t>
+      </w:r>
+      <w:r>
+        <w:rPr>
+          <w:rFonts w:hint="cs"/>
+          <w:rtl/>
+          <w:lang w:bidi="ar-LB"/>
+        </w:rPr>
+        <w:t xml:space="preserve"> تجار الأرض، </w:t>
+      </w:r>
+      <w:r>
+        <w:rPr>
+          <w:rtl/>
+          <w:lang w:bidi="ar-LB"/>
+        </w:rPr>
+        <w:t>هو سبب ابتهاج السماء</w:t>
+      </w:r>
+      <w:r>
+        <w:rPr>
+          <w:rFonts w:hint="cs"/>
+          <w:rtl/>
+          <w:lang w:bidi="ar-LB"/>
+        </w:rPr>
+        <w:t xml:space="preserve"> (رؤيا 18).</w:t>
+      </w:r>
+    </w:p>
+    <w:p>
+      <w:pPr>
+        <w:rPr>
+          <w:rtl/>
+          <w:lang w:bidi="ar-LB"/>
+        </w:rPr>
+      </w:pPr>
+      <w:r>
+        <w:rPr>
+          <w:rFonts w:hint="cs"/>
+          <w:rtl/>
+          <w:lang w:bidi="ar-LB"/>
+        </w:rPr>
+        <w:t xml:space="preserve">إن السؤال الهام لنا هو في: هل المسيح هو مشغولية قلوبنا </w:t>
+      </w:r>
+      <w:r>
+        <w:rPr>
+          <w:rtl/>
+          <w:lang w:bidi="ar-LB"/>
+        </w:rPr>
+        <w:t>–</w:t>
+      </w:r>
+      <w:r>
+        <w:rPr>
+          <w:rFonts w:hint="cs"/>
+          <w:rtl/>
+          <w:lang w:bidi="ar-LB"/>
+        </w:rPr>
+        <w:t xml:space="preserve"> </w:t>
+      </w:r>
+      <w:r>
+        <w:rPr>
+          <w:rFonts w:hint="cs"/>
+          <w:rtl/>
+          <w:lang w:bidi="ar-LB"/>
+        </w:rPr>
+        <w:t xml:space="preserve">هل هو </w:t>
+      </w:r>
+      <w:r>
+        <w:rPr>
+          <w:rFonts w:hint="cs"/>
+          <w:rtl/>
+          <w:lang w:bidi="ar-LB"/>
+        </w:rPr>
+        <w:t xml:space="preserve">ما نحن نسعى </w:t>
+      </w:r>
+      <w:r>
+        <w:rPr>
+          <w:rFonts w:hint="cs"/>
+          <w:rtl/>
+          <w:lang w:bidi="ar-LB"/>
+        </w:rPr>
+        <w:t>إليه</w:t>
+      </w:r>
+      <w:r>
+        <w:rPr>
+          <w:rFonts w:hint="cs"/>
+          <w:rtl/>
+          <w:lang w:bidi="ar-LB"/>
+        </w:rPr>
+        <w:t xml:space="preserve">؟ </w:t>
+      </w:r>
+      <w:r>
+        <w:rPr>
+          <w:rFonts w:hint="cs"/>
+          <w:rtl/>
+          <w:lang w:bidi="ar-LB"/>
+        </w:rPr>
+        <w:t>إن هذا بالذات الذي سيكون أسمى وأروع نصيب في بركاتنا الغنية في السماء، بأنه هو لنا، بأنه قريب منا، وماكث معنا. فالذي سيُع</w:t>
+      </w:r>
+      <w:r>
+        <w:rPr>
+          <w:rFonts w:hint="cs"/>
+          <w:rtl/>
+          <w:lang w:bidi="ar-LB"/>
+        </w:rPr>
+        <w:t>َ</w:t>
+      </w:r>
+      <w:r>
+        <w:rPr>
+          <w:rFonts w:hint="cs"/>
+          <w:rtl/>
+          <w:lang w:bidi="ar-LB"/>
+        </w:rPr>
+        <w:t>دّ لقلبنا هو أطيب فكرة من الممكن أن ننشغل بها. هكذا كان مع آدم في البداية. فلقد جُعلت تلك الجنة البديعة ملكًا له، التي احتوت على كل ما تشبع الحواس. فلقد كانت هناك أشجار وثمار، التي كانت حلوة للعين واللسان؛ رغبة هذا كذاك، نعم كل حواس الإنسان وقدراته وجدت شبعها بصورة مقدسة، إذ أن شجرة المعرفة لم يكن قد مسها أحد. الله كانت له المكانة الأولى؛ والمخلوق لم يُعتبر أسمى وأكثر كرامة من الخالق. كل الحواس تمكنت بأن تجد شبعها بشكل صحيح، إذ أن الغارس الإلهي</w:t>
+      </w:r>
+      <w:r>
+        <w:rPr>
+          <w:rFonts w:hint="cs"/>
+          <w:rtl/>
+          <w:lang w:bidi="ar-LB"/>
+        </w:rPr>
+        <w:t xml:space="preserve"> للجنة كان قد اهتم بها (تكوين 2: 9). وأكثر من ذلك. فآد</w:t>
+      </w:r>
+      <w:r>
+        <w:rPr>
+          <w:rFonts w:hint="cs"/>
+          <w:rtl/>
+          <w:lang w:bidi="ar-LB"/>
+        </w:rPr>
+        <w:t>م</w:t>
+      </w:r>
+      <w:r>
+        <w:rPr>
+          <w:rFonts w:hint="cs"/>
+          <w:rtl/>
+          <w:lang w:bidi="ar-LB"/>
+        </w:rPr>
+        <w:t xml:space="preserve"> استلم السيادة من اليد ذاتها. فكما أن الله سمّى النجوم في الأفلاك العالية بأسمائها، هكذا هو أعطى الإنسان على الأرض الحق بأن يسمي حيوانات الحقل وطيور السماء بأسماء، وبهذا جعله سيدًا على الخليقة. فقد بُذل كامل الاهتمام الإلهي من أجل عينه، أذنه ومذاقه ورغبته بالكرامة والمُلك. إلا أن القلب لم يكن راضيًا إلى هذا الحد. فيوم تتويج آدم لم يكن يوم زواجه. إلا أن الله عرفه. هو عرف المخلوق الذي صوره في محبته وكماله. "ليس جيد</w:t>
+      </w:r>
+      <w:r>
+        <w:rPr>
+          <w:rFonts w:hint="cs"/>
+          <w:rtl/>
+          <w:lang w:bidi="ar-LB"/>
+        </w:rPr>
+        <w:t>ًا</w:t>
+      </w:r>
+      <w:r>
+        <w:rPr>
+          <w:rFonts w:hint="cs"/>
+          <w:rtl/>
+          <w:lang w:bidi="ar-LB"/>
+        </w:rPr>
+        <w:t>" قال، "أن يكون الإنسان وحده؛ فأصنع له معينًا." وحصل آدم على حواء من ذات اليد التي أعطته جنة عدن بثمارها والسيادة على الأرض. وفي هذا الحدث فُتحت شفتاه. "</w:t>
+      </w:r>
+      <w:r>
+        <w:rPr>
+          <w:rtl/>
+          <w:lang w:bidi="ar-LB"/>
+        </w:rPr>
+        <w:t>مِنْ فَضْلَةِ الْقَلْب يَتَكَلَّمُ الْفَمُ.</w:t>
+      </w:r>
+      <w:r>
+        <w:rPr>
+          <w:rFonts w:hint="cs"/>
+          <w:rtl/>
+          <w:lang w:bidi="ar-LB"/>
+        </w:rPr>
+        <w:t>"</w:t>
+      </w:r>
+      <w:r>
+        <w:rPr>
+          <w:rFonts w:hint="cs"/>
+          <w:rtl/>
+          <w:lang w:bidi="ar-LB"/>
+        </w:rPr>
+        <w:t xml:space="preserve"> "</w:t>
+      </w:r>
+      <w:r>
+        <w:rPr>
+          <w:rtl/>
+          <w:lang w:bidi="ar-LB"/>
+        </w:rPr>
+        <w:t>هذِهِ الآنَ عَظْمٌ مِنْ عِظَامِي وَلَحْمٌ مِنْ لَحْمِي.</w:t>
+      </w:r>
+      <w:r>
+        <w:rPr>
+          <w:rFonts w:hint="cs"/>
+          <w:rtl/>
+          <w:lang w:bidi="ar-LB"/>
+        </w:rPr>
+        <w:t>" قال آدم وعبّر بذلك عن امتنانه ورضاه. والآن هو لم يكن يحتاج لأي شيء آخر. عدن بكل ما تشتهيه العين واللسان، السيادة بكل أبعادها الغير محدودة، ولا أي شيء منها تمكّن بأن يؤثر فيه ما فعلته نظرته لحواء. هي فكّت حركة شفتيه معترفًا بأنه قد وجد رضاه الآن. وهكذا سيكون معنا نحن عندما سنملك يسوع ونكون إلى الأبد في جنتنا السماوية.</w:t>
+      </w:r>
+    </w:p>
+    <w:p>
+      <w:pPr>
+        <w:rPr>
+          <w:rtl/>
+          <w:lang w:bidi="ar-LB"/>
+        </w:rPr>
+      </w:pPr>
+      <w:r>
+        <w:rPr>
+          <w:rFonts w:hint="cs"/>
+          <w:rtl/>
+          <w:lang w:bidi="ar-LB"/>
+        </w:rPr>
+        <w:t xml:space="preserve">إنه مبارك جدًا بأن </w:t>
+      </w:r>
+      <w:r>
+        <w:rPr>
+          <w:rFonts w:hint="cs"/>
+          <w:rtl/>
+          <w:lang w:bidi="ar-LB"/>
+        </w:rPr>
+        <w:t>نخصص</w:t>
+      </w:r>
+      <w:r>
+        <w:rPr>
+          <w:rFonts w:hint="cs"/>
+          <w:rtl/>
+          <w:lang w:bidi="ar-LB"/>
+        </w:rPr>
+        <w:t xml:space="preserve"> هذه الخبريات وغيرها المنتشرة في الكلمة عن السماء </w:t>
+      </w:r>
+      <w:r>
+        <w:rPr>
+          <w:rFonts w:hint="cs"/>
+          <w:rtl/>
+          <w:lang w:bidi="ar-LB"/>
+        </w:rPr>
+        <w:t xml:space="preserve">لتأمل بإسهاب. الروح القدس المدعو عربون ميراثنا يجعلها حية لنفوسنا. وهذه الخبريات والملاحظات بالذات هي التي تجعلنا غرباء ونزلاء على الأرض في مفهوم إلهي. فإبراهيم لم يصبح غريبًا على الأرض لأنه عانى ضيقًا وبؤسًا </w:t>
+      </w:r>
+      <w:proofErr w:type="gramStart"/>
+      <w:r>
+        <w:rPr>
+          <w:rFonts w:hint="cs"/>
+          <w:rtl/>
+          <w:lang w:bidi="ar-LB"/>
+        </w:rPr>
+        <w:t>في ما</w:t>
+      </w:r>
+      <w:proofErr w:type="gramEnd"/>
+      <w:r>
+        <w:rPr>
+          <w:rFonts w:hint="cs"/>
+          <w:rtl/>
+          <w:lang w:bidi="ar-LB"/>
+        </w:rPr>
+        <w:t xml:space="preserve"> بين النهرين </w:t>
+      </w:r>
+      <w:r>
+        <w:rPr>
+          <w:rtl/>
+          <w:lang w:bidi="ar-LB"/>
+        </w:rPr>
+        <w:t>–</w:t>
+      </w:r>
+      <w:r>
+        <w:rPr>
+          <w:rFonts w:hint="cs"/>
+          <w:rtl/>
+          <w:lang w:bidi="ar-LB"/>
+        </w:rPr>
+        <w:t xml:space="preserve"> إننا لا نقرأ أي شيء عن ذلك </w:t>
+      </w:r>
+      <w:r>
+        <w:rPr>
+          <w:rtl/>
+          <w:lang w:bidi="ar-LB"/>
+        </w:rPr>
+        <w:t>–</w:t>
+      </w:r>
+      <w:r>
+        <w:rPr>
+          <w:rFonts w:hint="cs"/>
+          <w:rtl/>
+          <w:lang w:bidi="ar-LB"/>
+        </w:rPr>
+        <w:t xml:space="preserve"> وإنما لأن إله المجد كلمه بلغة "الوعد". هو ترك وطنه، أهله وبيت أبيه ناظرًا إلى ما امتثل أمامه، ولكنه لم ينقاد بواسطة ما كان وراءه. لقد كان تغربًا إلهيًا على الأرض.</w:t>
+      </w:r>
+    </w:p>
+    <w:p>
+      <w:pPr>
+        <w:rPr>
+          <w:rtl/>
+          <w:lang w:bidi="ar-LB"/>
+        </w:rPr>
+      </w:pPr>
+      <w:r>
+        <w:rPr>
+          <w:rFonts w:hint="cs"/>
+          <w:rtl/>
+          <w:lang w:bidi="ar-LB"/>
+        </w:rPr>
+        <w:t xml:space="preserve">هل الحال هو هكذا مع نفوسنا يا عزيزي القارئ المسيحي، أم أننا </w:t>
+      </w:r>
+      <w:r>
+        <w:rPr>
+          <w:rFonts w:hint="cs"/>
+          <w:rtl/>
+          <w:lang w:bidi="ar-LB"/>
+        </w:rPr>
+        <w:t>نتمنى</w:t>
+      </w:r>
+      <w:r>
+        <w:rPr>
+          <w:rFonts w:hint="cs"/>
+          <w:rtl/>
+          <w:lang w:bidi="ar-LB"/>
+        </w:rPr>
+        <w:t xml:space="preserve"> بأن يكون كذلك؟ هل دائمًا نحن نتأمل المشهد البديع الذي ينتظرنا وهل نسعى لنفتش عن مختلف الإشارات التي أُعطيت لنا المتعلقة به؟ إنها أسئلة تنعش قلوبنا وتهديها. قد يؤثر امتحان صادق فينا للتواضع وإدانة الذات، ولكنه سيكون شافيًا بما لا يوصف.</w:t>
+      </w:r>
+    </w:p>
+    <w:p>
+      <w:pPr>
+        <w:rPr>
+          <w:rtl/>
+          <w:lang w:bidi="ar-LB"/>
+        </w:rPr>
+      </w:pPr>
+      <w:r>
+        <w:rPr>
+          <w:rFonts w:hint="cs"/>
+          <w:rtl/>
+          <w:lang w:bidi="ar-LB"/>
+        </w:rPr>
+        <w:t>ولكي يهبنا فرح</w:t>
+      </w:r>
+      <w:r>
+        <w:rPr>
+          <w:rFonts w:hint="cs"/>
+          <w:rtl/>
+          <w:lang w:bidi="ar-LB"/>
+        </w:rPr>
+        <w:t>ًا</w:t>
+      </w:r>
+      <w:r>
+        <w:rPr>
+          <w:rFonts w:hint="cs"/>
+          <w:rtl/>
+          <w:lang w:bidi="ar-LB"/>
+        </w:rPr>
+        <w:t xml:space="preserve"> كامل</w:t>
+      </w:r>
+      <w:r>
+        <w:rPr>
+          <w:rFonts w:hint="cs"/>
+          <w:rtl/>
+          <w:lang w:bidi="ar-LB"/>
+        </w:rPr>
+        <w:t>اً</w:t>
+      </w:r>
+      <w:r>
+        <w:rPr>
+          <w:rFonts w:hint="cs"/>
+          <w:rtl/>
+          <w:lang w:bidi="ar-LB"/>
+        </w:rPr>
+        <w:t xml:space="preserve"> في القلب في تمتعنا بالسماء ال</w:t>
+      </w:r>
+      <w:r>
+        <w:rPr>
+          <w:rFonts w:hint="cs"/>
+          <w:rtl/>
+          <w:lang w:bidi="ar-LB"/>
+        </w:rPr>
+        <w:t>ت</w:t>
+      </w:r>
+      <w:r>
+        <w:rPr>
+          <w:rFonts w:hint="cs"/>
+          <w:rtl/>
+          <w:lang w:bidi="ar-LB"/>
+        </w:rPr>
+        <w:t>ي س</w:t>
+      </w:r>
+      <w:r>
+        <w:rPr>
+          <w:rFonts w:hint="cs"/>
+          <w:rtl/>
+          <w:lang w:bidi="ar-LB"/>
+        </w:rPr>
+        <w:t>ت</w:t>
+      </w:r>
+      <w:r>
+        <w:rPr>
+          <w:rFonts w:hint="cs"/>
+          <w:rtl/>
+          <w:lang w:bidi="ar-LB"/>
+        </w:rPr>
+        <w:t xml:space="preserve">كون نصيبنا في يوم ما، علّمنا الرب بأننا قد صرنا في مفهوم ما هناك مهما كنا بلا أهمية في عيون أنفسنا. فكل واحد فينا وكما لاحظنا أعلاه هو إناء للمجد؛ وقد يسع هذا الإناء أكثر من غيره، لكن كل واحد له الملء وحتمًا هو في بيت المجد ذاك. أفكارنا معتادة على </w:t>
+      </w:r>
+      <w:proofErr w:type="spellStart"/>
+      <w:r>
+        <w:rPr>
+          <w:rFonts w:hint="cs"/>
+          <w:rtl/>
+          <w:lang w:bidi="ar-LB"/>
+        </w:rPr>
+        <w:t>الإنشغال</w:t>
+      </w:r>
+      <w:proofErr w:type="spellEnd"/>
+      <w:r>
+        <w:rPr>
+          <w:rFonts w:hint="cs"/>
+          <w:rtl/>
+          <w:lang w:bidi="ar-LB"/>
+        </w:rPr>
+        <w:t xml:space="preserve"> كم نحن نحتاج إلى الرب. ولكن الأمر هو أيضًا صحيح </w:t>
+      </w:r>
+      <w:r>
+        <w:rPr>
+          <w:rtl/>
+          <w:lang w:bidi="ar-LB"/>
+        </w:rPr>
+        <w:t>–</w:t>
+      </w:r>
+      <w:r>
+        <w:rPr>
+          <w:rFonts w:hint="cs"/>
+          <w:rtl/>
+          <w:lang w:bidi="ar-LB"/>
+        </w:rPr>
+        <w:t xml:space="preserve"> لمدح مجد نعمته </w:t>
+      </w:r>
+      <w:r>
+        <w:rPr>
+          <w:rtl/>
+          <w:lang w:bidi="ar-LB"/>
+        </w:rPr>
+        <w:t>–</w:t>
+      </w:r>
+      <w:r>
+        <w:rPr>
+          <w:rFonts w:hint="cs"/>
+          <w:rtl/>
+          <w:lang w:bidi="ar-LB"/>
+        </w:rPr>
+        <w:t xml:space="preserve"> بأنه يحتاجنا. "</w:t>
+      </w:r>
+      <w:r>
+        <w:rPr>
+          <w:rtl/>
+          <w:lang w:bidi="ar-LB"/>
+        </w:rPr>
+        <w:t>الْمَرْأَةُ فَهِيَ مَجْدُ الرَّجُلِ</w:t>
+      </w:r>
+      <w:r>
+        <w:rPr>
+          <w:rFonts w:hint="cs"/>
+          <w:rtl/>
+          <w:lang w:bidi="ar-LB"/>
+        </w:rPr>
+        <w:t xml:space="preserve">" بالتأكيد أن ليس لنا أية أهمية من جهة الحياة والخلاص </w:t>
+      </w:r>
+      <w:r>
+        <w:rPr>
+          <w:rtl/>
+          <w:lang w:bidi="ar-LB"/>
+        </w:rPr>
+        <w:t>–</w:t>
+      </w:r>
+      <w:r>
+        <w:rPr>
+          <w:rFonts w:hint="cs"/>
+          <w:rtl/>
+          <w:lang w:bidi="ar-LB"/>
+        </w:rPr>
+        <w:t xml:space="preserve"> إنه ضروري للحياة كما وللفرح، للخلاص، ل</w:t>
+      </w:r>
+      <w:r>
+        <w:rPr>
+          <w:rFonts w:hint="cs"/>
+          <w:rtl/>
+          <w:lang w:bidi="ar-LB"/>
+        </w:rPr>
+        <w:t>ل</w:t>
+      </w:r>
+      <w:r>
+        <w:rPr>
+          <w:rFonts w:hint="cs"/>
+          <w:rtl/>
+          <w:lang w:bidi="ar-LB"/>
+        </w:rPr>
+        <w:t xml:space="preserve">مجد؛ لكن أهميتنا </w:t>
+      </w:r>
+      <w:r>
+        <w:rPr>
+          <w:rFonts w:hint="cs"/>
+          <w:rtl/>
+          <w:lang w:bidi="ar-LB"/>
+        </w:rPr>
+        <w:t>ت</w:t>
+      </w:r>
+      <w:r>
+        <w:rPr>
+          <w:rFonts w:hint="cs"/>
+          <w:rtl/>
+          <w:lang w:bidi="ar-LB"/>
+        </w:rPr>
+        <w:t>أتي دورها عند الحديث عن فرحه ومجده.</w:t>
+      </w:r>
+    </w:p>
+    <w:p>
+      <w:pPr>
+        <w:rPr>
+          <w:rtl/>
+          <w:lang w:bidi="ar-LB"/>
+        </w:rPr>
+      </w:pPr>
+      <w:r>
+        <w:rPr>
+          <w:rFonts w:hint="cs"/>
+          <w:rtl/>
+          <w:lang w:bidi="ar-LB"/>
+        </w:rPr>
+        <w:t>الله كان مهتمًا بفرح آدم، حينما قرر بأن يصوّر حواء. بالتأكيد كان آدم بالنسبة لحواء موضوع أطهر فرح وأكمل فرح؛ غير أنه كان قصد الله بأن يجد آدم سعادته في حواء. وهكذا هو الأمر في زماننا الحالي، في عصر الإنجيل. فالآن هنالك تخصيص اهتمام لآدم الحقيقي. "</w:t>
+      </w:r>
+      <w:r>
+        <w:rPr>
+          <w:rtl/>
+          <w:lang w:bidi="ar-LB"/>
+        </w:rPr>
+        <w:t>«يُشْبِهُ مَلَكُوتُ السَّمَاوَاتِ إِنْسَانًا مَلِكًا صَنَعَ عُرْسًا لابْنِهِ،</w:t>
+      </w:r>
+      <w:r>
+        <w:rPr>
+          <w:rFonts w:hint="cs"/>
+          <w:rtl/>
+          <w:lang w:bidi="ar-LB"/>
+        </w:rPr>
+        <w:t xml:space="preserve">" وهكذا سيكون في زمن المجد. فالعرس الذي سيتم الاحتفال به هناك سيُدعى "عرس الخروف"، وليس "عرس الكنيسة أو امرأة الخروف"، وإنما الخروف، كما لو كان هو المشترك الرئيسي الوحيد في ذلك الفرح. وهكذا الأمر هو أيضًا كذلك. إن الكنيسة سيكون فرحها بالمسيح، ولكن المسيح سيكون له فرح أعظم منه بالكنيسة. فعروسه </w:t>
+      </w:r>
+      <w:proofErr w:type="spellStart"/>
+      <w:r>
+        <w:rPr>
+          <w:rFonts w:hint="cs"/>
+          <w:rtl/>
+          <w:lang w:bidi="ar-LB"/>
+        </w:rPr>
+        <w:t>المفدية</w:t>
+      </w:r>
+      <w:proofErr w:type="spellEnd"/>
+      <w:r>
+        <w:rPr>
+          <w:rFonts w:hint="cs"/>
+          <w:rtl/>
+          <w:lang w:bidi="ar-LB"/>
+        </w:rPr>
+        <w:t xml:space="preserve"> ستكون</w:t>
+      </w:r>
+      <w:r>
+        <w:rPr>
+          <w:rFonts w:hint="cs"/>
+          <w:rtl/>
+          <w:lang w:bidi="ar-LB"/>
+        </w:rPr>
+        <w:t xml:space="preserve"> طول الأبدية موضوع أسمى مسرة له. وكما في كل الأمور هكذا سيكون المتقدم في هذا الأمر أيضًا </w:t>
+      </w:r>
+      <w:r>
+        <w:rPr>
+          <w:rtl/>
+          <w:lang w:bidi="ar-LB"/>
+        </w:rPr>
+        <w:t>–</w:t>
+      </w:r>
+      <w:r>
+        <w:rPr>
+          <w:rFonts w:hint="cs"/>
+          <w:rtl/>
+          <w:lang w:bidi="ar-LB"/>
+        </w:rPr>
+        <w:t xml:space="preserve"> فرحه بها سيكون أكبر من فرحها هي به.</w:t>
+      </w:r>
+    </w:p>
+    <w:p>
+      <w:pPr>
+        <w:rPr>
+          <w:rtl/>
+          <w:lang w:bidi="ar-LB"/>
+        </w:rPr>
+      </w:pPr>
+      <w:r>
+        <w:rPr>
+          <w:rFonts w:hint="cs"/>
+          <w:rtl/>
+          <w:lang w:bidi="ar-LB"/>
+        </w:rPr>
+        <w:t xml:space="preserve">وجميع المؤمنين السماويين الذين عُرفوا سابقًا </w:t>
+      </w:r>
+      <w:r>
+        <w:rPr>
+          <w:rFonts w:hint="cs"/>
+          <w:rtl/>
+          <w:lang w:bidi="ar-LB"/>
+        </w:rPr>
+        <w:t>(</w:t>
+      </w:r>
+      <w:r>
+        <w:rPr>
+          <w:rFonts w:hint="cs"/>
+          <w:rtl/>
+          <w:lang w:bidi="ar-LB"/>
+        </w:rPr>
+        <w:t>لا يجوز بأن يفقد واحد منهم</w:t>
+      </w:r>
+      <w:r>
+        <w:rPr>
+          <w:rFonts w:hint="cs"/>
+          <w:rtl/>
+          <w:lang w:bidi="ar-SA"/>
+        </w:rPr>
+        <w:t>)</w:t>
+      </w:r>
+      <w:r>
+        <w:rPr>
+          <w:rFonts w:hint="cs"/>
+          <w:rtl/>
+          <w:lang w:bidi="ar-LB"/>
+        </w:rPr>
+        <w:t xml:space="preserve"> سيشكلون حواء آدم ذاك وسيمثلون العروس أو المرأة التي تعينت لتكون فرح ومجد الرجل.</w:t>
+      </w:r>
+      <w:r>
+        <w:rPr>
+          <w:rFonts w:hint="cs"/>
+          <w:rtl/>
+          <w:lang w:bidi="ar-LB"/>
+        </w:rPr>
+        <w:t xml:space="preserve"> جميعهم الآن "</w:t>
+      </w:r>
+      <w:r>
+        <w:rPr>
+          <w:rtl/>
+          <w:lang w:bidi="ar-LB"/>
+        </w:rPr>
+        <w:t>مُرَكَّبًا مَعًا، وَمُقْتَرِنًا بِمُؤَازَرَةِ كُلِّ مَفْصِل،</w:t>
+      </w:r>
+      <w:r>
+        <w:rPr>
+          <w:rFonts w:hint="cs"/>
+          <w:rtl/>
+          <w:lang w:bidi="ar-LB"/>
+        </w:rPr>
+        <w:t xml:space="preserve">" وبذلك أيضًا سيكون للجميع </w:t>
+      </w:r>
+      <w:r>
+        <w:rPr>
+          <w:rFonts w:hint="cs"/>
+          <w:rtl/>
+          <w:lang w:bidi="ar-LB"/>
+        </w:rPr>
+        <w:t>أهميتهم</w:t>
+      </w:r>
+      <w:r>
+        <w:rPr>
+          <w:rFonts w:hint="cs"/>
+          <w:rtl/>
+          <w:lang w:bidi="ar-LB"/>
+        </w:rPr>
+        <w:t>.</w:t>
+      </w:r>
+      <w:r>
+        <w:rPr>
+          <w:rFonts w:hint="cs"/>
+          <w:rtl/>
+          <w:lang w:bidi="ar-LB"/>
+        </w:rPr>
+        <w:t xml:space="preserve"> وكم هو حلو بأن الرب لا يعُدّ السماء فقط، وإنما أيضًا القلب من حيث أننا نتمتع بها بكامل الفرح إذ نرى بأننا أنفسنا نشكل جزءً هامًا من المجد. هكذا عزّى يوسف في القديم إخوته، بقوله لهم بأن الله أرسله قبلهم إلى مصر ليستبقيهم على قيد الحياة. صحيح أن أياديهم الأثيمة فعلت ذلك، ولكنه أيضًا حدث بحسب مقاصد الله ومشوراته، وهذا ما كان يريد بأن يوجّه أفكارهم إليه. هكذا تتعامل المحبة، و "الله محبة". فالمحبة لا تُعدّ الاحتفال فقط، وإنما كل ما في سلطانها، حتما يكون هنالك تمته بالاحتفال بكل ثقة وكل فرح القلب. إنها لا تُقيم مائدة فقط، وإنما مجالس أيضًا للضيوف وتضع أمامهم صحنًا عارمًا وتمنحهم فرحًا ليأكلوا.</w:t>
+      </w:r>
+    </w:p>
+    <w:p>
+      <w:pPr>
+        <w:rPr>
+          <w:rtl/>
+          <w:lang w:bidi="ar-LB"/>
+        </w:rPr>
+        <w:sectPr>
+          <w:pgSz w:w="11906" w:h="16838"/>
+          <w:pgMar w:top="1440" w:right="1440" w:bottom="1440" w:left="1440" w:header="708" w:footer="708" w:gutter="0"/>
+          <w:cols w:space="708"/>
+          <w:docGrid w:linePitch="360"/>
+        </w:sectPr>
+      </w:pPr>
+      <w:r>
+        <w:rPr>
+          <w:rFonts w:hint="cs"/>
+          <w:rtl/>
+          <w:lang w:bidi="ar-LB"/>
+        </w:rPr>
+        <w:t>هل يمكننا أن نفكر بهذه الأمور التي قريبًا ومن ثم</w:t>
+      </w:r>
+      <w:r>
+        <w:rPr>
+          <w:rFonts w:hint="cs"/>
+          <w:rtl/>
+          <w:lang w:bidi="ar-LB"/>
+        </w:rPr>
+        <w:t xml:space="preserve"> ستكون من نصيبنا طول المدى وإلى الأبد، وأن نتمنى الحظ لقلبنا، بأنه كذلك؟ هل يمكننا أن نرى أنفسنا محظوظين بأن لنا هذه الآمال؟ هل بإمكاننا أن نعيش راجين هذا الفرح السماوي على الأرض ومواعيده كاحتمال البخيل لسخرية العالم من تفكيره بكنوزه المخزنة في البيت.</w:t>
+      </w:r>
+    </w:p>
+    <w:p>
+      <w:pPr>
+        <w:rPr>
+          <w:rtl/>
+          <w:lang w:bidi="ar-LB"/>
+        </w:rPr>
+      </w:pPr>
+      <w:hyperlink r:id="rId8" w:history="1">
+        <w:r>
+          <w:rPr>
+            <w:rStyle w:val="Hyperlink"/>
+            <w:rFonts w:hint="cs"/>
+            <w:rtl/>
+            <w:lang w:bidi="ar-LB"/>
+          </w:rPr>
+          <w:t>سماء وأرض – جزء 3 / 3</w:t>
+        </w:r>
+      </w:hyperlink>
+    </w:p>
+    <w:p>
+      <w:pPr>
+        <w:rPr>
+          <w:rtl/>
+          <w:lang w:bidi="ar-LB"/>
+        </w:rPr>
+      </w:pPr>
+      <w:r>
+        <w:rPr>
+          <w:rFonts w:hint="cs"/>
+          <w:rtl/>
+          <w:lang w:bidi="ar-LB"/>
+        </w:rPr>
+        <w:t xml:space="preserve">كما وأيضًا من جهة الأرض هنالك مشورات ومقاصد عظيمة عند الله، التي لا زالت </w:t>
+      </w:r>
+      <w:r>
+        <w:rPr>
+          <w:rFonts w:hint="cs"/>
+          <w:rtl/>
+          <w:lang w:bidi="ar-LB"/>
+        </w:rPr>
+        <w:t xml:space="preserve">بانتظار </w:t>
+      </w:r>
+      <w:r>
+        <w:rPr>
+          <w:rFonts w:hint="cs"/>
+          <w:rtl/>
+          <w:lang w:bidi="ar-LB"/>
+        </w:rPr>
+        <w:t xml:space="preserve">أن تتحقق. فالقوس القزح كان قد أُعطي للإنسان في القِدم، كما نعلم، كعربون لهذا الأمر. إنه العلامة لعهد ما بين الله والأرض، كما ومع كل نفس حيّة على وجهها. </w:t>
+      </w:r>
+      <w:r>
+        <w:rPr>
+          <w:rFonts w:hint="cs"/>
+          <w:rtl/>
+          <w:lang w:bidi="ar-LB"/>
+        </w:rPr>
+        <w:t xml:space="preserve">الرب يقول، بأنه متى ما أتت السحابة سيكون القوس معها </w:t>
+      </w:r>
+      <w:r>
+        <w:rPr>
+          <w:rtl/>
+          <w:lang w:bidi="ar-LB"/>
+        </w:rPr>
+        <w:t>–</w:t>
+      </w:r>
+      <w:r>
+        <w:rPr>
+          <w:rFonts w:hint="cs"/>
+          <w:rtl/>
+          <w:lang w:bidi="ar-LB"/>
+        </w:rPr>
+        <w:t xml:space="preserve"> عندما يقترب نذير الدينونة، ستظهر علامة السلام. وإلى هذا اليوم لم تُخرب الأرض ثانية. قد لا تعود لتكون مسكن المجد، كما كانت فيما مضى وستكون لاحقًا، إلا أنها بحسب وعد قوس القزح هي محفوظة إلى زمننا الحالي. والكتاب يعلمنا بكل دقة، بأن الله كان قد حفظ لها في أفكاره هذا الوعد في جميع طرق عدله وصور معاملاته المختلفة، ولا زال يفعل ذلك اليوم وسيفعل ذلك في المستقبل أيضًا.</w:t>
+      </w:r>
+    </w:p>
+    <w:p>
+      <w:pPr>
+        <w:rPr>
+          <w:rtl/>
+          <w:lang w:bidi="ar-LB"/>
+        </w:rPr>
+      </w:pPr>
+      <w:r>
+        <w:rPr>
+          <w:rFonts w:hint="cs"/>
+          <w:rtl/>
+          <w:lang w:bidi="ar-LB"/>
+        </w:rPr>
+        <w:t>ومؤكد أنها كانت في أفكاره طالما كان عرش الرب في صهيون. فطيلة كل هذه الفترة كانت الأرض مكان سُكنى لله. وحينما ترك عرش</w:t>
+      </w:r>
+      <w:r>
+        <w:rPr>
+          <w:rFonts w:hint="cs"/>
+          <w:rtl/>
+          <w:lang w:bidi="ar-LB"/>
+        </w:rPr>
+        <w:t>ُ</w:t>
+      </w:r>
+      <w:r>
+        <w:rPr>
+          <w:rFonts w:hint="cs"/>
+          <w:rtl/>
+          <w:lang w:bidi="ar-LB"/>
+        </w:rPr>
+        <w:t xml:space="preserve"> الرب صهيونَ وفقد قدس الأقداس </w:t>
+      </w:r>
+      <w:r>
+        <w:rPr>
+          <w:rFonts w:hint="cs"/>
+          <w:rtl/>
+          <w:lang w:bidi="ar-LB"/>
+        </w:rPr>
+        <w:t xml:space="preserve">مجده، لأن الشعب الأرضي أعاقت خطاياه راحته، وحينما عاد كل شيء إلى السماء (حزقيال 1 </w:t>
+      </w:r>
+      <w:r>
+        <w:rPr>
+          <w:rtl/>
+          <w:lang w:bidi="ar-LB"/>
+        </w:rPr>
+        <w:t>–</w:t>
+      </w:r>
+      <w:r>
+        <w:rPr>
+          <w:rFonts w:hint="cs"/>
+          <w:rtl/>
+          <w:lang w:bidi="ar-LB"/>
+        </w:rPr>
+        <w:t xml:space="preserve"> 9) نرى العرش والمجد يصطحبان قوس القزح معهما. هذا يعني: مع أن الأرض حُرمت آنذاك من مجدها، ومع أن أورشليم، أي عرش الرب، كانت خرابًا لفترة طويلة وكانت مدوسة من الأمم، إلا أن الله أراد بأن يُبقي الأرض في أفكاره، ويجعلها، بحسب وعده، غرضًا لعنايته الأمينة. إننا نرى بأن المجد، وإن كان قد ترك الأرض، أخذ معه علامة ذكراها؛ وقد رافقه قوس القزح إلى السماء. وهذا يقول لنا بأن الرب، ومع أنه قد يكون ترك الأرض كمشهد سلطانه ومدحه، إلا أنه لا زال يذكرها على الدوام. وبالاتفاق مع هذا نرى في رؤيا 4، حيث تنفتح السماء أمام أنظارنا، العرشَ يحيطه قوس القزح، الذي هو العلامة الغير غاشة</w:t>
+      </w:r>
+      <w:r>
+        <w:rPr>
+          <w:rFonts w:hint="cs"/>
+          <w:rtl/>
+          <w:lang w:bidi="ar-LB"/>
+        </w:rPr>
+        <w:t xml:space="preserve"> عن عهد الله مع الأرض. كم طيب هو هذا الأمر! فالرب في السماء لا زال في باله الأرض. فعرشه في العُلا مُحاط بالذات بعربون أمانها، بحيث وإن كانت الأرض لا ترى هذا العرش كما ولم تعُد مكان إقامته، يرى العرش الأرض، ويذكرها وكأنه يشتاق إلى موطئه الطبيعي.</w:t>
+      </w:r>
+    </w:p>
+    <w:p>
+      <w:pPr>
+        <w:rPr>
+          <w:rtl/>
+          <w:lang w:bidi="ar-LB"/>
+        </w:rPr>
+      </w:pPr>
+      <w:r>
+        <w:rPr>
+          <w:rFonts w:hint="cs"/>
+          <w:rtl/>
+          <w:lang w:bidi="ar-LB"/>
+        </w:rPr>
+        <w:t xml:space="preserve">هذا يرينا أمان الأرض طيلة فترة التدبير السماوي، الذي نحن موجودين فيه الآن. الرب الآن يجمع لنفسه شعبًا للسماء. هو لا زال لا يملئ الأرض الآن بمجده، وإنما هو يجمع لنفسه عليها عائلة مختارة ستكون لها شركة معه في السماوات؛ ولكنه مع ذلك فهو لا زال يذكر وعده. هو ينظر إلى القوس ويحفظ الأرض </w:t>
+      </w:r>
+      <w:r>
+        <w:rPr>
+          <w:rtl/>
+          <w:lang w:bidi="ar-LB"/>
+        </w:rPr>
+        <w:t>–</w:t>
+      </w:r>
+      <w:r>
+        <w:rPr>
+          <w:rFonts w:hint="cs"/>
+          <w:rtl/>
+          <w:lang w:bidi="ar-LB"/>
+        </w:rPr>
+        <w:t xml:space="preserve"> زرع وحصاد، صقيع وحرّ، صيف شتاء، ليل نهار، كلها يسمح لها بأن تتبدل بصورتها الاعتيادية (تكوين 8: 22). كم كل هذا بسيط وسهل! حينما عاد العرش </w:t>
+      </w:r>
+      <w:r>
+        <w:rPr>
+          <w:rFonts w:hint="cs"/>
+          <w:rtl/>
+          <w:lang w:bidi="ar-LB"/>
+        </w:rPr>
+        <w:t>في طريقه أولاً من الأرض إلى السماء، كان قوس القزح بمعيته، والآن نراه في السماوات محاطًا بهذه العلامة الطيبة والجميلة عن بركة الأرض.</w:t>
+      </w:r>
+    </w:p>
+    <w:p>
+      <w:pPr>
+        <w:rPr>
+          <w:rtl/>
+          <w:lang w:bidi="ar-LB"/>
+        </w:rPr>
+      </w:pPr>
+      <w:r>
+        <w:rPr>
+          <w:rFonts w:hint="cs"/>
+          <w:rtl/>
+          <w:lang w:bidi="ar-LB"/>
+        </w:rPr>
+        <w:t xml:space="preserve">غير أن هذا ليس كل شيء. </w:t>
+      </w:r>
+      <w:r>
+        <w:rPr>
+          <w:rFonts w:hint="cs"/>
+          <w:rtl/>
+          <w:lang w:bidi="ar-LB"/>
+        </w:rPr>
+        <w:t xml:space="preserve">فحتى عندما سيوقع الرب يومًا ما </w:t>
+      </w:r>
+      <w:proofErr w:type="spellStart"/>
+      <w:r>
+        <w:rPr>
+          <w:rFonts w:hint="cs"/>
+          <w:rtl/>
+          <w:lang w:bidi="ar-LB"/>
+        </w:rPr>
+        <w:t>دينوناته</w:t>
+      </w:r>
+      <w:proofErr w:type="spellEnd"/>
+      <w:r>
+        <w:rPr>
+          <w:rFonts w:hint="cs"/>
+          <w:rtl/>
+          <w:lang w:bidi="ar-LB"/>
+        </w:rPr>
+        <w:t xml:space="preserve"> العادلة على هذه الأرض، أيضًا نجده ذاكرًا وعده لا بأن يخربها، كما هو الآن وكان إلى اليوم. إننا نرى ذلك في رؤيا 10. </w:t>
+      </w:r>
+      <w:r>
+        <w:rPr>
+          <w:rFonts w:hint="cs"/>
+          <w:rtl/>
+          <w:lang w:bidi="ar-LB"/>
+        </w:rPr>
+        <w:t xml:space="preserve">فالملاك القوي، ملاك القضاء، ينزل إلى الأرض. وهو متسربل بسحابة، بآنية الغضب الرهيبة وعلامة القضاء. إلا أنه ليس فقط متسربل بسحابة، وإنما معه قوس القزح أيضًا </w:t>
+      </w:r>
+      <w:r>
+        <w:rPr>
+          <w:rtl/>
+          <w:lang w:bidi="ar-LB"/>
+        </w:rPr>
+        <w:t>–</w:t>
+      </w:r>
+      <w:r>
+        <w:rPr>
+          <w:rFonts w:hint="cs"/>
+          <w:rtl/>
+          <w:lang w:bidi="ar-LB"/>
+        </w:rPr>
+        <w:t xml:space="preserve"> "</w:t>
+      </w:r>
+      <w:r>
+        <w:rPr>
+          <w:rtl/>
+          <w:lang w:bidi="ar-SA"/>
+        </w:rPr>
+        <w:t xml:space="preserve"> </w:t>
+      </w:r>
+      <w:r>
+        <w:rPr>
+          <w:rtl/>
+          <w:lang w:bidi="ar-LB"/>
+        </w:rPr>
+        <w:t>مُتَسَرْبِلاً بِسَحَابَةٍ، وَعَلَى رَأْسِهِ قَوْسُ قُزَحَ</w:t>
+      </w:r>
+      <w:r>
+        <w:rPr>
+          <w:rFonts w:hint="cs"/>
+          <w:rtl/>
+          <w:lang w:bidi="ar-LB"/>
+        </w:rPr>
+        <w:t xml:space="preserve">" ومن دون أي شك الله يريد بأن يقول من خلال ذلك لنا، بأنه إلى النهاية سيبقى </w:t>
+      </w:r>
+      <w:proofErr w:type="spellStart"/>
+      <w:r>
+        <w:rPr>
+          <w:rFonts w:hint="cs"/>
+          <w:rtl/>
+          <w:lang w:bidi="ar-LB"/>
+        </w:rPr>
+        <w:t>مفتكرًا</w:t>
+      </w:r>
+      <w:proofErr w:type="spellEnd"/>
+      <w:r>
+        <w:rPr>
+          <w:rFonts w:hint="cs"/>
+          <w:rtl/>
+          <w:lang w:bidi="ar-LB"/>
+        </w:rPr>
+        <w:t xml:space="preserve"> بكلمته. فالقضاء لن يمتد أكثر من الحد المحدد له؛ ولكن عندها سيقول الله: "</w:t>
+      </w:r>
+      <w:r>
+        <w:rPr>
+          <w:rtl/>
+          <w:lang w:bidi="ar-SA"/>
+        </w:rPr>
+        <w:t xml:space="preserve"> </w:t>
+      </w:r>
+      <w:r>
+        <w:rPr>
+          <w:rtl/>
+          <w:lang w:bidi="ar-LB"/>
+        </w:rPr>
+        <w:t>إِلَى هُنَا تَأْتِي وَلاَ تَتَعَدَّى</w:t>
+      </w:r>
+      <w:r>
+        <w:rPr>
+          <w:rFonts w:hint="cs"/>
+          <w:rtl/>
+          <w:lang w:bidi="ar-LB"/>
+        </w:rPr>
+        <w:t xml:space="preserve">!" غير أن السحابة لا بد وأن تنزل إلى الأرض </w:t>
+      </w:r>
+      <w:r>
+        <w:rPr>
+          <w:rtl/>
+          <w:lang w:bidi="ar-LB"/>
+        </w:rPr>
+        <w:t>–</w:t>
+      </w:r>
+      <w:r>
+        <w:rPr>
+          <w:rFonts w:hint="cs"/>
+          <w:rtl/>
+          <w:lang w:bidi="ar-LB"/>
+        </w:rPr>
+        <w:t xml:space="preserve"> والقضاء لا بد وأن يتم والجامات لا بد وأن تُسكب، ولكن فقط لإدانة الذين يُخربون الأرض ويفسدوها، وليس لتخريب الأرض. فالملاك القوي متسربل بسحابة، وعلى رأسه قوس قزح؛ فالسحابة تهطل بمائها أو بأقضيتها، إلا أنها تستمر بقيادة وتحكم قوس القزح. فقد </w:t>
+      </w:r>
+      <w:r>
+        <w:rPr>
+          <w:rFonts w:hint="cs"/>
+          <w:rtl/>
+          <w:lang w:bidi="ar-LB"/>
+        </w:rPr>
+        <w:t>يختفي</w:t>
+      </w:r>
+      <w:r>
+        <w:rPr>
+          <w:rFonts w:hint="cs"/>
+          <w:rtl/>
+          <w:lang w:bidi="ar-LB"/>
+        </w:rPr>
+        <w:t xml:space="preserve"> الدهر الحالي</w:t>
+      </w:r>
+      <w:r>
+        <w:rPr>
+          <w:rFonts w:hint="cs"/>
+          <w:rtl/>
+          <w:lang w:bidi="ar-LB"/>
+        </w:rPr>
+        <w:t xml:space="preserve"> كما حدث في أيام نوح، لكن القوس يسطع بهاءً أمام عيني الرب، ووعده حي في قلبه، وستكون الأرض المشهد السعيد الذي سيتحقق عليه</w:t>
+      </w:r>
+      <w:r>
+        <w:rPr>
+          <w:rFonts w:hint="cs"/>
+          <w:rtl/>
+          <w:lang w:bidi="ar-LB"/>
+        </w:rPr>
+        <w:t>ا</w:t>
+      </w:r>
+      <w:r>
+        <w:rPr>
+          <w:rFonts w:hint="cs"/>
+          <w:rtl/>
+          <w:lang w:bidi="ar-LB"/>
+        </w:rPr>
+        <w:t xml:space="preserve"> على نحو واسع</w:t>
+      </w:r>
+      <w:r>
+        <w:rPr>
+          <w:rFonts w:hint="cs"/>
+          <w:rtl/>
+          <w:lang w:bidi="ar-LB"/>
+        </w:rPr>
+        <w:t xml:space="preserve"> جدًا</w:t>
+      </w:r>
+      <w:r>
+        <w:rPr>
+          <w:rFonts w:hint="cs"/>
+          <w:rtl/>
+          <w:lang w:bidi="ar-LB"/>
+        </w:rPr>
+        <w:t>.</w:t>
+      </w:r>
+    </w:p>
+    <w:p>
+      <w:pPr>
+        <w:rPr>
+          <w:rtl/>
+          <w:lang w:bidi="ar-LB"/>
+        </w:rPr>
+      </w:pPr>
+      <w:r>
+        <w:rPr>
+          <w:rFonts w:hint="cs"/>
+          <w:rtl/>
+          <w:lang w:bidi="ar-LB"/>
+        </w:rPr>
+        <w:t>فما نراه إذًا هو أن حتى الدينونة ليس بوسعها المسّ بالمواعيد المعطاة للأرض. إنها ستُح</w:t>
+      </w:r>
+      <w:r>
+        <w:rPr>
+          <w:rFonts w:hint="cs"/>
+          <w:rtl/>
+          <w:lang w:bidi="ar-LB"/>
+        </w:rPr>
+        <w:t>َ</w:t>
+      </w:r>
+      <w:r>
+        <w:rPr>
+          <w:rFonts w:hint="cs"/>
+          <w:rtl/>
+          <w:lang w:bidi="ar-LB"/>
+        </w:rPr>
+        <w:t>ب لأجل نوح المكتوب عنه: "</w:t>
+      </w:r>
+      <w:r>
+        <w:rPr>
+          <w:rtl/>
+          <w:lang w:bidi="ar-LB"/>
+        </w:rPr>
+        <w:t>«هذَا يُعَزِّينَا عَنْ عَمَلِنَا وَتَعَبِ أَيْدِينَا مِنْ قِبَلِ الأَرْضِ الَّتِي لَعَنَهَا الرَّبُّ»</w:t>
+      </w:r>
+      <w:r>
+        <w:rPr>
+          <w:rFonts w:hint="cs"/>
+          <w:rtl/>
+          <w:lang w:bidi="ar-LB"/>
+        </w:rPr>
+        <w:t xml:space="preserve">" (تكوين 5: 29)؛ أو بنحو أفضل، من أجل الرب المبارك، الذي يمثّله نوح. فلأجله ستنجو من الدينونة </w:t>
+      </w:r>
+      <w:r>
+        <w:rPr>
+          <w:rtl/>
+          <w:lang w:bidi="ar-LB"/>
+        </w:rPr>
+        <w:t>–</w:t>
+      </w:r>
+      <w:r>
+        <w:rPr>
+          <w:rFonts w:hint="cs"/>
+          <w:rtl/>
+          <w:lang w:bidi="ar-LB"/>
+        </w:rPr>
+        <w:t xml:space="preserve"> </w:t>
+      </w:r>
+      <w:r>
+        <w:rPr>
+          <w:rFonts w:hint="cs"/>
+          <w:rtl/>
+          <w:lang w:bidi="ar-LB"/>
+        </w:rPr>
+        <w:t xml:space="preserve">إنها ستتحمل الصدمة الرهيبة التي ستحدث بنزول الملاك القوي إلى الأرض، ومع أنه متسربل بسحابة ويضع قدمه اليمنى على البحر واليسرى على الأرض مناديًا بصوت عظيم كزئير </w:t>
+      </w:r>
+      <w:r>
+        <w:rPr>
+          <w:rFonts w:hint="cs"/>
+          <w:rtl/>
+          <w:lang w:bidi="ar-LB"/>
+        </w:rPr>
+        <w:t>الأسد</w:t>
+      </w:r>
+      <w:r>
+        <w:rPr>
+          <w:rFonts w:hint="cs"/>
+          <w:rtl/>
+          <w:lang w:bidi="ar-LB"/>
+        </w:rPr>
+        <w:t>.</w:t>
+      </w:r>
+    </w:p>
+    <w:p>
+      <w:pPr>
+        <w:rPr>
+          <w:rtl/>
+          <w:lang w:bidi="ar-LB"/>
+        </w:rPr>
+      </w:pPr>
+      <w:r>
+        <w:rPr>
+          <w:rFonts w:hint="cs"/>
+          <w:rtl/>
+          <w:lang w:bidi="ar-LB"/>
+        </w:rPr>
+        <w:t xml:space="preserve">لكن لأجل ماذا ستُحفظ الأرض؟ </w:t>
+      </w:r>
+      <w:r>
+        <w:rPr>
+          <w:rFonts w:hint="cs"/>
+          <w:rtl/>
+          <w:lang w:bidi="ar-LB"/>
+        </w:rPr>
+        <w:t>لأجل ما</w:t>
+      </w:r>
+      <w:r>
+        <w:rPr>
+          <w:rFonts w:hint="cs"/>
+          <w:rtl/>
+          <w:lang w:bidi="ar-LB"/>
+        </w:rPr>
+        <w:t xml:space="preserve"> هو أكثر </w:t>
+      </w:r>
+      <w:r>
+        <w:rPr>
+          <w:rFonts w:hint="cs"/>
+          <w:rtl/>
+          <w:lang w:bidi="ar-LB"/>
+        </w:rPr>
+        <w:t>م</w:t>
+      </w:r>
+      <w:r>
+        <w:rPr>
+          <w:rFonts w:hint="cs"/>
+          <w:rtl/>
+          <w:lang w:bidi="ar-LB"/>
+        </w:rPr>
+        <w:t>ما وعد به قوس القزح. هكذا دائمًا يتعامل الله. هو يحفظ مواعيده وهو يستفيض بأمانته، في أنه يفوق إلى حد بعيد ما قد وعد به. وهذا هو أيضًا الحال مع الأرض. فإنها لن تُحفظ فقط باتحادها بزرعها وحصادها، ليل نهار إلخ.، ولكن سيؤتى بها إلى "حرية مجد أولاد الله." وهذا أكثر مما وُعدت به. فالمدينة المقدسة ستنزل من السماء، لتدخل في رابطتها مع الأرض؛ وبإشراق نورها عليها ستُطلق من حضنها أوراق زهر الحياة، ينابيع مياه حية وإشراقات المجد الحال فيها</w:t>
+      </w:r>
+      <w:r>
+        <w:rPr>
+          <w:rFonts w:hint="cs"/>
+          <w:rtl/>
+          <w:lang w:bidi="ar-LB"/>
+        </w:rPr>
+        <w:t xml:space="preserve"> لتجميل وإنعاش وإثمار الأرض وكل ما فيها (رؤيا 21: 22). فعندها قوس القزح لن يكون له حاجة بأن يُظهر ضياءه، هذا لأن السحابة لم تعُد </w:t>
+      </w:r>
+      <w:r>
+        <w:rPr>
+          <w:rFonts w:hint="cs"/>
+          <w:rtl/>
+          <w:lang w:bidi="ar-LB"/>
+        </w:rPr>
+        <w:t>هناك</w:t>
+      </w:r>
+      <w:r>
+        <w:rPr>
+          <w:rFonts w:hint="cs"/>
+          <w:rtl/>
+          <w:lang w:bidi="ar-LB"/>
+        </w:rPr>
+        <w:t xml:space="preserve">. </w:t>
+      </w:r>
+      <w:r>
+        <w:rPr>
+          <w:rFonts w:hint="cs"/>
+          <w:rtl/>
+          <w:lang w:bidi="ar-LB"/>
+        </w:rPr>
+        <w:t>فطالما كانت هناك كان قوس القزح في مكانه، إذ أن الوعد والعربون يمكنهما أن يعزيان وسط الدينونة. أما الآن فقد عبرت الدينونة؛ فالسحابة تلاشت ولهذا اختفى قوس القزح. إلا أنه وكما تمت الملاحظة، المدينة المقدسة تنزل من عند الله من السماء إلى الأرض، ليكون عملها أكثر بلا حدود من مجرد إطلاق العربون الإلهي. إنها لا تحفظ الخليقة فقط وإنما تمجدها. فالكل عندها سيفرح في حضور الرب متى ما جاء حتى يتولى رياسته على الأرض.</w:t>
+      </w:r>
+    </w:p>
+    <w:p>
+      <w:pPr>
+        <w:rPr>
+          <w:rtl/>
+          <w:lang w:bidi="ar-LB"/>
+        </w:rPr>
+      </w:pPr>
+      <w:r>
+        <w:rPr>
+          <w:rFonts w:hint="cs"/>
+          <w:rtl/>
+          <w:lang w:bidi="ar-LB"/>
+        </w:rPr>
+        <w:t>إنه سيأخذنا هنا بعيدًا جدًا إن أردنا الحديث</w:t>
+      </w:r>
+      <w:r>
+        <w:rPr>
+          <w:rFonts w:hint="cs"/>
+          <w:rtl/>
+          <w:lang w:bidi="ar-LB"/>
+        </w:rPr>
+        <w:t xml:space="preserve"> عن كل الأمثلة والنبوات المتعلقة ببركة الأرض في أيام الملكوت. فالأشجار والحقول ومجمعات المياه ستهلل أمام الرب. الخليقة بحد ذاتها ستُعتق إلى حرية أولاد الله المجيدة. إن المزمور 8. باتحاده مع بعض الآيات الأخرى يخبرون عن ذلك. إن صوت كل كائن على الأرض وتحت الأرض وعلى وجه البحر سمعه النبي في رؤياه، تنبأ عنه (رؤيا 5). ومت ما أتى اليوم الموعود سيتحقق؛ وعندها "</w:t>
+      </w:r>
+      <w:r>
+        <w:rPr>
+          <w:rFonts w:ascii="Tahoma" w:hAnsi="Tahoma" w:cs="Tahoma"/>
+          <w:lang w:val="x-none" w:bidi="ar-LB"/>
+        </w:rPr>
+        <w:t>﻿</w:t>
+      </w:r>
+      <w:proofErr w:type="spellStart"/>
+      <w:r>
+        <w:rPr>
+          <w:rtl/>
+          <w:lang w:bidi="ar-SA"/>
+        </w:rPr>
+        <w:t>تَفْرَحُ</w:t>
+      </w:r>
+      <w:proofErr w:type="spellEnd"/>
+      <w:r>
+        <w:rPr>
+          <w:rtl/>
+          <w:lang w:bidi="ar-SA"/>
+        </w:rPr>
+        <w:t xml:space="preserve"> الْبَرِّيَّةُ وَالأَرْضُ الْيَابِسَةُ، وَيَبْتَهِجُ الْقَفْرُ وَيُزْهِرُ كَالنَّرْجِسِ.</w:t>
+      </w:r>
+      <w:r>
+        <w:rPr>
+          <w:rFonts w:hint="cs"/>
+          <w:rtl/>
+          <w:lang w:bidi="ar-LB"/>
+        </w:rPr>
+        <w:t>"، "</w:t>
+      </w:r>
+      <w:r>
+        <w:rPr>
+          <w:rFonts w:ascii="Tahoma" w:hAnsi="Tahoma" w:cs="Tahoma"/>
+          <w:lang w:val="x-none" w:bidi="ar-LB"/>
+        </w:rPr>
+        <w:t>﻿</w:t>
+      </w:r>
+      <w:proofErr w:type="spellStart"/>
+      <w:r>
+        <w:rPr>
+          <w:rtl/>
+          <w:lang w:bidi="ar-SA"/>
+        </w:rPr>
+        <w:t>فَيَسْكُنُ</w:t>
+      </w:r>
+      <w:proofErr w:type="spellEnd"/>
+      <w:r>
+        <w:rPr>
+          <w:rtl/>
+          <w:lang w:bidi="ar-SA"/>
+        </w:rPr>
+        <w:t xml:space="preserve"> الذِّئْبُ مَعَ الْخَرُوفِ، وَيَرْبُضُ النَّمِرُ مَعَ الْجَدْيِ</w:t>
+      </w:r>
+      <w:r>
+        <w:rPr>
+          <w:rFonts w:hint="cs"/>
+          <w:rtl/>
+          <w:lang w:bidi="ar-LB"/>
+        </w:rPr>
+        <w:t>"؛ "</w:t>
+      </w:r>
+      <w:r>
+        <w:rPr>
+          <w:rFonts w:ascii="Tahoma" w:hAnsi="Tahoma" w:cs="Tahoma"/>
+          <w:lang w:val="x-none" w:bidi="ar-LB"/>
+        </w:rPr>
+        <w:t>﻿</w:t>
+      </w:r>
+      <w:proofErr w:type="spellStart"/>
+      <w:r>
+        <w:rPr>
+          <w:rtl/>
+          <w:lang w:bidi="ar-SA"/>
+        </w:rPr>
+        <w:t>وَالأَرْضُ</w:t>
+      </w:r>
+      <w:proofErr w:type="spellEnd"/>
+      <w:r>
+        <w:rPr>
+          <w:rtl/>
+          <w:lang w:bidi="ar-SA"/>
+        </w:rPr>
+        <w:t xml:space="preserve"> تَسْتَجِيبُ الْقَمْحَ وَالْمِسْطَارَ وَالزَّيْتَ،</w:t>
+      </w:r>
+      <w:r>
+        <w:rPr>
+          <w:rFonts w:hint="cs"/>
+          <w:rtl/>
+          <w:lang w:bidi="ar-LB"/>
+        </w:rPr>
+        <w:t>" (إشعياء 11: 35؛ هوشع 2</w:t>
+      </w:r>
+      <w:r>
+        <w:rPr>
+          <w:rFonts w:hint="cs"/>
+          <w:rtl/>
+          <w:lang w:bidi="ar-LB"/>
+        </w:rPr>
+        <w:t>: 22).</w:t>
+      </w:r>
+    </w:p>
+    <w:p>
+      <w:pPr>
+        <w:rPr>
+          <w:rtl/>
+          <w:lang w:bidi="ar-SA"/>
+        </w:rPr>
+      </w:pPr>
+      <w:r>
+        <w:rPr>
+          <w:rFonts w:hint="cs"/>
+          <w:rtl/>
+          <w:lang w:bidi="ar-LB"/>
+        </w:rPr>
+        <w:t xml:space="preserve">كذلك الأمم أيضًا، كما نعلم، سيكون لها مكانها في نظام المجد العتيد. </w:t>
+      </w:r>
+      <w:proofErr w:type="spellStart"/>
+      <w:r>
+        <w:rPr>
+          <w:rFonts w:hint="cs"/>
+          <w:rtl/>
+          <w:lang w:bidi="ar-LB"/>
+        </w:rPr>
+        <w:t>فس</w:t>
+      </w:r>
+      <w:proofErr w:type="spellEnd"/>
+      <w:r>
+        <w:rPr>
+          <w:rtl/>
+          <w:lang w:bidi="ar-SA"/>
+        </w:rPr>
+        <w:t>يَطْبَعُونَ سُيُوفَهُمْ سِكَكًا</w:t>
+      </w:r>
+      <w:r>
+        <w:rPr>
+          <w:rFonts w:hint="cs"/>
+          <w:rtl/>
+          <w:lang w:bidi="ar-SA"/>
+        </w:rPr>
+        <w:t>، وبدلاً من أن يتعلموا الحرب سيفتشون في طرق الرب ويسلكون في سبله. و</w:t>
+      </w:r>
+      <w:r>
+        <w:rPr>
+          <w:rFonts w:hint="cs"/>
+          <w:rtl/>
+          <w:lang w:bidi="ar-SA"/>
+        </w:rPr>
+        <w:t xml:space="preserve">في </w:t>
+      </w:r>
+      <w:r>
+        <w:rPr>
+          <w:rFonts w:hint="cs"/>
+          <w:rtl/>
+          <w:lang w:bidi="ar-SA"/>
+        </w:rPr>
+        <w:t>الوقت المحدد سينتظر كل واحد منهم بذبيحته لملك صهيون وسيحتفلون مواسم أفراحهم في حضرة جلاله ومجده. من أقاصي الأرض سيُنشَد للبارّ أغاني، وبقلوب منتدبة جميع الشعوب ستلبي أمر النبي: "</w:t>
+      </w:r>
+      <w:r>
+        <w:rPr>
+          <w:rFonts w:ascii="Tahoma" w:hAnsi="Tahoma" w:cs="Tahoma"/>
+          <w:sz w:val="20"/>
+          <w:szCs w:val="20"/>
+          <w:lang w:val="x-none" w:bidi="ar-SA"/>
+        </w:rPr>
+        <w:t xml:space="preserve"> </w:t>
+      </w:r>
+      <w:r>
+        <w:rPr>
+          <w:rFonts w:ascii="Tahoma" w:hAnsi="Tahoma" w:cs="Tahoma"/>
+          <w:lang w:val="x-none" w:bidi="ar-SA"/>
+        </w:rPr>
+        <w:t>﻿</w:t>
+      </w:r>
+      <w:proofErr w:type="spellStart"/>
+      <w:r>
+        <w:rPr>
+          <w:rtl/>
+          <w:lang w:bidi="ar-SA"/>
+        </w:rPr>
+        <w:t>غَنُّوا</w:t>
+      </w:r>
+      <w:proofErr w:type="spellEnd"/>
+      <w:r>
+        <w:rPr>
+          <w:rtl/>
+          <w:lang w:bidi="ar-SA"/>
+        </w:rPr>
+        <w:t xml:space="preserve"> لِلرَّبِّ أُغْنِيَةً جَدِيدَةً، تَسْبِيحَهُ مِنْ أَقْصَى الأَرْضِ. أَيُّهَا الْمُنْحَدِرُونَ فِي الْبَحْرِ وَمِلْؤُهُ وَالْجَزَائِرُ </w:t>
+      </w:r>
+      <w:proofErr w:type="gramStart"/>
+      <w:r>
+        <w:rPr>
+          <w:rtl/>
+          <w:lang w:bidi="ar-SA"/>
+        </w:rPr>
+        <w:t xml:space="preserve">وَسُكَّانُهَا،  </w:t>
+      </w:r>
+      <w:r>
+        <w:rPr>
+          <w:rFonts w:ascii="Tahoma" w:hAnsi="Tahoma" w:cs="Tahoma"/>
+          <w:lang w:val="x-none" w:bidi="ar-SA"/>
+        </w:rPr>
+        <w:t>﻿</w:t>
+      </w:r>
+      <w:proofErr w:type="gramEnd"/>
+      <w:r>
+        <w:rPr>
+          <w:b/>
+          <w:bCs/>
+          <w:lang w:val="x-none" w:bidi="ar-SA"/>
+        </w:rPr>
+        <w:t>11</w:t>
+      </w:r>
+      <w:r>
+        <w:rPr>
+          <w:rFonts w:ascii="Tahoma" w:hAnsi="Tahoma" w:cs="Tahoma"/>
+          <w:lang w:val="x-none" w:bidi="ar-SA"/>
+        </w:rPr>
+        <w:t>﻿</w:t>
+      </w:r>
+      <w:r>
+        <w:rPr>
+          <w:b/>
+          <w:bCs/>
+          <w:lang w:val="x-none" w:bidi="ar-SA"/>
+        </w:rPr>
+        <w:t xml:space="preserve"> </w:t>
+      </w:r>
+      <w:r>
+        <w:rPr>
+          <w:rFonts w:ascii="Tahoma" w:hAnsi="Tahoma" w:cs="Tahoma"/>
+          <w:lang w:val="x-none" w:bidi="ar-SA"/>
+        </w:rPr>
+        <w:t>﻿</w:t>
+      </w:r>
+      <w:proofErr w:type="spellStart"/>
+      <w:r>
+        <w:rPr>
+          <w:rtl/>
+          <w:lang w:bidi="ar-SA"/>
+        </w:rPr>
+        <w:t>لِتَرْفَعِ</w:t>
+      </w:r>
+      <w:proofErr w:type="spellEnd"/>
+      <w:r>
+        <w:rPr>
+          <w:rtl/>
+          <w:lang w:bidi="ar-SA"/>
+        </w:rPr>
+        <w:t xml:space="preserve"> الْبَرِّيَّةُ وَمُدُنُهَا صَوْتَهَا، الدِّيَارُ الَّتِي سَكَنَهَا </w:t>
+      </w:r>
+      <w:proofErr w:type="spellStart"/>
+      <w:r>
+        <w:rPr>
+          <w:rtl/>
+          <w:lang w:bidi="ar-SA"/>
+        </w:rPr>
+        <w:t>قِيدَارُ</w:t>
+      </w:r>
+      <w:proofErr w:type="spellEnd"/>
+      <w:r>
+        <w:rPr>
+          <w:rtl/>
+          <w:lang w:bidi="ar-SA"/>
+        </w:rPr>
+        <w:t xml:space="preserve">. لِتَتَرَنَّمْ سُكَّانُ سَالِعَ. مِنْ رُؤُوسِ الْجِبَالِ لِيَهْتِفُوا.  </w:t>
+      </w:r>
+      <w:r>
+        <w:rPr>
+          <w:rFonts w:ascii="Tahoma" w:hAnsi="Tahoma" w:cs="Tahoma"/>
+          <w:lang w:val="x-none" w:bidi="ar-SA"/>
+        </w:rPr>
+        <w:t>﻿</w:t>
+      </w:r>
+      <w:r>
+        <w:rPr>
+          <w:b/>
+          <w:bCs/>
+          <w:lang w:val="x-none" w:bidi="ar-SA"/>
+        </w:rPr>
+        <w:t>12</w:t>
+      </w:r>
+      <w:r>
+        <w:rPr>
+          <w:rFonts w:ascii="Tahoma" w:hAnsi="Tahoma" w:cs="Tahoma"/>
+          <w:lang w:val="x-none" w:bidi="ar-SA"/>
+        </w:rPr>
+        <w:t>﻿</w:t>
+      </w:r>
+      <w:r>
+        <w:rPr>
+          <w:b/>
+          <w:bCs/>
+          <w:lang w:val="x-none" w:bidi="ar-SA"/>
+        </w:rPr>
+        <w:t xml:space="preserve"> </w:t>
+      </w:r>
+      <w:r>
+        <w:rPr>
+          <w:rFonts w:ascii="Tahoma" w:hAnsi="Tahoma" w:cs="Tahoma"/>
+          <w:lang w:val="x-none" w:bidi="ar-SA"/>
+        </w:rPr>
+        <w:t>﻿</w:t>
+      </w:r>
+      <w:proofErr w:type="spellStart"/>
+      <w:r>
+        <w:rPr>
+          <w:rtl/>
+          <w:lang w:bidi="ar-SA"/>
+        </w:rPr>
+        <w:t>لِيُعْطُوا</w:t>
+      </w:r>
+      <w:proofErr w:type="spellEnd"/>
+      <w:r>
+        <w:rPr>
+          <w:rtl/>
+          <w:lang w:bidi="ar-SA"/>
+        </w:rPr>
+        <w:t xml:space="preserve"> الرَّبَّ مَجْدًا وَيُخْبِرُوا بِتَسْبِيحِهِ فِي الْجَزَائِرِ.</w:t>
+      </w:r>
+      <w:r>
+        <w:rPr>
+          <w:rFonts w:hint="cs"/>
+          <w:rtl/>
+          <w:lang w:bidi="ar-SA"/>
+        </w:rPr>
+        <w:t>" (إشعياء 42: 10 - 12)</w:t>
+      </w:r>
+    </w:p>
+    <w:p>
+      <w:pPr>
+        <w:rPr>
+          <w:rtl/>
+          <w:lang w:bidi="ar-SA"/>
+        </w:rPr>
+      </w:pPr>
+      <w:r>
+        <w:rPr>
+          <w:rFonts w:hint="cs"/>
+          <w:rtl/>
+          <w:lang w:bidi="ar-SA"/>
+        </w:rPr>
+        <w:t>عندها إسرائيل س</w:t>
+      </w:r>
+      <w:r>
+        <w:rPr>
+          <w:rFonts w:hint="cs"/>
+          <w:rtl/>
+          <w:lang w:bidi="ar-SA"/>
+        </w:rPr>
+        <w:t>ي</w:t>
+      </w:r>
+      <w:r>
+        <w:rPr>
+          <w:rFonts w:hint="cs"/>
+          <w:rtl/>
+          <w:lang w:bidi="ar-SA"/>
+        </w:rPr>
+        <w:t xml:space="preserve">سكن في أمان </w:t>
+      </w:r>
+      <w:r>
+        <w:rPr>
+          <w:rtl/>
+          <w:lang w:bidi="ar-SA"/>
+        </w:rPr>
+        <w:t>–</w:t>
+      </w:r>
+      <w:r>
+        <w:rPr>
+          <w:rFonts w:hint="cs"/>
+          <w:rtl/>
+          <w:lang w:bidi="ar-SA"/>
+        </w:rPr>
+        <w:t xml:space="preserve"> "</w:t>
+      </w:r>
+      <w:r>
+        <w:rPr>
+          <w:rFonts w:ascii="Simplified Arabic" w:hAnsi="Simplified Arabic" w:cs="Simplified Arabic"/>
+          <w:color w:val="080000"/>
+          <w:sz w:val="24"/>
+          <w:szCs w:val="24"/>
+          <w:rtl/>
+          <w:lang w:val="x-none" w:bidi="ar-SA"/>
+        </w:rPr>
+        <w:t xml:space="preserve"> </w:t>
+      </w:r>
+      <w:r>
+        <w:rPr>
+          <w:rtl/>
+          <w:lang w:bidi="ar-SA"/>
+        </w:rPr>
+        <w:t>يَجْلِسُونَ كُلُّ وَاحِدٍ تَحْتَ كَرْمَتِهِ وَتَحْتَ تِينَتِهِ</w:t>
+      </w:r>
+      <w:r>
+        <w:rPr>
+          <w:rFonts w:hint="cs"/>
+          <w:rtl/>
+          <w:lang w:bidi="ar-SA"/>
+        </w:rPr>
+        <w:t>" جميعهم سيكونون متحدين. فسيدعون كل واحد جاره. "</w:t>
+      </w:r>
+      <w:r>
+        <w:rPr>
+          <w:rtl/>
+          <w:lang w:bidi="ar-SA"/>
+        </w:rPr>
+        <w:t>أَفْرَايِمُ لاَ يَحْسِدُ يَهُوذَا، وَيَهُوذَا لاَ يُضَايِقُ أَفْرَايِمَ.</w:t>
+      </w:r>
+      <w:r>
+        <w:rPr>
+          <w:rFonts w:hint="cs"/>
+          <w:rtl/>
+          <w:lang w:bidi="ar-SA"/>
+        </w:rPr>
+        <w:t xml:space="preserve"> </w:t>
+      </w:r>
+      <w:r>
+        <w:rPr>
+          <w:rFonts w:hint="cs"/>
+          <w:rtl/>
+          <w:lang w:bidi="ar-SA"/>
+        </w:rPr>
+        <w:t>" (إشعياء 11: 13). والعصوان اللذان سيكونان في يد النبي سيتحولان إلى عصا واحدة (حزقيال 37: 19، 20). وسيكونون "</w:t>
+      </w:r>
+      <w:r>
+        <w:rPr>
+          <w:rtl/>
+          <w:lang w:bidi="ar-SA"/>
+        </w:rPr>
+        <w:t>أُمَّةً وَاحِدَةً فِي الأَرْضِ عَلَى جِبَالِ إِسْرَائِيلَ</w:t>
+      </w:r>
+      <w:r>
+        <w:rPr>
+          <w:rFonts w:hint="cs"/>
+          <w:rtl/>
+          <w:lang w:bidi="ar-SA"/>
+        </w:rPr>
+        <w:t xml:space="preserve"> </w:t>
+      </w:r>
+      <w:r>
+        <w:rPr>
+          <w:rFonts w:hint="cs"/>
+          <w:rtl/>
+          <w:lang w:bidi="ar-SA"/>
+        </w:rPr>
+        <w:t>" وكما كان في أيام سليمان سيقولون أيضًا</w:t>
+      </w:r>
+      <w:r>
+        <w:rPr>
+          <w:rFonts w:hint="cs"/>
+          <w:rtl/>
+          <w:lang w:bidi="ar-SA"/>
+        </w:rPr>
+        <w:t>: "</w:t>
+      </w:r>
+      <w:r>
+        <w:rPr>
+          <w:b/>
+          <w:bCs/>
+          <w:lang w:val="x-none" w:bidi="ar-SA"/>
+        </w:rPr>
+        <w:t xml:space="preserve"> </w:t>
+      </w:r>
+      <w:r>
+        <w:rPr>
+          <w:rFonts w:ascii="Tahoma" w:hAnsi="Tahoma" w:cs="Tahoma"/>
+          <w:lang w:val="x-none" w:bidi="ar-SA"/>
+        </w:rPr>
+        <w:t>﻿</w:t>
+      </w:r>
+      <w:proofErr w:type="spellStart"/>
+      <w:r>
+        <w:rPr>
+          <w:rtl/>
+          <w:lang w:bidi="ar-SA"/>
+        </w:rPr>
+        <w:t>وَكَانَ</w:t>
+      </w:r>
+      <w:proofErr w:type="spellEnd"/>
+      <w:r>
+        <w:rPr>
+          <w:rtl/>
+          <w:lang w:bidi="ar-SA"/>
+        </w:rPr>
+        <w:t xml:space="preserve"> يَهُوذَا وَإِسْرَائِيلُ كَثِيرِينَ كَالرَّمْلِ الَّذِي عَلَى الْبَحْرِ فِي الْكَثْرَةِ. يَأْكُلُونَ وَيَشْرَبُونَ وَيَفْرَحُونَ.</w:t>
+      </w:r>
+      <w:r>
+        <w:rPr>
+          <w:rFonts w:hint="cs"/>
+          <w:rtl/>
+          <w:lang w:bidi="ar-SA"/>
+        </w:rPr>
+        <w:t>" غير أن فرحهم عندها سيكون فرحًا مقدسًا. "</w:t>
+      </w:r>
+      <w:r>
+        <w:rPr>
+          <w:rFonts w:ascii="Tahoma" w:hAnsi="Tahoma" w:cs="Tahoma"/>
+          <w:lang w:val="x-none" w:bidi="ar-SA"/>
+        </w:rPr>
+        <w:t>﻿</w:t>
+      </w:r>
+      <w:proofErr w:type="spellStart"/>
+      <w:r>
+        <w:rPr>
+          <w:rtl/>
+          <w:lang w:bidi="ar-SA"/>
+        </w:rPr>
+        <w:t>ذِكْرَ</w:t>
+      </w:r>
+      <w:proofErr w:type="spellEnd"/>
+      <w:r>
+        <w:rPr>
+          <w:rtl/>
+          <w:lang w:bidi="ar-SA"/>
+        </w:rPr>
+        <w:t xml:space="preserve"> كَثْرَةِ صَلاَحِكَ يُبْدُونَ، وَبِعَدْلِكَ يُرَنِّمُونَ</w:t>
+      </w:r>
+      <w:r>
+        <w:rPr>
+          <w:rFonts w:hint="cs"/>
+          <w:rtl/>
+          <w:lang w:bidi="ar-SA"/>
+        </w:rPr>
+        <w:t xml:space="preserve"> </w:t>
+      </w:r>
+      <w:r>
+        <w:rPr>
+          <w:rFonts w:hint="cs"/>
+          <w:rtl/>
+          <w:lang w:bidi="ar-SA"/>
+        </w:rPr>
+        <w:t xml:space="preserve">... </w:t>
+      </w:r>
+      <w:r>
+        <w:rPr>
+          <w:rFonts w:ascii="Tahoma" w:hAnsi="Tahoma" w:cs="Tahoma"/>
+          <w:lang w:val="x-none" w:bidi="ar-SA"/>
+        </w:rPr>
+        <w:t>﻿</w:t>
+      </w:r>
+      <w:proofErr w:type="spellStart"/>
+      <w:r>
+        <w:rPr>
+          <w:rtl/>
+          <w:lang w:bidi="ar-SA"/>
+        </w:rPr>
+        <w:t>بِمَجْدِ</w:t>
+      </w:r>
+      <w:proofErr w:type="spellEnd"/>
+      <w:r>
+        <w:rPr>
+          <w:rtl/>
+          <w:lang w:bidi="ar-SA"/>
+        </w:rPr>
+        <w:t xml:space="preserve"> مُلْكِكَ يَنْطِقُونَ، وَبِجَبَرُوتِكَ يَتَكَلَّمُونَ،</w:t>
+      </w:r>
+      <w:r>
+        <w:rPr>
+          <w:rFonts w:hint="cs"/>
+          <w:rtl/>
+          <w:lang w:bidi="ar-SA"/>
+        </w:rPr>
+        <w:t>"</w:t>
+      </w:r>
+      <w:r>
+        <w:rPr>
+          <w:rFonts w:hint="cs"/>
+          <w:rtl/>
+          <w:lang w:bidi="ar-SA"/>
+        </w:rPr>
+        <w:t xml:space="preserve"> وفي</w:t>
+      </w:r>
+      <w:r>
+        <w:rPr>
+          <w:rFonts w:hint="cs"/>
+          <w:rtl/>
+          <w:lang w:bidi="ar-SA"/>
+        </w:rPr>
+        <w:t xml:space="preserve"> حكم إله آبائهم، إله عهدهم ستتبارك إسرائيل بشكل كبير. لأنه هكذا يقول الرب الإله: "</w:t>
+      </w:r>
+      <w:r>
+        <w:rPr>
+          <w:rFonts w:ascii="Tahoma" w:hAnsi="Tahoma" w:cs="Tahoma"/>
+          <w:sz w:val="20"/>
+          <w:szCs w:val="20"/>
+          <w:lang w:val="x-none" w:bidi="ar-SA"/>
+        </w:rPr>
+        <w:t xml:space="preserve"> </w:t>
+      </w:r>
+      <w:r>
+        <w:rPr>
+          <w:rFonts w:ascii="Tahoma" w:hAnsi="Tahoma" w:cs="Tahoma"/>
+          <w:lang w:val="x-none" w:bidi="ar-SA"/>
+        </w:rPr>
+        <w:t>﻿</w:t>
+      </w:r>
+      <w:proofErr w:type="spellStart"/>
+      <w:r>
+        <w:rPr>
+          <w:rtl/>
+          <w:lang w:bidi="ar-SA"/>
+        </w:rPr>
+        <w:t>وَيَسْكُنُونَ</w:t>
+      </w:r>
+      <w:proofErr w:type="spellEnd"/>
+      <w:r>
+        <w:rPr>
+          <w:rtl/>
+          <w:lang w:bidi="ar-SA"/>
+        </w:rPr>
+        <w:t xml:space="preserve"> فِي الأَرْضِ الَّتِي أَعْطَيْتُ عَبْدِي يَعْقُوبَ إِيَّاهَا، الَّتِي سَكَنَهَا آبَاؤُكُمْ، وَيَسْكُنُونَ فِيهَا هُمْ وَبَنُوهُمْ وَبَنُو بَنِيهِمْ إِلَى الأَبَدِ، وَعَبْدِي دَاوُدُ رَئِيسٌ عَلَيْهِمْ إِلَى الأَبَدِ.  </w:t>
+      </w:r>
+      <w:r>
+        <w:rPr>
+          <w:rFonts w:ascii="Tahoma" w:hAnsi="Tahoma" w:cs="Tahoma"/>
+          <w:lang w:val="x-none" w:bidi="ar-SA"/>
+        </w:rPr>
+        <w:t>﻿</w:t>
+      </w:r>
+      <w:r>
+        <w:rPr>
+          <w:b/>
+          <w:bCs/>
+          <w:lang w:val="x-none" w:bidi="ar-SA"/>
+        </w:rPr>
+        <w:t>26</w:t>
+      </w:r>
+      <w:r>
+        <w:rPr>
+          <w:rFonts w:ascii="Tahoma" w:hAnsi="Tahoma" w:cs="Tahoma"/>
+          <w:lang w:val="x-none" w:bidi="ar-SA"/>
+        </w:rPr>
+        <w:t>﻿</w:t>
+      </w:r>
+      <w:r>
+        <w:rPr>
+          <w:b/>
+          <w:bCs/>
+          <w:lang w:val="x-none" w:bidi="ar-SA"/>
+        </w:rPr>
+        <w:t xml:space="preserve"> </w:t>
+      </w:r>
+      <w:r>
+        <w:rPr>
+          <w:rFonts w:ascii="Tahoma" w:hAnsi="Tahoma" w:cs="Tahoma"/>
+          <w:lang w:val="x-none" w:bidi="ar-SA"/>
+        </w:rPr>
+        <w:t>﻿</w:t>
+      </w:r>
+      <w:proofErr w:type="spellStart"/>
+      <w:r>
+        <w:rPr>
+          <w:rtl/>
+          <w:lang w:bidi="ar-SA"/>
+        </w:rPr>
+        <w:t>وَأَقْطَعُ</w:t>
+      </w:r>
+      <w:proofErr w:type="spellEnd"/>
+      <w:r>
+        <w:rPr>
+          <w:rtl/>
+          <w:lang w:bidi="ar-SA"/>
+        </w:rPr>
+        <w:t xml:space="preserve"> مَعَهُمْ عَهْدَ سَلاَمٍ، فَيَكُونُ مَعَهُمْ عَهْدًا مُؤَبَّدًا، وَأُقِرُّهُمْ وَأُكَثِّرُهُمْ وَأَجْعَلُ مَقْدِسِي فِي وَسْطِهِمْ إِلَى الأَبَدِ.  </w:t>
+      </w:r>
+      <w:r>
+        <w:rPr>
+          <w:rFonts w:ascii="Tahoma" w:hAnsi="Tahoma" w:cs="Tahoma"/>
+          <w:lang w:val="x-none" w:bidi="ar-SA"/>
+        </w:rPr>
+        <w:t>﻿</w:t>
+      </w:r>
+      <w:r>
+        <w:rPr>
+          <w:b/>
+          <w:bCs/>
+          <w:lang w:val="x-none" w:bidi="ar-SA"/>
+        </w:rPr>
+        <w:t>27</w:t>
+      </w:r>
+      <w:r>
+        <w:rPr>
+          <w:rFonts w:ascii="Tahoma" w:hAnsi="Tahoma" w:cs="Tahoma"/>
+          <w:lang w:val="x-none" w:bidi="ar-SA"/>
+        </w:rPr>
+        <w:t>﻿</w:t>
+      </w:r>
+      <w:r>
+        <w:rPr>
+          <w:b/>
+          <w:bCs/>
+          <w:lang w:val="x-none" w:bidi="ar-SA"/>
+        </w:rPr>
+        <w:t xml:space="preserve"> </w:t>
+      </w:r>
+      <w:r>
+        <w:rPr>
+          <w:rFonts w:ascii="Tahoma" w:hAnsi="Tahoma" w:cs="Tahoma"/>
+          <w:lang w:val="x-none" w:bidi="ar-SA"/>
+        </w:rPr>
+        <w:t>﻿</w:t>
+      </w:r>
+      <w:proofErr w:type="spellStart"/>
+      <w:r>
+        <w:rPr>
+          <w:rtl/>
+          <w:lang w:bidi="ar-SA"/>
+        </w:rPr>
+        <w:t>وَيَكُونُ</w:t>
+      </w:r>
+      <w:proofErr w:type="spellEnd"/>
+      <w:r>
+        <w:rPr>
+          <w:rtl/>
+          <w:lang w:bidi="ar-SA"/>
+        </w:rPr>
+        <w:t xml:space="preserve"> مَسْكَنِي فَوْقَهُمْ، وَأَكُونُ لَهُمْ إِلهًا وَيَكُونُونَ لِي شَعْبًا.  </w:t>
+      </w:r>
+      <w:r>
+        <w:rPr>
+          <w:rFonts w:ascii="Tahoma" w:hAnsi="Tahoma" w:cs="Tahoma"/>
+          <w:lang w:val="x-none" w:bidi="ar-SA"/>
+        </w:rPr>
+        <w:t>﻿</w:t>
+      </w:r>
+      <w:r>
+        <w:rPr>
+          <w:b/>
+          <w:bCs/>
+          <w:lang w:val="x-none" w:bidi="ar-SA"/>
+        </w:rPr>
+        <w:t>28</w:t>
+      </w:r>
+      <w:r>
+        <w:rPr>
+          <w:rFonts w:ascii="Tahoma" w:hAnsi="Tahoma" w:cs="Tahoma"/>
+          <w:lang w:val="x-none" w:bidi="ar-SA"/>
+        </w:rPr>
+        <w:t>﻿</w:t>
+      </w:r>
+      <w:r>
+        <w:rPr>
+          <w:b/>
+          <w:bCs/>
+          <w:lang w:val="x-none" w:bidi="ar-SA"/>
+        </w:rPr>
+        <w:t xml:space="preserve"> </w:t>
+      </w:r>
+      <w:r>
+        <w:rPr>
+          <w:rFonts w:ascii="Tahoma" w:hAnsi="Tahoma" w:cs="Tahoma"/>
+          <w:lang w:val="x-none" w:bidi="ar-SA"/>
+        </w:rPr>
+        <w:t>﻿</w:t>
+      </w:r>
+      <w:proofErr w:type="spellStart"/>
+      <w:r>
+        <w:rPr>
+          <w:rtl/>
+          <w:lang w:bidi="ar-SA"/>
+        </w:rPr>
+        <w:t>فَتَعْلَمُ</w:t>
+      </w:r>
+      <w:proofErr w:type="spellEnd"/>
+      <w:r>
+        <w:rPr>
+          <w:rtl/>
+          <w:lang w:bidi="ar-SA"/>
+        </w:rPr>
+        <w:t xml:space="preserve"> الأُمَمُ أَنِّي أَنَا الرَّبُّ مُقَدِّسُ إِسْرَائِيلَ، إِذْ يَكُونُ مَقْدِسِي فِي وَسْطِهِمْ إِلَى </w:t>
+      </w:r>
+      <w:r>
+        <w:rPr>
+          <w:rtl/>
+          <w:lang w:bidi="ar-SA"/>
+        </w:rPr>
+        <w:t>الأَبَدِ</w:t>
+      </w:r>
+      <w:r>
+        <w:rPr>
+          <w:rtl/>
+          <w:lang w:bidi="ar-SA"/>
+        </w:rPr>
+        <w:t>»</w:t>
+      </w:r>
+      <w:r>
+        <w:rPr>
+          <w:rFonts w:hint="cs"/>
+          <w:rtl/>
+          <w:lang w:bidi="ar-SA"/>
+        </w:rPr>
+        <w:t xml:space="preserve">" (حزقيال 37: 25 </w:t>
+      </w:r>
+      <w:r>
+        <w:rPr>
+          <w:rtl/>
+          <w:lang w:bidi="ar-SA"/>
+        </w:rPr>
+        <w:t>–</w:t>
+      </w:r>
+      <w:r>
+        <w:rPr>
+          <w:rFonts w:hint="cs"/>
+          <w:rtl/>
+          <w:lang w:bidi="ar-SA"/>
+        </w:rPr>
+        <w:t xml:space="preserve"> 28).</w:t>
+      </w:r>
+    </w:p>
+    <w:p>
+      <w:pPr>
+        <w:rPr>
+          <w:rtl/>
+          <w:lang w:bidi="ar-SA"/>
+        </w:rPr>
+      </w:pPr>
+      <w:r>
+        <w:rPr>
+          <w:rFonts w:hint="cs"/>
+          <w:rtl/>
+          <w:lang w:bidi="ar-SA"/>
+        </w:rPr>
+        <w:t>جميع هذه الآيات تتكلم عن أفراح المُلك الألفي على الأرض. إلا أنه في هذا النظام من المجد هنالك عدا عن الخليقة، الأمم وإسرائيل موضوع آخر غيرها، متميز وسط هذه الأفراح برونقه الخاص. وأنا أقصد أورشليم. وكنت قد تساءلت سابقًا، من أين أتى الأمر بأنه في الكتاب تُقدر أورشليم هذا التقدير الرفيع حتى أن الرب "</w:t>
+      </w:r>
+      <w:r>
+        <w:rPr>
+          <w:rtl/>
+          <w:lang w:bidi="ar-SA"/>
+        </w:rPr>
+        <w:t xml:space="preserve"> الرَّبُّ أَحَبَّ أَبْوَابَ صِهْيَوْنَ أَكْثَرَ مِنْ جَمِيعِ مَسَاكِنِ يَعْقُوبَ.</w:t>
+      </w:r>
+      <w:r>
+        <w:rPr>
+          <w:rFonts w:hint="cs"/>
+          <w:rtl/>
+          <w:lang w:bidi="ar-SA"/>
+        </w:rPr>
+        <w:t>" (مزمور 87: 2).</w:t>
+      </w:r>
+    </w:p>
+    <w:p>
+      <w:pPr>
+        <w:rPr>
+          <w:rtl/>
+          <w:lang w:bidi="ar-SA"/>
+        </w:rPr>
+      </w:pPr>
+      <w:r>
+        <w:rPr>
+          <w:rFonts w:hint="cs"/>
+          <w:rtl/>
+          <w:lang w:bidi="ar-SA"/>
+        </w:rPr>
+        <w:t xml:space="preserve">لقد كانت الموضع الذي كان هو حاضر فيه كإله وملك إسرائيل. فبيته وقدسه كانا في أورشليم. فهناك أُديرت نواميسه وتم اعتبار أحكام التعبد له. </w:t>
+      </w:r>
+      <w:r>
+        <w:rPr>
+          <w:rFonts w:hint="cs"/>
+          <w:rtl/>
+          <w:lang w:bidi="ar-SA"/>
+        </w:rPr>
+        <w:t xml:space="preserve">فعروش القضاء، عروش بيت إسرائيل، الأحكام المعطاة لإسرائيل، خدمة السجود لاسم يهوه </w:t>
+      </w:r>
+      <w:r>
+        <w:rPr>
+          <w:rtl/>
+          <w:lang w:bidi="ar-SA"/>
+        </w:rPr>
+        <w:t>–</w:t>
+      </w:r>
+      <w:r>
+        <w:rPr>
+          <w:rFonts w:hint="cs"/>
+          <w:rtl/>
+          <w:lang w:bidi="ar-SA"/>
+        </w:rPr>
+        <w:t xml:space="preserve"> كل هذا كان موجودًا داخل هذه المدينة (مزمور 122). لقد كانت الموضع الذي قال عنه الرب يهوه: "</w:t>
+      </w:r>
+      <w:r>
+        <w:rPr>
+          <w:rtl/>
+          <w:lang w:bidi="ar-SA"/>
+        </w:rPr>
+        <w:t>إِنَّ اسْمِي يَكُونُ فِيهِ</w:t>
+      </w:r>
+      <w:r>
+        <w:rPr>
+          <w:rFonts w:hint="cs"/>
+          <w:rtl/>
+          <w:lang w:bidi="ar-SA"/>
+        </w:rPr>
+        <w:t>"، مسكن المجد، رمز حضوره.</w:t>
+      </w:r>
+    </w:p>
+    <w:p>
+      <w:pPr>
+        <w:rPr>
+          <w:rtl/>
+          <w:lang w:bidi="ar-SA"/>
+        </w:rPr>
+      </w:pPr>
+      <w:r>
+        <w:rPr>
+          <w:rFonts w:hint="cs"/>
+          <w:rtl/>
+          <w:lang w:bidi="ar-SA"/>
+        </w:rPr>
+        <w:t xml:space="preserve">وأكثر من هذا أيضًا. لقد كانت موطنه. كل الأرض كانت ملك للرب يهوه، أما أورشليم فيمكننا القول إنها بيت العائلة. فالأولاد سكنوا مشتتين هنا وهناك في أجزاء البلاد، ولكنهم كانوا يجتمعون من وقت لآخر، في أيام المواسم المعينة، إلى موطن شركتهم، في بيت الآب. وهذا كان ما لا أشك </w:t>
+      </w:r>
+      <w:r>
+        <w:rPr>
+          <w:rFonts w:hint="cs"/>
+          <w:rtl/>
+          <w:lang w:bidi="ar-SA"/>
+        </w:rPr>
+        <w:t>فيه</w:t>
+      </w:r>
+      <w:r>
+        <w:rPr>
+          <w:rFonts w:hint="cs"/>
+          <w:rtl/>
+          <w:lang w:bidi="ar-SA"/>
+        </w:rPr>
+        <w:t xml:space="preserve"> الذي جعل </w:t>
+      </w:r>
+      <w:r>
+        <w:rPr>
+          <w:rFonts w:hint="cs"/>
+          <w:rtl/>
+          <w:lang w:bidi="ar-SA"/>
+        </w:rPr>
+        <w:t>ل</w:t>
+      </w:r>
+      <w:r>
+        <w:rPr>
+          <w:rFonts w:hint="cs"/>
+          <w:rtl/>
+          <w:lang w:bidi="ar-SA"/>
+        </w:rPr>
+        <w:t xml:space="preserve">لمدينة جاذبيتها في عين وقلب الرب بشكل خاص. هو بحث ووجد موطنًا في أورشليم، وتركها، حينما دنستها الخطية، بكل </w:t>
+      </w:r>
+      <w:r>
+        <w:rPr>
+          <w:rFonts w:hint="cs"/>
+          <w:rtl/>
+          <w:lang w:bidi="ar-SA"/>
+        </w:rPr>
+        <w:t xml:space="preserve">تردد محبة انخدعت في توقعاتها (حزقيال 8 </w:t>
+      </w:r>
+      <w:r>
+        <w:rPr>
+          <w:rtl/>
+          <w:lang w:bidi="ar-SA"/>
+        </w:rPr>
+        <w:t>–</w:t>
+      </w:r>
+      <w:r>
+        <w:rPr>
+          <w:rFonts w:hint="cs"/>
+          <w:rtl/>
+          <w:lang w:bidi="ar-SA"/>
+        </w:rPr>
+        <w:t xml:space="preserve"> 11).</w:t>
+      </w:r>
+    </w:p>
+    <w:p>
+      <w:pPr>
+        <w:rPr>
+          <w:rtl/>
+          <w:lang w:bidi="ar-SA"/>
+        </w:rPr>
+      </w:pPr>
+      <w:r>
+        <w:rPr>
+          <w:rFonts w:hint="cs"/>
+          <w:rtl/>
+          <w:lang w:bidi="ar-SA"/>
+        </w:rPr>
+        <w:t>أورشليم كانت بيت الآب، بيت الملك وهيكل إله إسرائيل. وهذا أكثر من أن يكون كافيًا لتوضيح تميزها الرفيع لنا. وكل هذا ستعود يومًا وتكونه مرة ثانية. إنها ستعود لتكون من جديد البيت، الهيكل والبيت العائلي. إنها ستكون مقر تشريع القانون، مقر السجود، القضاء وحُكم العدالة. منها ستخرج المياه الحية لتجعلها في أيام آتية الأم الغامضة لكل العائلة (مزمور 87). فمجد السماء سيشرق بنوره عليها وستُقدّم لها خدمة الشمس والقمر؛ وهي بحد ذاتها ستُمجّد عاليًا حتى تبتهج</w:t>
+      </w:r>
+      <w:r>
+        <w:rPr>
+          <w:rFonts w:hint="cs"/>
+          <w:rtl/>
+          <w:lang w:bidi="ar-SA"/>
+        </w:rPr>
+        <w:t xml:space="preserve"> بملء نور هذا المجد ولتسكن في ظله (إشعياء 4: 5؛ 60 :1؛ </w:t>
+      </w:r>
+      <w:r>
+        <w:rPr>
+          <w:rFonts w:hint="cs"/>
+          <w:rtl/>
+          <w:lang w:bidi="ar-SA"/>
+        </w:rPr>
+        <w:t>زكريا</w:t>
+      </w:r>
+      <w:r>
+        <w:rPr>
+          <w:rFonts w:hint="cs"/>
+          <w:rtl/>
+          <w:lang w:bidi="ar-SA"/>
+        </w:rPr>
+        <w:t xml:space="preserve"> 14: 10).</w:t>
+      </w:r>
+    </w:p>
+    <w:p>
+      <w:pPr>
+        <w:rPr>
+          <w:rtl/>
+          <w:lang w:bidi="ar-SA"/>
+        </w:rPr>
+      </w:pPr>
+      <w:r>
+        <w:rPr>
+          <w:rFonts w:hint="cs"/>
+          <w:rtl/>
+          <w:lang w:bidi="ar-SA"/>
+        </w:rPr>
+        <w:t>إنها ستكون عروس الرب على الأرض، ملكة يوم سلطانه</w:t>
+      </w:r>
+      <w:r>
+        <w:rPr>
+          <w:rFonts w:hint="cs"/>
+          <w:rtl/>
+          <w:lang w:bidi="ar-SA"/>
+        </w:rPr>
+        <w:t xml:space="preserve">. إنه سيبتهج بها وسيزينها بأروع زينة؛ وكل العالم سيضطر بأن يكرمها ويعتني بها، وكل عار أُضفي عليها سيعتبره بأنه به قد صُنع (مزمور 45؛ إشعياء 60؛ إرمياء 33؛ </w:t>
+      </w:r>
+      <w:proofErr w:type="spellStart"/>
+      <w:r>
+        <w:rPr>
+          <w:rFonts w:hint="cs"/>
+          <w:rtl/>
+          <w:lang w:bidi="ar-SA"/>
+        </w:rPr>
+        <w:t>ص</w:t>
+      </w:r>
+      <w:r>
+        <w:rPr>
+          <w:rFonts w:hint="cs"/>
+          <w:rtl/>
+          <w:lang w:bidi="ar-SA"/>
+        </w:rPr>
+        <w:t>ف</w:t>
+      </w:r>
+      <w:r>
+        <w:rPr>
+          <w:rFonts w:hint="cs"/>
+          <w:rtl/>
+          <w:lang w:bidi="ar-SA"/>
+        </w:rPr>
+        <w:t>نيا</w:t>
+      </w:r>
+      <w:proofErr w:type="spellEnd"/>
+      <w:r>
+        <w:rPr>
+          <w:rFonts w:hint="cs"/>
+          <w:rtl/>
+          <w:lang w:bidi="ar-SA"/>
+        </w:rPr>
+        <w:t xml:space="preserve"> 3).</w:t>
+      </w:r>
+      <w:r>
+        <w:rPr>
+          <w:rFonts w:hint="cs"/>
+          <w:rtl/>
+          <w:lang w:bidi="ar-SA"/>
+        </w:rPr>
+        <w:t xml:space="preserve"> وكل هذا من الممكن أن يوضّح المكانة التي اتخذتها في أفكار الروح. فالأنبياء الذين تكلموا مسوقين به، دائمًا ما عادوا وأشاروا إليها كالعروس، الملكة والأم في تلك الأيام في المجد العتيد. ولكن ماذا سنقول عه الذي جمّلها بكل جمال وكرامة وجعلها مرتبطة به بتلك الروابط؟ أليس هو رائع ومُسر بأن نكتشف دائرة الأشواق الإنسانية في قلب الله؟ هل الصداقة هي بشريًا فقط؟ كيف لي أن أقول ذلك وأنا أنظر إلى يسوع والتلاميذ الذين سُرّ بأن يمكث في معيتهم؟ هل الأشواق بين الأقارب هي فقط بشرية؟ كيف لي أن أدّعي ذلك إن فكرت بالعلاقة التي بين المسيح والكنيسة، والتي يشهد عنها عدد لا يُحصى من الآيات؟ </w:t>
+      </w:r>
+      <w:r>
+        <w:rPr>
+          <w:rFonts w:hint="cs"/>
+          <w:rtl/>
+          <w:lang w:bidi="ar-SA"/>
+        </w:rPr>
+        <w:t>هل فرح القلب بالوطن إلهي كما هو فرح إنساني؟ كيف لي أن أشك بذلك، إن نظرت إلى الرب وأورشليم؟ بالتأكيد أن قلب الله هو مستودع كل عواطف القلب الطاهرة والصحيحة؛ فـ"يسوع المسيح الإنسان" يُعلن لنا عنها.</w:t>
+      </w:r>
+    </w:p>
+    <w:p>
+      <w:pPr>
+        <w:rPr>
+          <w:rtl/>
+          <w:lang w:bidi="ar-SA"/>
+        </w:rPr>
+      </w:pPr>
+      <w:r>
+        <w:rPr>
+          <w:rFonts w:hint="cs"/>
+          <w:rtl/>
+          <w:lang w:bidi="ar-SA"/>
+        </w:rPr>
+        <w:t>فهذا هو حال أورشليم، الأرض، الأمم وشعب إسرائيل في الأيام الموعود بها في محضر الرب وسلطانه. إن كل الكتاب يرينا بأن هذه الأفراح لا يمكن التمتع بها على الأرض في حالتها الحاضرة. فهم لا يمكنهم دخولها قبل جعلها مشهدًا للبِرّ، أو بصيغة أخرى، إلا أن ينقيها الرب من كل ما يتعارض معه وما هو متسم بالظلم. فسيف القضاء لا بد وأن يسبق عرش المجد. ولا بد وأن تتحرر الأرض من فسادها قبل أن تعود لتكون جنّة مقدسة، ومسرّة إلهية.</w:t>
+      </w:r>
+    </w:p>
+    <w:p>
+      <w:pPr>
+        <w:rPr>
+          <w:rtl/>
+          <w:lang w:bidi="ar-SA"/>
+        </w:rPr>
+      </w:pPr>
+      <w:r>
+        <w:rPr>
+          <w:rFonts w:hint="cs"/>
+          <w:rtl/>
+          <w:lang w:bidi="ar-SA"/>
+        </w:rPr>
+        <w:t xml:space="preserve">الإنجيل لا </w:t>
+      </w:r>
+      <w:r>
+        <w:rPr>
+          <w:rFonts w:hint="cs"/>
+          <w:rtl/>
+          <w:lang w:bidi="ar-SA"/>
+        </w:rPr>
+        <w:t xml:space="preserve">يُنشئ عالمًا سعيدًا، ولا يُقيم جنة عدن. فغايته مختلفة تمامًا عن ذلك؛ فهو يجمع من العالم شعبًا، وهو شعب سماوي للمسيح. غير أن حضور الرب سوف يُنشئ عالمًا سعيدًا متى ما عاد هذا الحضور إليه بصورة عادلة. فخاتمة سفر المزامير يرينا هذا الأمر. يا لها من خاتمة مجيدة! فالكل هو تمجيد وشكر؛ فالشفاه لا تتعب في تعبيرها عن فرح القلب المستفيض معترفة بمجد الرب المجيد. إلا أن كل هذا كان قد سبقه آلام البار في عالم شرير ومن بعده دينونة هذا العالم. هذا لأن سفر المزامير فيه صراخ البار في عالم شرير، أفراح الروح وسط الشر هذا، </w:t>
+      </w:r>
+      <w:proofErr w:type="spellStart"/>
+      <w:r>
+        <w:rPr>
+          <w:rFonts w:hint="cs"/>
+          <w:rtl/>
+          <w:lang w:bidi="ar-SA"/>
+        </w:rPr>
+        <w:t>وترفعات</w:t>
+      </w:r>
+      <w:proofErr w:type="spellEnd"/>
+      <w:r>
+        <w:rPr>
+          <w:rFonts w:hint="cs"/>
+          <w:rtl/>
+          <w:lang w:bidi="ar-SA"/>
+        </w:rPr>
+        <w:t xml:space="preserve"> معنويات النفس في طريقها وأخيرًا نهاية البار في الفرح والتسبيح. </w:t>
+      </w:r>
+      <w:r>
+        <w:rPr>
+          <w:rFonts w:hint="cs"/>
+          <w:rtl/>
+          <w:lang w:bidi="ar-SA"/>
+        </w:rPr>
+        <w:t>كل هذا يحفظنا من الفكرة، بأنه سيكون فرح على الأرض قبل أن تطهرها الدينونة. فلا بد وأن يُعدّ سيف داود الراحة لسليمان.</w:t>
+      </w:r>
+    </w:p>
+    <w:p>
+      <w:pPr>
+        <w:rPr>
+          <w:rtl/>
+          <w:lang w:bidi="ar-SA"/>
+        </w:rPr>
+      </w:pPr>
+      <w:r>
+        <w:rPr>
+          <w:rFonts w:hint="cs"/>
+          <w:rtl/>
+          <w:lang w:bidi="ar-SA"/>
+        </w:rPr>
+        <w:t>إن فهمنا ذلك فسنبقى محفوظين من خيبات الأمل كما ولن يكون لنا توقع لهذا العالم أي راحة أو ثبات، قبل أن يقوم الرب ويتمم قضاءه. ففرحنا الآن قائم فيه، في الروح، في فكرة محبته وفي تمتعنا بسلامه، في أننا يوميًا نستكمل طريقنا على رجاء فرح عتيد، كامل وعادل معه.</w:t>
+      </w:r>
+    </w:p>
+    <w:p>
+      <w:pPr>
+        <w:rPr>
+          <w:rtl/>
+          <w:lang w:bidi="ar-SA"/>
+        </w:rPr>
+      </w:pPr>
+      <w:r>
+        <w:rPr>
+          <w:rFonts w:hint="cs"/>
+          <w:rtl/>
+          <w:lang w:bidi="ar-SA"/>
+        </w:rPr>
+        <w:t xml:space="preserve">إنها لحقيقة في غاية الجدية، بأن الله يسمح للإنسان بالوقت والمجال، حتى يصل إلى ذروة إثمه، حتى تقع عليه الدينونة متى ما وصل كبرياؤه إلى أعلى مستوياته، وليبيد به النظام الذي يسعى في إقامته تمامًا عند أوان اكتماله. إنها بكل تأكيد حقيقة جليلة. </w:t>
+      </w:r>
+      <w:r>
+        <w:rPr>
+          <w:rFonts w:hint="cs"/>
+          <w:rtl/>
+          <w:lang w:bidi="ar-SA"/>
+        </w:rPr>
+        <w:t>ولكن في ذلك تحديدًا كما هو في جميع مشورات الله وطرقه "</w:t>
+      </w:r>
+      <w:r>
+        <w:rPr>
+          <w:rtl/>
+          <w:lang w:bidi="ar-SA"/>
+        </w:rPr>
+        <w:t>الْحِكْمَةُ تَبَرَّرَتْ مِنْ جَمِيعِ بَنِيهَا»</w:t>
+      </w:r>
+      <w:r>
+        <w:rPr>
+          <w:rFonts w:hint="cs"/>
+          <w:rtl/>
+          <w:lang w:bidi="ar-SA"/>
+        </w:rPr>
+        <w:t xml:space="preserve">" قد يضطرب المؤمن عندما يرى طريقة تعامل الله هذه مع الإنسان، غير أنه يتقبلها ويفهم، بأنه في محله تمامًا بأن يُسمح للإنسان بأن يُظهر كامل ثمر حيدانه عن الله، حتى يحصل من ثم في القضاء الأخير على الجواب العادل على كبريائه وارتداده. فمكيال شر </w:t>
+      </w:r>
+      <w:proofErr w:type="spellStart"/>
+      <w:r>
+        <w:rPr>
+          <w:rFonts w:hint="cs"/>
+          <w:rtl/>
+          <w:lang w:bidi="ar-SA"/>
+        </w:rPr>
+        <w:t>الأموريين</w:t>
+      </w:r>
+      <w:proofErr w:type="spellEnd"/>
+      <w:r>
+        <w:rPr>
+          <w:rFonts w:hint="cs"/>
+          <w:rtl/>
+          <w:lang w:bidi="ar-SA"/>
+        </w:rPr>
+        <w:t xml:space="preserve"> كان لا بد وأن يكتمل، قبل أن أسرعت إليه الدينونة. فالرب احتمل بابل بصبر إلى أن صعد صراخها إليه. </w:t>
+      </w:r>
+      <w:proofErr w:type="spellStart"/>
+      <w:r>
+        <w:rPr>
+          <w:rFonts w:hint="cs"/>
+          <w:rtl/>
+          <w:lang w:bidi="ar-SA"/>
+        </w:rPr>
+        <w:t>ونبوخذنصر</w:t>
+      </w:r>
+      <w:proofErr w:type="spellEnd"/>
+      <w:r>
+        <w:rPr>
+          <w:rFonts w:hint="cs"/>
+          <w:rtl/>
+          <w:lang w:bidi="ar-SA"/>
+        </w:rPr>
+        <w:t xml:space="preserve"> سُلبت منه كرامته وفخره فقط عندما تفاخر، بأنه بنى بابل "بقدرة سلطانه ولإكرام مجده". وملك الشمال العظيم في الأيام الأخيرة سيصل حتفه فقط</w:t>
+      </w:r>
+      <w:r>
+        <w:rPr>
+          <w:rFonts w:hint="cs"/>
+          <w:rtl/>
+          <w:lang w:bidi="ar-SA"/>
+        </w:rPr>
+        <w:t xml:space="preserve"> عندما</w:t>
+      </w:r>
+      <w:r>
+        <w:rPr>
+          <w:rFonts w:hint="cs"/>
+          <w:rtl/>
+          <w:lang w:bidi="ar-SA"/>
+        </w:rPr>
+        <w:t xml:space="preserve"> "</w:t>
+      </w:r>
+      <w:r>
+        <w:rPr>
+          <w:rtl/>
+          <w:lang w:bidi="ar-SA"/>
+        </w:rPr>
+        <w:t xml:space="preserve">يَنْصُبُ </w:t>
+      </w:r>
+      <w:proofErr w:type="spellStart"/>
+      <w:r>
+        <w:rPr>
+          <w:rtl/>
+          <w:lang w:bidi="ar-SA"/>
+        </w:rPr>
+        <w:t>فُسْطَاطَهُ</w:t>
+      </w:r>
+      <w:proofErr w:type="spellEnd"/>
+      <w:r>
+        <w:rPr>
+          <w:rtl/>
+          <w:lang w:bidi="ar-SA"/>
+        </w:rPr>
+        <w:t xml:space="preserve"> بَيْنَ الْبُحُورِ وَجَبَلِ بَهَاءِ الْقُدْسِ،</w:t>
+      </w:r>
+      <w:r>
+        <w:rPr>
+          <w:rFonts w:hint="cs"/>
+          <w:rtl/>
+          <w:lang w:bidi="ar-SA"/>
+        </w:rPr>
+        <w:t>" (دانيال 11: 45). إن هذا خطير، ولكن فيه تبرير الحكمة واتفاق الإيمان بالكامل. الله يتبرر في كلامه ويغلب عند إيقاع قضاءه (رومية 3: 4).</w:t>
+      </w:r>
+    </w:p>
+    <w:p>
+      <w:pPr>
+        <w:rPr>
+          <w:rtl/>
+          <w:lang w:bidi="ar-SA"/>
+        </w:rPr>
+      </w:pPr>
+      <w:r>
+        <w:rPr>
+          <w:rFonts w:hint="cs"/>
+          <w:rtl/>
+          <w:lang w:bidi="ar-SA"/>
+        </w:rPr>
+        <w:t>ولكن كفى. إني لن أواصل في هذه الفكرة أكثر من هذا. إلا أنه في هذه الأيام، حيث هنالك الكثير في تفاوت طرق التفكير والحُكم بين المؤمنين، حيث لا زالت الظلمة والحيرة في تزايد مستمر</w:t>
+      </w:r>
+      <w:r>
+        <w:rPr>
+          <w:rFonts w:hint="cs"/>
+          <w:rtl/>
+          <w:lang w:bidi="ar-SA"/>
+        </w:rPr>
+        <w:t>، يطيب للقلب بأن ينشغل بمواضيع تهمّ الجميع وتُفرحهم، وأن تتجه العين إلى تلك الآفاق التي يسودها النور والنقاء، حيث سيجمع الله كل ما في السماوات كما وما على الأرض في المسيح، إلى تلك الآفاق، حيث الكل سيحمل طابع القُرب الحميم، والأليف، بينما وبذات الوقت تكون الروابط بين الخالق والمخلوق، ما بين المقدس والمقدسين محفوظة ومعترف بها بالتمام. وهذا ما يُعرض لنا في الكثير من الآيات البديعة من كلمة الله. لقد سكن الرب وسط محلة إسرائيل طالما كان الشعب هادئًا مستريحًا، وسار معه عندما كان يواصل رحلته ليل نهار، حتى وإن تقدم نحو الأمام، كما وعند عودته إلى جبل سيناء أو إلى البحر الأحمر. ومع ذلك فلقد كان هو الله، رب المحلة.</w:t>
+      </w:r>
+    </w:p>
+    <w:p>
+      <w:pPr>
+        <w:rPr>
+          <w:rtl/>
+          <w:lang w:bidi="ar-SA"/>
+        </w:rPr>
+      </w:pPr>
+      <w:r>
+        <w:rPr>
+          <w:rFonts w:hint="cs"/>
+          <w:rtl/>
+          <w:lang w:bidi="ar-SA"/>
+        </w:rPr>
+        <w:t xml:space="preserve">كم هذا كله يكلم قلوبنا! إننا ننحني أمام ذلك. إننا نفرح بأن نعلم بأنه يسكن في نور لا يدنوه إنسان، وبأنه </w:t>
+      </w:r>
+      <w:r>
+        <w:rPr>
+          <w:rFonts w:hint="cs"/>
+          <w:rtl/>
+          <w:lang w:bidi="ar-SA"/>
+        </w:rPr>
+        <w:t>اجتاز</w:t>
+      </w:r>
+      <w:r>
+        <w:rPr>
+          <w:rFonts w:hint="cs"/>
+          <w:rtl/>
+          <w:lang w:bidi="ar-SA"/>
+        </w:rPr>
+        <w:t xml:space="preserve"> بذات الوقت</w:t>
+      </w:r>
+      <w:r>
+        <w:rPr>
+          <w:rFonts w:hint="cs"/>
+          <w:rtl/>
+          <w:lang w:bidi="ar-SA"/>
+        </w:rPr>
+        <w:t xml:space="preserve"> على هذه الأرض مدنًا وقُرًى، بأنه هو ذاك الذي لم ينظره أحد، ولن يراه أحد، وبنفس الوقت قد أُخبرنا به من خلال الابن الوحيد الذي هو في حضن الآب. فسيادته الغير محدودة، كالرب، كما وقداسته وعدم القدرة على الدنو منه بكونه الله، لا حدود لها؛ ومع ذلك فقد أُعطي "</w:t>
+      </w:r>
+      <w:r>
+        <w:rPr>
+          <w:rtl/>
+          <w:lang w:bidi="ar-SA"/>
+        </w:rPr>
+        <w:t>رَأْسًا فَوْقَ كُلِّ شَيْءٍ لِلْكَنِيسَةِ</w:t>
+      </w:r>
+      <w:r>
+        <w:rPr>
+          <w:rFonts w:hint="cs"/>
+          <w:rtl/>
+          <w:lang w:bidi="ar-SA"/>
+        </w:rPr>
+        <w:t>".</w:t>
+      </w:r>
+    </w:p>
+    <w:p>
+      <w:pPr>
+        <w:rPr>
+          <w:rtl/>
+          <w:lang w:bidi="ar-SA"/>
+        </w:rPr>
+      </w:pPr>
+      <w:r>
+        <w:rPr>
+          <w:rFonts w:hint="cs"/>
+          <w:rtl/>
+          <w:lang w:bidi="ar-SA"/>
+        </w:rPr>
+        <w:t>إني بهذا أختم هذا التأمل؛ غير أني أسأل قرائي، وأتساءل: "هل هو غرضنا؟" فالقلب يعلم تمامًا السلطان والتأثير الذي يقوم به الغرض الذي هو أمامه. هل نحن نجعل يسوع غرضًا لقلوبنا؟ هل داخل قلوبنا شعور بالحنين إلى الوطن؟ هل نتمنى يوميًا بأن نراه؟ وهل لنا القدرة بأن نقول: "</w:t>
+      </w:r>
+      <w:r>
+        <w:rPr>
+          <w:rtl/>
+          <w:lang w:bidi="ar-SA"/>
+        </w:rPr>
+        <w:t xml:space="preserve"> </w:t>
+      </w:r>
+      <w:r>
+        <w:rPr>
+          <w:rFonts w:ascii="Tahoma" w:hAnsi="Tahoma" w:cs="Tahoma" w:hint="cs"/>
+          <w:rtl/>
+          <w:lang w:bidi="ar-SA"/>
+        </w:rPr>
+        <w:t>﻿</w:t>
+      </w:r>
+      <w:r>
+        <w:rPr>
+          <w:rFonts w:hint="cs"/>
+          <w:rtl/>
+          <w:lang w:bidi="ar-SA"/>
+        </w:rPr>
+        <w:t>إِذَا</w:t>
+      </w:r>
+      <w:r>
+        <w:rPr>
+          <w:rtl/>
+          <w:lang w:bidi="ar-SA"/>
+        </w:rPr>
+        <w:t xml:space="preserve"> </w:t>
+      </w:r>
+      <w:r>
+        <w:rPr>
+          <w:rFonts w:hint="cs"/>
+          <w:rtl/>
+          <w:lang w:bidi="ar-SA"/>
+        </w:rPr>
+        <w:t>هُوَ</w:t>
+      </w:r>
+      <w:r>
+        <w:rPr>
+          <w:rtl/>
+          <w:lang w:bidi="ar-SA"/>
+        </w:rPr>
+        <w:t xml:space="preserve"> </w:t>
+      </w:r>
+      <w:r>
+        <w:rPr>
+          <w:rFonts w:hint="cs"/>
+          <w:rtl/>
+          <w:lang w:bidi="ar-SA"/>
+        </w:rPr>
+        <w:t>سَكَّنَ،</w:t>
+      </w:r>
+      <w:r>
+        <w:rPr>
+          <w:rtl/>
+          <w:lang w:bidi="ar-SA"/>
+        </w:rPr>
+        <w:t xml:space="preserve"> </w:t>
+      </w:r>
+      <w:r>
+        <w:rPr>
+          <w:rFonts w:hint="cs"/>
+          <w:rtl/>
+          <w:lang w:bidi="ar-SA"/>
+        </w:rPr>
+        <w:t>فَمَنْ</w:t>
+      </w:r>
+      <w:r>
+        <w:rPr>
+          <w:rtl/>
+          <w:lang w:bidi="ar-SA"/>
+        </w:rPr>
+        <w:t xml:space="preserve"> </w:t>
+      </w:r>
+      <w:r>
+        <w:rPr>
+          <w:rFonts w:hint="cs"/>
+          <w:rtl/>
+          <w:lang w:bidi="ar-SA"/>
+        </w:rPr>
+        <w:t>يَشْغَبُ؟</w:t>
+      </w:r>
+      <w:r>
+        <w:rPr>
+          <w:rFonts w:hint="cs"/>
+          <w:rtl/>
+          <w:lang w:bidi="ar-SA"/>
+        </w:rPr>
+        <w:t xml:space="preserve"> </w:t>
+      </w:r>
+      <w:r>
+        <w:rPr>
+          <w:rFonts w:hint="cs"/>
+          <w:rtl/>
+          <w:lang w:bidi="ar-SA"/>
+        </w:rPr>
+        <w:t>" (أيوب 34: 29).</w:t>
+      </w:r>
+    </w:p>
+    <w:p>
+      <w:pPr>
+        <w:rPr>
+          <w:lang w:bidi="ar-SA"/>
+        </w:rPr>
+      </w:pPr>
+      <w:r>
+        <w:rPr>
+          <w:rFonts w:hint="cs"/>
+          <w:rtl/>
+          <w:lang w:bidi="ar-SA"/>
+        </w:rPr>
+        <w:t xml:space="preserve">يا ليت الروح القدس </w:t>
+      </w:r>
+      <w:r>
+        <w:rPr>
+          <w:rFonts w:hint="cs"/>
+          <w:rtl/>
+          <w:lang w:bidi="ar-SA"/>
+        </w:rPr>
+        <w:t>يزداد بفيض</w:t>
+      </w:r>
+      <w:r>
+        <w:rPr>
+          <w:rFonts w:hint="cs"/>
+          <w:rtl/>
+          <w:lang w:bidi="ar-SA"/>
+        </w:rPr>
+        <w:t xml:space="preserve"> هذه العواطف والأشواق </w:t>
+      </w:r>
+      <w:r>
+        <w:rPr>
+          <w:rFonts w:hint="cs"/>
+          <w:rtl/>
+          <w:lang w:bidi="ar-SA"/>
+        </w:rPr>
+        <w:t>داخل قلوبنا! ولكن لذاك "</w:t>
+      </w:r>
+      <w:r>
+        <w:rPr>
+          <w:rtl/>
+          <w:lang w:bidi="ar-SA"/>
+        </w:rPr>
+        <w:t xml:space="preserve"> </w:t>
+      </w:r>
+      <w:r>
+        <w:rPr>
+          <w:rtl/>
+          <w:lang w:bidi="ar-SA"/>
+        </w:rPr>
+        <w:t xml:space="preserve">الَّذِي أَحَبَّنَا، وَقَدْ غَسَّلَنَا مِنْ خَطَايَانَا </w:t>
+      </w:r>
+      <w:proofErr w:type="gramStart"/>
+      <w:r>
+        <w:rPr>
+          <w:rtl/>
+          <w:lang w:bidi="ar-SA"/>
+        </w:rPr>
+        <w:t xml:space="preserve">بِدَمِهِ،  </w:t>
+      </w:r>
+      <w:r>
+        <w:rPr>
+          <w:rFonts w:ascii="Tahoma" w:hAnsi="Tahoma" w:cs="Tahoma" w:hint="cs"/>
+          <w:rtl/>
+          <w:lang w:bidi="ar-SA"/>
+        </w:rPr>
+        <w:t>﻿</w:t>
+      </w:r>
+      <w:proofErr w:type="gramEnd"/>
+      <w:r>
+        <w:rPr>
+          <w:rtl/>
+          <w:lang w:bidi="ar-SA"/>
+        </w:rPr>
+        <w:t>6</w:t>
+      </w:r>
+      <w:r>
+        <w:rPr>
+          <w:rFonts w:ascii="Tahoma" w:hAnsi="Tahoma" w:cs="Tahoma" w:hint="cs"/>
+          <w:rtl/>
+          <w:lang w:bidi="ar-SA"/>
+        </w:rPr>
+        <w:t>﻿</w:t>
+      </w:r>
+      <w:r>
+        <w:rPr>
+          <w:rtl/>
+          <w:lang w:bidi="ar-SA"/>
+        </w:rPr>
+        <w:t xml:space="preserve"> </w:t>
+      </w:r>
+      <w:r>
+        <w:rPr>
+          <w:rFonts w:ascii="Tahoma" w:hAnsi="Tahoma" w:cs="Tahoma" w:hint="cs"/>
+          <w:rtl/>
+          <w:lang w:bidi="ar-SA"/>
+        </w:rPr>
+        <w:t>﻿</w:t>
+      </w:r>
+      <w:r>
+        <w:rPr>
+          <w:rFonts w:hint="cs"/>
+          <w:rtl/>
+          <w:lang w:bidi="ar-SA"/>
+        </w:rPr>
+        <w:t>وَجَعَلَنَا</w:t>
+      </w:r>
+      <w:r>
+        <w:rPr>
+          <w:rtl/>
+          <w:lang w:bidi="ar-SA"/>
+        </w:rPr>
+        <w:t xml:space="preserve"> </w:t>
+      </w:r>
+      <w:r>
+        <w:rPr>
+          <w:rFonts w:hint="cs"/>
+          <w:rtl/>
+          <w:lang w:bidi="ar-SA"/>
+        </w:rPr>
+        <w:t>مُلُوكًا</w:t>
+      </w:r>
+      <w:r>
+        <w:rPr>
+          <w:rtl/>
+          <w:lang w:bidi="ar-SA"/>
+        </w:rPr>
+        <w:t xml:space="preserve"> </w:t>
+      </w:r>
+      <w:r>
+        <w:rPr>
+          <w:rFonts w:hint="cs"/>
+          <w:rtl/>
+          <w:lang w:bidi="ar-SA"/>
+        </w:rPr>
+        <w:t>وَكَهَنَةً</w:t>
+      </w:r>
+      <w:r>
+        <w:rPr>
+          <w:rtl/>
+          <w:lang w:bidi="ar-SA"/>
+        </w:rPr>
+        <w:t xml:space="preserve"> </w:t>
+      </w:r>
+      <w:r>
+        <w:rPr>
+          <w:rFonts w:hint="cs"/>
+          <w:rtl/>
+          <w:lang w:bidi="ar-SA"/>
+        </w:rPr>
+        <w:t>للهِ</w:t>
+      </w:r>
+      <w:r>
+        <w:rPr>
+          <w:rtl/>
+          <w:lang w:bidi="ar-SA"/>
+        </w:rPr>
+        <w:t xml:space="preserve"> </w:t>
+      </w:r>
+      <w:r>
+        <w:rPr>
+          <w:rFonts w:hint="cs"/>
+          <w:rtl/>
+          <w:lang w:bidi="ar-SA"/>
+        </w:rPr>
+        <w:t>أَبِيهِ،</w:t>
+      </w:r>
+      <w:r>
+        <w:rPr>
+          <w:rtl/>
+          <w:lang w:bidi="ar-SA"/>
+        </w:rPr>
+        <w:t xml:space="preserve"> </w:t>
+      </w:r>
+      <w:r>
+        <w:rPr>
+          <w:rFonts w:hint="cs"/>
+          <w:rtl/>
+          <w:lang w:bidi="ar-SA"/>
+        </w:rPr>
+        <w:t>لَهُ</w:t>
+      </w:r>
+      <w:r>
+        <w:rPr>
+          <w:rtl/>
+          <w:lang w:bidi="ar-SA"/>
+        </w:rPr>
+        <w:t xml:space="preserve"> </w:t>
+      </w:r>
+      <w:r>
+        <w:rPr>
+          <w:rFonts w:hint="cs"/>
+          <w:rtl/>
+          <w:lang w:bidi="ar-SA"/>
+        </w:rPr>
+        <w:t>الْمَجْدُ</w:t>
+      </w:r>
+      <w:r>
+        <w:rPr>
+          <w:rtl/>
+          <w:lang w:bidi="ar-SA"/>
+        </w:rPr>
+        <w:t xml:space="preserve"> </w:t>
+      </w:r>
+      <w:r>
+        <w:rPr>
+          <w:rFonts w:hint="cs"/>
+          <w:rtl/>
+          <w:lang w:bidi="ar-SA"/>
+        </w:rPr>
+        <w:t>وَالسُّلْطَانُ</w:t>
+      </w:r>
+      <w:r>
+        <w:rPr>
+          <w:rtl/>
+          <w:lang w:bidi="ar-SA"/>
+        </w:rPr>
+        <w:t xml:space="preserve"> </w:t>
+      </w:r>
+      <w:r>
+        <w:rPr>
+          <w:rFonts w:hint="cs"/>
+          <w:rtl/>
+          <w:lang w:bidi="ar-SA"/>
+        </w:rPr>
+        <w:t>إِلَى</w:t>
+      </w:r>
+      <w:r>
+        <w:rPr>
+          <w:rtl/>
+          <w:lang w:bidi="ar-SA"/>
+        </w:rPr>
+        <w:t xml:space="preserve"> </w:t>
+      </w:r>
+      <w:r>
+        <w:rPr>
+          <w:rFonts w:hint="cs"/>
+          <w:rtl/>
+          <w:lang w:bidi="ar-SA"/>
+        </w:rPr>
+        <w:t>أَبَدِ</w:t>
+      </w:r>
+      <w:r>
+        <w:rPr>
+          <w:rtl/>
+          <w:lang w:bidi="ar-SA"/>
+        </w:rPr>
+        <w:t xml:space="preserve"> </w:t>
+      </w:r>
+      <w:r>
+        <w:rPr>
+          <w:rFonts w:hint="cs"/>
+          <w:rtl/>
+          <w:lang w:bidi="ar-SA"/>
+        </w:rPr>
+        <w:t>الآبِدِينَ</w:t>
+      </w:r>
+      <w:r>
+        <w:rPr>
+          <w:rtl/>
+          <w:lang w:bidi="ar-SA"/>
+        </w:rPr>
+        <w:t xml:space="preserve">. </w:t>
+      </w:r>
+      <w:r>
+        <w:rPr>
+          <w:rFonts w:hint="cs"/>
+          <w:rtl/>
+          <w:lang w:bidi="ar-SA"/>
+        </w:rPr>
+        <w:t>آمِينَ</w:t>
+      </w:r>
+      <w:r>
+        <w:rPr>
+          <w:rtl/>
+          <w:lang w:bidi="ar-SA"/>
+        </w:rPr>
+        <w:t>.</w:t>
+      </w:r>
+      <w:r>
+        <w:rPr>
+          <w:rFonts w:hint="cs"/>
+          <w:rtl/>
+          <w:lang w:bidi="ar-SA"/>
+        </w:rPr>
+        <w:t>"</w:t>
       </w:r>
     </w:p>
     <w:sectPr>
       <w:pgSz w:w="11906" w:h="16838"/>
-      <w:pgMar w:top="1440" w:right="1800" w:bottom="1440" w:left="1800" w:header="708" w:footer="708" w:gutter="0"/>
+      <w:pgMar w:top="1440" w:right="1440" w:bottom="1440" w:left="1440" w:header="708" w:footer="708" w:gutter="0"/>
       <w:cols w:space="708"/>
-      <w:bidi/>
-      <w:rtlGutter/>
       <w:docGrid w:linePitch="360"/>
     </w:sectPr>
   </w:body>
 </w:document>
 </file>
 
+<file path=word/endnotes.xml><?xml version="1.0" encoding="utf-8"?>
+<w:endnotes xmlns:wpc="http://schemas.microsoft.com/office/word/2010/wordprocessingCanvas" xmlns:cx="http://schemas.microsoft.com/office/drawing/2014/chartex" xmlns:cx1="http://schemas.microsoft.com/office/drawing/2015/9/8/chartex" xmlns:cx2="http://schemas.microsoft.com/office/drawing/2015/10/21/chartex" xmlns:cx3="http://schemas.microsoft.com/office/drawing/2016/5/9/chartex" xmlns:cx4="http://schemas.microsoft.com/office/drawing/2016/5/10/chartex" xmlns:cx5="http://schemas.microsoft.com/office/drawing/2016/5/11/chartex" xmlns:cx6="http://schemas.microsoft.com/office/drawing/2016/5/12/chartex" xmlns:cx7="http://schemas.microsoft.com/office/drawing/2016/5/13/chartex" xmlns:cx8="http://schemas.microsoft.com/office/drawing/2016/5/14/chartex" xmlns:mc="http://schemas.openxmlformats.org/markup-compatibility/2006" xmlns:aink="http://schemas.microsoft.com/office/drawing/2016/ink" xmlns:am3d="http://schemas.microsoft.com/office/drawing/2017/model3d" xmlns:o="urn:schemas-microsoft-com:office:office" xmlns:oel="http://schemas.microsoft.com/office/2019/extlst" xmlns:r="http://schemas.openxmlformats.org/officeDocument/2006/relationships" xmlns:m="http://schemas.openxmlformats.org/officeDocument/2006/math" xmlns:v="urn:schemas-microsoft-com:vml" xmlns:wp14="http://schemas.microsoft.com/office/word/2010/wordprocessingDrawing" xmlns:wp="http://schemas.openxmlformats.org/drawingml/2006/wordprocessingDrawing" xmlns:w10="urn:schemas-microsoft-com:office:word" xmlns:w="http://schemas.openxmlformats.org/wordprocessingml/2006/main" xmlns:w14="http://schemas.microsoft.com/office/word/2010/wordml" xmlns:w15="http://schemas.microsoft.com/office/word/2012/wordml" xmlns:w16cex="http://schemas.microsoft.com/office/word/2018/wordml/cex" xmlns:w16cid="http://schemas.microsoft.com/office/word/2016/wordml/cid" xmlns:w16="http://schemas.microsoft.com/office/word/2018/wordml" xmlns:w16sdtdh="http://schemas.microsoft.com/office/word/2020/wordml/sdtdatahash" xmlns:w16se="http://schemas.microsoft.com/office/word/2015/wordml/symex" xmlns:wpg="http://schemas.microsoft.com/office/word/2010/wordprocessingGroup" xmlns:wpi="http://schemas.microsoft.com/office/word/2010/wordprocessingInk" xmlns:wne="http://schemas.microsoft.com/office/word/2006/wordml" xmlns:wps="http://schemas.microsoft.com/office/word/2010/wordprocessingShape" mc:Ignorable="w14 w15 w16se w16cid w16 w16cex w16sdtdh wp14">
+  <w:endnote w:type="separator" w:id="-1">
+    <w:p>
+      <w:pPr>
+        <w:spacing w:after="0" w:line="240" w:lineRule="auto"/>
+      </w:pPr>
+      <w:r>
+        <w:separator/>
+      </w:r>
+    </w:p>
+  </w:endnote>
+  <w:endnote w:type="continuationSeparator" w:id="0">
+    <w:p>
+      <w:pPr>
+        <w:spacing w:after="0" w:line="240" w:lineRule="auto"/>
+      </w:pPr>
+      <w:r>
+        <w:continuationSeparator/>
+      </w:r>
+    </w:p>
+  </w:endnote>
+</w:endnotes>
+</file>
+
+<file path=word/footnotes.xml><?xml version="1.0" encoding="utf-8"?>
+<w:footnotes xmlns:wpc="http://schemas.microsoft.com/office/word/2010/wordprocessingCanvas" xmlns:cx="http://schemas.microsoft.com/office/drawing/2014/chartex" xmlns:cx1="http://schemas.microsoft.com/office/drawing/2015/9/8/chartex" xmlns:cx2="http://schemas.microsoft.com/office/drawing/2015/10/21/chartex" xmlns:cx3="http://schemas.microsoft.com/office/drawing/2016/5/9/chartex" xmlns:cx4="http://schemas.microsoft.com/office/drawing/2016/5/10/chartex" xmlns:cx5="http://schemas.microsoft.com/office/drawing/2016/5/11/chartex" xmlns:cx6="http://schemas.microsoft.com/office/drawing/2016/5/12/chartex" xmlns:cx7="http://schemas.microsoft.com/office/drawing/2016/5/13/chartex" xmlns:cx8="http://schemas.microsoft.com/office/drawing/2016/5/14/chartex" xmlns:mc="http://schemas.openxmlformats.org/markup-compatibility/2006" xmlns:aink="http://schemas.microsoft.com/office/drawing/2016/ink" xmlns:am3d="http://schemas.microsoft.com/office/drawing/2017/model3d" xmlns:o="urn:schemas-microsoft-com:office:office" xmlns:oel="http://schemas.microsoft.com/office/2019/extlst" xmlns:r="http://schemas.openxmlformats.org/officeDocument/2006/relationships" xmlns:m="http://schemas.openxmlformats.org/officeDocument/2006/math" xmlns:v="urn:schemas-microsoft-com:vml" xmlns:wp14="http://schemas.microsoft.com/office/word/2010/wordprocessingDrawing" xmlns:wp="http://schemas.openxmlformats.org/drawingml/2006/wordprocessingDrawing" xmlns:w10="urn:schemas-microsoft-com:office:word" xmlns:w="http://schemas.openxmlformats.org/wordprocessingml/2006/main" xmlns:w14="http://schemas.microsoft.com/office/word/2010/wordml" xmlns:w15="http://schemas.microsoft.com/office/word/2012/wordml" xmlns:w16cex="http://schemas.microsoft.com/office/word/2018/wordml/cex" xmlns:w16cid="http://schemas.microsoft.com/office/word/2016/wordml/cid" xmlns:w16="http://schemas.microsoft.com/office/word/2018/wordml" xmlns:w16sdtdh="http://schemas.microsoft.com/office/word/2020/wordml/sdtdatahash" xmlns:w16se="http://schemas.microsoft.com/office/word/2015/wordml/symex" xmlns:wpg="http://schemas.microsoft.com/office/word/2010/wordprocessingGroup" xmlns:wpi="http://schemas.microsoft.com/office/word/2010/wordprocessingInk" xmlns:wne="http://schemas.microsoft.com/office/word/2006/wordml" xmlns:wps="http://schemas.microsoft.com/office/word/2010/wordprocessingShape" mc:Ignorable="w14 w15 w16se w16cid w16 w16cex w16sdtdh wp14">
+  <w:footnote w:type="separator" w:id="-1">
+    <w:p>
+      <w:pPr>
+        <w:spacing w:after="0" w:line="240" w:lineRule="auto"/>
+      </w:pPr>
+      <w:r>
+        <w:separator/>
+      </w:r>
+    </w:p>
+  </w:footnote>
+  <w:footnote w:type="continuationSeparator" w:id="0">
+    <w:p>
+      <w:pPr>
+        <w:spacing w:after="0" w:line="240" w:lineRule="auto"/>
+      </w:pPr>
+      <w:r>
+        <w:continuationSeparator/>
+      </w:r>
+    </w:p>
+  </w:footnote>
+  <w:footnote w:id="1">
+    <w:p>
+      <w:pPr>
+        <w:pStyle w:val="FootnoteText"/>
+        <w:rPr>
+          <w:b/>
+          <w:bCs/>
+          <w:sz w:val="26"/>
+          <w:szCs w:val="26"/>
+          <w:rtl/>
+          <w:lang w:bidi="ar-LB"/>
+        </w:rPr>
+      </w:pPr>
+      <w:r>
+        <w:rPr>
+          <w:rStyle w:val="FootnoteReference"/>
+          <w:b/>
+          <w:bCs/>
+          <w:sz w:val="26"/>
+          <w:szCs w:val="26"/>
+        </w:rPr>
+        <w:footnoteRef/>
+      </w:r>
+      <w:r>
+        <w:rPr>
+          <w:b/>
+          <w:bCs/>
+          <w:sz w:val="26"/>
+          <w:szCs w:val="26"/>
+          <w:rtl/>
+        </w:rPr>
+        <w:t xml:space="preserve"> </w:t>
+      </w:r>
+      <w:r>
+        <w:rPr>
+          <w:b/>
+          <w:bCs/>
+          <w:sz w:val="26"/>
+          <w:szCs w:val="26"/>
+          <w:rtl/>
+          <w:lang w:bidi="ar-LB"/>
+        </w:rPr>
+        <w:t xml:space="preserve">إن قديسي </w:t>
+      </w:r>
+      <w:r>
+        <w:rPr>
+          <w:rFonts w:hint="cs"/>
+          <w:b/>
+          <w:bCs/>
+          <w:sz w:val="26"/>
+          <w:szCs w:val="26"/>
+          <w:rtl/>
+          <w:lang w:bidi="ar-LB"/>
+        </w:rPr>
+        <w:t>الزمان الحاضر، وإذ أن دعوتهم سماوية، سيكونون في روح ذهنهم أيضًا سماويون وسيبقون في وعيهم بأنهم مجرد غرباء على الأرض وليس لهم وطن على الأرض. فهم شعب لا ينظر إلى السماء من على الأرض، وإنما من السماء إلى الأرض.</w:t>
+      </w:r>
+    </w:p>
+  </w:footnote>
+</w:footnotes>
+</file>
+
 <file path=word/styles.xml><?xml version="1.0" encoding="utf-8"?>
-<w:styles xmlns:mc="http://schemas.openxmlformats.org/markup-compatibility/2006" xmlns:r="http://schemas.openxmlformats.org/officeDocument/2006/relationships" xmlns:w="http://schemas.openxmlformats.org/wordprocessingml/2006/main" xmlns:w14="http://schemas.microsoft.com/office/word/2010/wordml" xmlns:w15="http://schemas.microsoft.com/office/word/2012/wordml" xmlns:w16cid="http://schemas.microsoft.com/office/word/2016/wordml/cid" xmlns:w16se="http://schemas.microsoft.com/office/word/2015/wordml/symex" mc:Ignorable="w14 w15 w16se w16cid">
+<w:styles xmlns:mc="http://schemas.openxmlformats.org/markup-compatibility/2006" xmlns:r="http://schemas.openxmlformats.org/officeDocument/2006/relationships" xmlns:w="http://schemas.openxmlformats.org/wordprocessingml/2006/main" xmlns:w14="http://schemas.microsoft.com/office/word/2010/wordml" xmlns:w15="http://schemas.microsoft.com/office/word/2012/wordml" xmlns:w16cex="http://schemas.microsoft.com/office/word/2018/wordml/cex" xmlns:w16cid="http://schemas.microsoft.com/office/word/2016/wordml/cid" xmlns:w16="http://schemas.microsoft.com/office/word/2018/wordml" xmlns:w16sdtdh="http://schemas.microsoft.com/office/word/2020/wordml/sdtdatahash" xmlns:w16se="http://schemas.microsoft.com/office/word/2015/wordml/symex" mc:Ignorable="w14 w15 w16se w16cid w16 w16cex w16sdtdh">
   <w:docDefaults>
     <w:rPrDefault>
       <w:rPr>
         <w:rFonts w:ascii="Sakkal Majalla" w:eastAsiaTheme="minorHAnsi" w:hAnsi="Sakkal Majalla" w:cs="Sakkal Majalla"/>
         <w:sz w:val="28"/>
         <w:szCs w:val="28"/>
-        <w:lang w:val="en-US" w:eastAsia="en-US" w:bidi="ar-SA"/>
+        <w:lang w:val="en-US" w:eastAsia="en-US" w:bidi="he-IL"/>
       </w:rPr>
     </w:rPrDefault>
     <w:pPrDefault>
       <w:pPr>
+        <w:bidi/>
         <w:spacing w:after="160" w:line="259" w:lineRule="auto"/>
+        <w:jc w:val="both"/>
       </w:pPr>
     </w:pPrDefault>
   </w:docDefaults>
@@ -711,13 +9341,6 @@
   <w:style w:type="paragraph" w:default="1" w:styleId="Normal">
     <w:name w:val="Normal"/>
     <w:qFormat/>
-    <w:pPr>
-      <w:bidi/>
-    </w:pPr>
-    <w:rPr>
-      <w:noProof/>
-      <w:lang w:bidi="ar-EG"/>
-    </w:rPr>
   </w:style>
   <w:style w:type="character" w:default="1" w:styleId="DefaultParagraphFont">
     <w:name w:val="Default Paragraph Font"/>
@@ -751,7 +9374,7 @@
     <w:basedOn w:val="DefaultParagraphFont"/>
     <w:uiPriority w:val="99"/>
     <w:unhideWhenUsed/>
-    <w:rsid w:val="002D42EF"/>
+    <w:rsid w:val="002D5BEF"/>
     <w:rPr>
       <w:color w:val="0563C1" w:themeColor="hyperlink"/>
       <w:u w:val="single"/>
@@ -763,10 +9386,61 @@
     <w:uiPriority w:val="99"/>
     <w:semiHidden/>
     <w:unhideWhenUsed/>
-    <w:rsid w:val="002D42EF"/>
+    <w:rsid w:val="002D5BEF"/>
     <w:rPr>
       <w:color w:val="605E5C"/>
       <w:shd w:val="clear" w:color="auto" w:fill="E1DFDD"/>
+    </w:rPr>
+  </w:style>
+  <w:style w:type="character" w:styleId="FollowedHyperlink">
+    <w:name w:val="FollowedHyperlink"/>
+    <w:basedOn w:val="DefaultParagraphFont"/>
+    <w:uiPriority w:val="99"/>
+    <w:semiHidden/>
+    <w:unhideWhenUsed/>
+    <w:rsid w:val="0096261F"/>
+    <w:rPr>
+      <w:color w:val="954F72" w:themeColor="followedHyperlink"/>
+      <w:u w:val="single"/>
+    </w:rPr>
+  </w:style>
+  <w:style w:type="paragraph" w:styleId="FootnoteText">
+    <w:name w:val="footnote text"/>
+    <w:basedOn w:val="Normal"/>
+    <w:link w:val="FootnoteTextChar"/>
+    <w:uiPriority w:val="99"/>
+    <w:semiHidden/>
+    <w:unhideWhenUsed/>
+    <w:rsid w:val="00951A34"/>
+    <w:pPr>
+      <w:spacing w:after="0" w:line="240" w:lineRule="auto"/>
+    </w:pPr>
+    <w:rPr>
+      <w:sz w:val="20"/>
+      <w:szCs w:val="20"/>
+    </w:rPr>
+  </w:style>
+  <w:style w:type="character" w:customStyle="1" w:styleId="FootnoteTextChar">
+    <w:name w:val="Footnote Text Char"/>
+    <w:basedOn w:val="DefaultParagraphFont"/>
+    <w:link w:val="FootnoteText"/>
+    <w:uiPriority w:val="99"/>
+    <w:semiHidden/>
+    <w:rsid w:val="00951A34"/>
+    <w:rPr>
+      <w:sz w:val="20"/>
+      <w:szCs w:val="20"/>
+    </w:rPr>
+  </w:style>
+  <w:style w:type="character" w:styleId="FootnoteReference">
+    <w:name w:val="footnote reference"/>
+    <w:basedOn w:val="DefaultParagraphFont"/>
+    <w:uiPriority w:val="99"/>
+    <w:semiHidden/>
+    <w:unhideWhenUsed/>
+    <w:rsid w:val="00951A34"/>
+    <w:rPr>
+      <w:vertAlign w:val="superscript"/>
     </w:rPr>
   </w:style>
 </w:styles>
@@ -1065,4 +9739,16 @@
     </a:ext>
   </a:extLst>
 </a:theme>
+</file>
+
+<file path=customXml/item1.xml><?xml version="1.0" encoding="utf-8"?>
+<b:Sources xmlns:b="http://schemas.openxmlformats.org/officeDocument/2006/bibliography" xmlns="http://schemas.openxmlformats.org/officeDocument/2006/bibliography" SelectedStyle="\APASixthEditionOfficeOnline.xsl" StyleName="APA" Version="6"/>
+</file>
+
+<file path=customXml/itemProps1.xml><?xml version="1.0" encoding="utf-8"?>
+<ds:datastoreItem xmlns:ds="http://schemas.openxmlformats.org/officeDocument/2006/customXml" ds:itemID="{702D015D-E46A-440E-A1F3-9C1F4F5EA5FF}">
+  <ds:schemaRefs>
+    <ds:schemaRef ds:uri="http://schemas.openxmlformats.org/officeDocument/2006/bibliography"/>
+  </ds:schemaRefs>
+</ds:datastoreItem>
 </file>